--- a/Guías/Semana 1 - Programación para la web I.docx
+++ b/Guías/Semana 1 - Programación para la web I.docx
@@ -104,9 +104,11 @@
                                 <w:numId w:val="1"/>
                               </w:numPr>
                             </w:pPr>
+                            <w:proofErr w:type="spellStart"/>
                             <w:r>
                               <w:t>let</w:t>
                             </w:r>
+                            <w:proofErr w:type="spellEnd"/>
                           </w:p>
                           <w:p>
                             <w:pPr>
@@ -116,9 +118,11 @@
                                 <w:numId w:val="1"/>
                               </w:numPr>
                             </w:pPr>
+                            <w:proofErr w:type="spellStart"/>
                             <w:r>
                               <w:t>var</w:t>
                             </w:r>
+                            <w:proofErr w:type="spellEnd"/>
                           </w:p>
                           <w:p>
                             <w:pPr>
@@ -128,8 +132,13 @@
                                 <w:numId w:val="1"/>
                               </w:numPr>
                             </w:pPr>
-                            <w:r>
-                              <w:t xml:space="preserve">const </w:t>
+                            <w:proofErr w:type="spellStart"/>
+                            <w:r>
+                              <w:t>const</w:t>
+                            </w:r>
+                            <w:proofErr w:type="spellEnd"/>
+                            <w:r>
+                              <w:t xml:space="preserve"> </w:t>
                             </w:r>
                           </w:p>
                           <w:p>
@@ -221,9 +230,11 @@
                           <w:numId w:val="1"/>
                         </w:numPr>
                       </w:pPr>
+                      <w:proofErr w:type="spellStart"/>
                       <w:r>
                         <w:t>let</w:t>
                       </w:r>
+                      <w:proofErr w:type="spellEnd"/>
                     </w:p>
                     <w:p>
                       <w:pPr>
@@ -233,9 +244,11 @@
                           <w:numId w:val="1"/>
                         </w:numPr>
                       </w:pPr>
+                      <w:proofErr w:type="spellStart"/>
                       <w:r>
                         <w:t>var</w:t>
                       </w:r>
+                      <w:proofErr w:type="spellEnd"/>
                     </w:p>
                     <w:p>
                       <w:pPr>
@@ -245,8 +258,13 @@
                           <w:numId w:val="1"/>
                         </w:numPr>
                       </w:pPr>
-                      <w:r>
-                        <w:t xml:space="preserve">const </w:t>
+                      <w:proofErr w:type="spellStart"/>
+                      <w:r>
+                        <w:t>const</w:t>
+                      </w:r>
+                      <w:proofErr w:type="spellEnd"/>
+                      <w:r>
+                        <w:t xml:space="preserve"> </w:t>
                       </w:r>
                     </w:p>
                     <w:p>
@@ -406,19 +424,47 @@
                               <w:rPr>
                                 <w:lang w:val="en-US"/>
                               </w:rPr>
-                              <w:t xml:space="preserve">  &lt;h2&gt;Camiseta Básica&lt;/h2&gt;</w:t>
-                            </w:r>
-                          </w:p>
-                          <w:p>
-                            <w:pPr>
+                              <w:t xml:space="preserve">  &lt;h2&gt;</w:t>
+                            </w:r>
+                            <w:proofErr w:type="spellStart"/>
+                            <w:r>
                               <w:rPr>
                                 <w:lang w:val="en-US"/>
                               </w:rPr>
-                            </w:pPr>
+                              <w:t>Camiseta</w:t>
+                            </w:r>
+                            <w:proofErr w:type="spellEnd"/>
                             <w:r>
                               <w:rPr>
                                 <w:lang w:val="en-US"/>
                               </w:rPr>
+                              <w:t xml:space="preserve"> </w:t>
+                            </w:r>
+                            <w:proofErr w:type="spellStart"/>
+                            <w:r>
+                              <w:rPr>
+                                <w:lang w:val="en-US"/>
+                              </w:rPr>
+                              <w:t>Básica</w:t>
+                            </w:r>
+                            <w:proofErr w:type="spellEnd"/>
+                            <w:r>
+                              <w:rPr>
+                                <w:lang w:val="en-US"/>
+                              </w:rPr>
+                              <w:t>&lt;/h2&gt;</w:t>
+                            </w:r>
+                          </w:p>
+                          <w:p>
+                            <w:pPr>
+                              <w:rPr>
+                                <w:lang w:val="en-US"/>
+                              </w:rPr>
+                            </w:pPr>
+                            <w:r>
+                              <w:rPr>
+                                <w:lang w:val="en-US"/>
+                              </w:rPr>
                               <w:t xml:space="preserve">  &lt;p class="price"&gt;$20.00&lt;/p&gt;</w:t>
                             </w:r>
                           </w:p>
@@ -432,23 +478,105 @@
                               <w:rPr>
                                 <w:lang w:val="en-US"/>
                               </w:rPr>
-                              <w:t xml:space="preserve">  &lt;button class="btn-add"&gt;Agregar al carrito&lt;/button&gt;</w:t>
-                            </w:r>
-                          </w:p>
-                          <w:p>
+                              <w:t xml:space="preserve">  &lt;button class="</w:t>
+                            </w:r>
+                            <w:proofErr w:type="spellStart"/>
                             <w:r>
                               <w:rPr>
                                 <w:lang w:val="en-US"/>
                               </w:rPr>
+                              <w:t>btn</w:t>
+                            </w:r>
+                            <w:proofErr w:type="spellEnd"/>
+                            <w:r>
+                              <w:rPr>
+                                <w:lang w:val="en-US"/>
+                              </w:rPr>
+                              <w:t>-add"&gt;</w:t>
+                            </w:r>
+                            <w:proofErr w:type="spellStart"/>
+                            <w:r>
+                              <w:rPr>
+                                <w:lang w:val="en-US"/>
+                              </w:rPr>
+                              <w:t>Agregar</w:t>
+                            </w:r>
+                            <w:proofErr w:type="spellEnd"/>
+                            <w:r>
+                              <w:rPr>
+                                <w:lang w:val="en-US"/>
+                              </w:rPr>
+                              <w:t xml:space="preserve"> al </w:t>
+                            </w:r>
+                            <w:proofErr w:type="spellStart"/>
+                            <w:r>
+                              <w:rPr>
+                                <w:lang w:val="en-US"/>
+                              </w:rPr>
+                              <w:t>carrito</w:t>
+                            </w:r>
+                            <w:proofErr w:type="spellEnd"/>
+                            <w:r>
+                              <w:rPr>
+                                <w:lang w:val="en-US"/>
+                              </w:rPr>
+                              <w:t>&lt;/button&gt;</w:t>
+                            </w:r>
+                          </w:p>
+                          <w:p>
+                            <w:r>
+                              <w:rPr>
+                                <w:lang w:val="en-US"/>
+                              </w:rPr>
                               <w:t xml:space="preserve">  </w:t>
                             </w:r>
                             <w:r>
-                              <w:t>&lt;p class="stock-alert"&gt;¡Solo quedan 2 unidades!&lt;/p&gt;</w:t>
-                            </w:r>
-                          </w:p>
-                          <w:p>
-                            <w:r>
-                              <w:t>&lt;/div&gt;</w:t>
+                              <w:t xml:space="preserve">&lt;p </w:t>
+                            </w:r>
+                            <w:proofErr w:type="spellStart"/>
+                            <w:r>
+                              <w:t>class</w:t>
+                            </w:r>
+                            <w:proofErr w:type="spellEnd"/>
+                            <w:r>
+                              <w:t>="stock-</w:t>
+                            </w:r>
+                            <w:proofErr w:type="spellStart"/>
+                            <w:r>
+                              <w:t>alert</w:t>
+                            </w:r>
+                            <w:proofErr w:type="spellEnd"/>
+                            <w:r>
+                              <w:t>"</w:t>
+                            </w:r>
+                            <w:proofErr w:type="gramStart"/>
+                            <w:r>
+                              <w:t>&gt;¡</w:t>
+                            </w:r>
+                            <w:proofErr w:type="gramEnd"/>
+                            <w:r>
+                              <w:t xml:space="preserve">Solo quedan 2 </w:t>
+                            </w:r>
+                            <w:proofErr w:type="gramStart"/>
+                            <w:r>
+                              <w:t>unidades!&lt;</w:t>
+                            </w:r>
+                            <w:proofErr w:type="gramEnd"/>
+                            <w:r>
+                              <w:t>/p&gt;</w:t>
+                            </w:r>
+                          </w:p>
+                          <w:p>
+                            <w:r>
+                              <w:t>&lt;/</w:t>
+                            </w:r>
+                            <w:proofErr w:type="spellStart"/>
+                            <w:r>
+                              <w:t>div</w:t>
+                            </w:r>
+                            <w:proofErr w:type="spellEnd"/>
+                            <w:r>
+                              <w:t>&gt;</w:t>
                             </w:r>
                           </w:p>
                           <w:p/>
@@ -534,19 +662,47 @@
                         <w:rPr>
                           <w:lang w:val="en-US"/>
                         </w:rPr>
-                        <w:t xml:space="preserve">  &lt;h2&gt;Camiseta Básica&lt;/h2&gt;</w:t>
-                      </w:r>
-                    </w:p>
-                    <w:p>
-                      <w:pPr>
+                        <w:t xml:space="preserve">  &lt;h2&gt;</w:t>
+                      </w:r>
+                      <w:proofErr w:type="spellStart"/>
+                      <w:r>
                         <w:rPr>
                           <w:lang w:val="en-US"/>
                         </w:rPr>
-                      </w:pPr>
+                        <w:t>Camiseta</w:t>
+                      </w:r>
+                      <w:proofErr w:type="spellEnd"/>
                       <w:r>
                         <w:rPr>
                           <w:lang w:val="en-US"/>
                         </w:rPr>
+                        <w:t xml:space="preserve"> </w:t>
+                      </w:r>
+                      <w:proofErr w:type="spellStart"/>
+                      <w:r>
+                        <w:rPr>
+                          <w:lang w:val="en-US"/>
+                        </w:rPr>
+                        <w:t>Básica</w:t>
+                      </w:r>
+                      <w:proofErr w:type="spellEnd"/>
+                      <w:r>
+                        <w:rPr>
+                          <w:lang w:val="en-US"/>
+                        </w:rPr>
+                        <w:t>&lt;/h2&gt;</w:t>
+                      </w:r>
+                    </w:p>
+                    <w:p>
+                      <w:pPr>
+                        <w:rPr>
+                          <w:lang w:val="en-US"/>
+                        </w:rPr>
+                      </w:pPr>
+                      <w:r>
+                        <w:rPr>
+                          <w:lang w:val="en-US"/>
+                        </w:rPr>
                         <w:t xml:space="preserve">  &lt;p class="price"&gt;$20.00&lt;/p&gt;</w:t>
                       </w:r>
                     </w:p>
@@ -560,23 +716,105 @@
                         <w:rPr>
                           <w:lang w:val="en-US"/>
                         </w:rPr>
-                        <w:t xml:space="preserve">  &lt;button class="btn-add"&gt;Agregar al carrito&lt;/button&gt;</w:t>
-                      </w:r>
-                    </w:p>
-                    <w:p>
+                        <w:t xml:space="preserve">  &lt;button class="</w:t>
+                      </w:r>
+                      <w:proofErr w:type="spellStart"/>
                       <w:r>
                         <w:rPr>
                           <w:lang w:val="en-US"/>
                         </w:rPr>
+                        <w:t>btn</w:t>
+                      </w:r>
+                      <w:proofErr w:type="spellEnd"/>
+                      <w:r>
+                        <w:rPr>
+                          <w:lang w:val="en-US"/>
+                        </w:rPr>
+                        <w:t>-add"&gt;</w:t>
+                      </w:r>
+                      <w:proofErr w:type="spellStart"/>
+                      <w:r>
+                        <w:rPr>
+                          <w:lang w:val="en-US"/>
+                        </w:rPr>
+                        <w:t>Agregar</w:t>
+                      </w:r>
+                      <w:proofErr w:type="spellEnd"/>
+                      <w:r>
+                        <w:rPr>
+                          <w:lang w:val="en-US"/>
+                        </w:rPr>
+                        <w:t xml:space="preserve"> al </w:t>
+                      </w:r>
+                      <w:proofErr w:type="spellStart"/>
+                      <w:r>
+                        <w:rPr>
+                          <w:lang w:val="en-US"/>
+                        </w:rPr>
+                        <w:t>carrito</w:t>
+                      </w:r>
+                      <w:proofErr w:type="spellEnd"/>
+                      <w:r>
+                        <w:rPr>
+                          <w:lang w:val="en-US"/>
+                        </w:rPr>
+                        <w:t>&lt;/button&gt;</w:t>
+                      </w:r>
+                    </w:p>
+                    <w:p>
+                      <w:r>
+                        <w:rPr>
+                          <w:lang w:val="en-US"/>
+                        </w:rPr>
                         <w:t xml:space="preserve">  </w:t>
                       </w:r>
                       <w:r>
-                        <w:t>&lt;p class="stock-alert"&gt;¡Solo quedan 2 unidades!&lt;/p&gt;</w:t>
-                      </w:r>
-                    </w:p>
-                    <w:p>
-                      <w:r>
-                        <w:t>&lt;/div&gt;</w:t>
+                        <w:t xml:space="preserve">&lt;p </w:t>
+                      </w:r>
+                      <w:proofErr w:type="spellStart"/>
+                      <w:r>
+                        <w:t>class</w:t>
+                      </w:r>
+                      <w:proofErr w:type="spellEnd"/>
+                      <w:r>
+                        <w:t>="stock-</w:t>
+                      </w:r>
+                      <w:proofErr w:type="spellStart"/>
+                      <w:r>
+                        <w:t>alert</w:t>
+                      </w:r>
+                      <w:proofErr w:type="spellEnd"/>
+                      <w:r>
+                        <w:t>"</w:t>
+                      </w:r>
+                      <w:proofErr w:type="gramStart"/>
+                      <w:r>
+                        <w:t>&gt;¡</w:t>
+                      </w:r>
+                      <w:proofErr w:type="gramEnd"/>
+                      <w:r>
+                        <w:t xml:space="preserve">Solo quedan 2 </w:t>
+                      </w:r>
+                      <w:proofErr w:type="gramStart"/>
+                      <w:r>
+                        <w:t>unidades!&lt;</w:t>
+                      </w:r>
+                      <w:proofErr w:type="gramEnd"/>
+                      <w:r>
+                        <w:t>/p&gt;</w:t>
+                      </w:r>
+                    </w:p>
+                    <w:p>
+                      <w:r>
+                        <w:t>&lt;/</w:t>
+                      </w:r>
+                      <w:proofErr w:type="spellStart"/>
+                      <w:r>
+                        <w:t>div</w:t>
+                      </w:r>
+                      <w:proofErr w:type="spellEnd"/>
+                      <w:r>
+                        <w:t>&gt;</w:t>
                       </w:r>
                     </w:p>
                     <w:p/>
@@ -893,21 +1131,30 @@
                                 <w:numId w:val="5"/>
                               </w:numPr>
                             </w:pPr>
+                            <w:proofErr w:type="spellStart"/>
                             <w:r>
                               <w:rPr>
                                 <w:b/>
                                 <w:bCs/>
                               </w:rPr>
-                              <w:t>let (La Caja Estándar):</w:t>
-                            </w:r>
-                            <w:r>
-                              <w:t xml:space="preserve"> Es la forma moderna y preferida de declarar una variable cuyo valor </w:t>
-                            </w:r>
+                              <w:t>let</w:t>
+                            </w:r>
+                            <w:proofErr w:type="spellEnd"/>
                             <w:r>
                               <w:rPr>
                                 <w:b/>
                                 <w:bCs/>
                               </w:rPr>
+                              <w:t xml:space="preserve"> (La Caja Estándar):</w:t>
+                            </w:r>
+                            <w:r>
+                              <w:t xml:space="preserve"> Es la forma moderna y preferida de declarar una variable cuyo valor </w:t>
+                            </w:r>
+                            <w:r>
+                              <w:rPr>
+                                <w:b/>
+                                <w:bCs/>
+                              </w:rPr>
                               <w:t>puede cambiar</w:t>
                             </w:r>
                             <w:r>
@@ -917,7 +1164,15 @@
                               <w:t xml:space="preserve"> </w:t>
                             </w:r>
                             <w:r>
-                              <w:t>Solo vive dentro de las llaves { ... } donde fue creada.</w:t>
+                              <w:t xml:space="preserve">Solo vive dentro de las llaves </w:t>
+                            </w:r>
+                            <w:proofErr w:type="gramStart"/>
+                            <w:r>
+                              <w:t>{ ...</w:t>
+                            </w:r>
+                            <w:proofErr w:type="gramEnd"/>
+                            <w:r>
+                              <w:t xml:space="preserve"> } donde fue creada.</w:t>
                             </w:r>
                           </w:p>
                           <w:p>
@@ -928,12 +1183,21 @@
                                 <w:numId w:val="5"/>
                               </w:numPr>
                             </w:pPr>
+                            <w:proofErr w:type="spellStart"/>
                             <w:r>
                               <w:rPr>
                                 <w:b/>
                                 <w:bCs/>
                               </w:rPr>
-                              <w:t>const (La Caja Fuerte):</w:t>
+                              <w:t>const</w:t>
+                            </w:r>
+                            <w:proofErr w:type="spellEnd"/>
+                            <w:r>
+                              <w:rPr>
+                                <w:b/>
+                                <w:bCs/>
+                              </w:rPr>
+                              <w:t xml:space="preserve"> (La Caja Fuerte):</w:t>
                             </w:r>
                             <w:r>
                               <w:t xml:space="preserve"> Declara una variable cuyo valor </w:t>
@@ -957,12 +1221,21 @@
                                 <w:numId w:val="5"/>
                               </w:numPr>
                             </w:pPr>
+                            <w:proofErr w:type="spellStart"/>
                             <w:r>
                               <w:rPr>
                                 <w:b/>
                                 <w:bCs/>
                               </w:rPr>
-                              <w:t>var (La Caja Vieja y "Con Fugas"):</w:t>
+                              <w:t>var</w:t>
+                            </w:r>
+                            <w:proofErr w:type="spellEnd"/>
+                            <w:r>
+                              <w:rPr>
+                                <w:b/>
+                                <w:bCs/>
+                              </w:rPr>
+                              <w:t xml:space="preserve"> (La Caja Vieja y "Con Fugas"):</w:t>
                             </w:r>
                             <w:r>
                               <w:t xml:space="preserve"> Es la forma antigua de declarar variables. Tiene un comportamiento problemático con el </w:t>
@@ -972,7 +1245,23 @@
                                 <w:i/>
                                 <w:iCs/>
                               </w:rPr>
-                              <w:t>alcance (scope)</w:t>
+                              <w:t>alcance (</w:t>
+                            </w:r>
+                            <w:proofErr w:type="spellStart"/>
+                            <w:r>
+                              <w:rPr>
+                                <w:i/>
+                                <w:iCs/>
+                              </w:rPr>
+                              <w:t>scope</w:t>
+                            </w:r>
+                            <w:proofErr w:type="spellEnd"/>
+                            <w:r>
+                              <w:rPr>
+                                <w:i/>
+                                <w:iCs/>
+                              </w:rPr>
+                              <w:t>)</w:t>
                             </w:r>
                             <w:r>
                               <w:t xml:space="preserve">, lo que puede causar errores difíciles de rastrear. </w:t>
@@ -982,7 +1271,23 @@
                                 <w:b/>
                                 <w:bCs/>
                               </w:rPr>
-                              <w:t>Práctica moderna: Evitar var por completo.</w:t>
+                              <w:t xml:space="preserve">Práctica moderna: Evitar </w:t>
+                            </w:r>
+                            <w:proofErr w:type="spellStart"/>
+                            <w:r>
+                              <w:rPr>
+                                <w:b/>
+                                <w:bCs/>
+                              </w:rPr>
+                              <w:t>var</w:t>
+                            </w:r>
+                            <w:proofErr w:type="spellEnd"/>
+                            <w:r>
+                              <w:rPr>
+                                <w:b/>
+                                <w:bCs/>
+                              </w:rPr>
+                              <w:t xml:space="preserve"> por completo.</w:t>
                             </w:r>
                           </w:p>
                           <w:p/>
@@ -1053,21 +1358,30 @@
                           <w:numId w:val="5"/>
                         </w:numPr>
                       </w:pPr>
+                      <w:proofErr w:type="spellStart"/>
                       <w:r>
                         <w:rPr>
                           <w:b/>
                           <w:bCs/>
                         </w:rPr>
-                        <w:t>let (La Caja Estándar):</w:t>
-                      </w:r>
-                      <w:r>
-                        <w:t xml:space="preserve"> Es la forma moderna y preferida de declarar una variable cuyo valor </w:t>
-                      </w:r>
+                        <w:t>let</w:t>
+                      </w:r>
+                      <w:proofErr w:type="spellEnd"/>
                       <w:r>
                         <w:rPr>
                           <w:b/>
                           <w:bCs/>
                         </w:rPr>
+                        <w:t xml:space="preserve"> (La Caja Estándar):</w:t>
+                      </w:r>
+                      <w:r>
+                        <w:t xml:space="preserve"> Es la forma moderna y preferida de declarar una variable cuyo valor </w:t>
+                      </w:r>
+                      <w:r>
+                        <w:rPr>
+                          <w:b/>
+                          <w:bCs/>
+                        </w:rPr>
                         <w:t>puede cambiar</w:t>
                       </w:r>
                       <w:r>
@@ -1077,7 +1391,15 @@
                         <w:t xml:space="preserve"> </w:t>
                       </w:r>
                       <w:r>
-                        <w:t>Solo vive dentro de las llaves { ... } donde fue creada.</w:t>
+                        <w:t xml:space="preserve">Solo vive dentro de las llaves </w:t>
+                      </w:r>
+                      <w:proofErr w:type="gramStart"/>
+                      <w:r>
+                        <w:t>{ ...</w:t>
+                      </w:r>
+                      <w:proofErr w:type="gramEnd"/>
+                      <w:r>
+                        <w:t xml:space="preserve"> } donde fue creada.</w:t>
                       </w:r>
                     </w:p>
                     <w:p>
@@ -1088,12 +1410,21 @@
                           <w:numId w:val="5"/>
                         </w:numPr>
                       </w:pPr>
+                      <w:proofErr w:type="spellStart"/>
                       <w:r>
                         <w:rPr>
                           <w:b/>
                           <w:bCs/>
                         </w:rPr>
-                        <w:t>const (La Caja Fuerte):</w:t>
+                        <w:t>const</w:t>
+                      </w:r>
+                      <w:proofErr w:type="spellEnd"/>
+                      <w:r>
+                        <w:rPr>
+                          <w:b/>
+                          <w:bCs/>
+                        </w:rPr>
+                        <w:t xml:space="preserve"> (La Caja Fuerte):</w:t>
                       </w:r>
                       <w:r>
                         <w:t xml:space="preserve"> Declara una variable cuyo valor </w:t>
@@ -1117,12 +1448,21 @@
                           <w:numId w:val="5"/>
                         </w:numPr>
                       </w:pPr>
+                      <w:proofErr w:type="spellStart"/>
                       <w:r>
                         <w:rPr>
                           <w:b/>
                           <w:bCs/>
                         </w:rPr>
-                        <w:t>var (La Caja Vieja y "Con Fugas"):</w:t>
+                        <w:t>var</w:t>
+                      </w:r>
+                      <w:proofErr w:type="spellEnd"/>
+                      <w:r>
+                        <w:rPr>
+                          <w:b/>
+                          <w:bCs/>
+                        </w:rPr>
+                        <w:t xml:space="preserve"> (La Caja Vieja y "Con Fugas"):</w:t>
                       </w:r>
                       <w:r>
                         <w:t xml:space="preserve"> Es la forma antigua de declarar variables. Tiene un comportamiento problemático con el </w:t>
@@ -1132,7 +1472,23 @@
                           <w:i/>
                           <w:iCs/>
                         </w:rPr>
-                        <w:t>alcance (scope)</w:t>
+                        <w:t>alcance (</w:t>
+                      </w:r>
+                      <w:proofErr w:type="spellStart"/>
+                      <w:r>
+                        <w:rPr>
+                          <w:i/>
+                          <w:iCs/>
+                        </w:rPr>
+                        <w:t>scope</w:t>
+                      </w:r>
+                      <w:proofErr w:type="spellEnd"/>
+                      <w:r>
+                        <w:rPr>
+                          <w:i/>
+                          <w:iCs/>
+                        </w:rPr>
+                        <w:t>)</w:t>
                       </w:r>
                       <w:r>
                         <w:t xml:space="preserve">, lo que puede causar errores difíciles de rastrear. </w:t>
@@ -1142,7 +1498,23 @@
                           <w:b/>
                           <w:bCs/>
                         </w:rPr>
-                        <w:t>Práctica moderna: Evitar var por completo.</w:t>
+                        <w:t xml:space="preserve">Práctica moderna: Evitar </w:t>
+                      </w:r>
+                      <w:proofErr w:type="spellStart"/>
+                      <w:r>
+                        <w:rPr>
+                          <w:b/>
+                          <w:bCs/>
+                        </w:rPr>
+                        <w:t>var</w:t>
+                      </w:r>
+                      <w:proofErr w:type="spellEnd"/>
+                      <w:r>
+                        <w:rPr>
+                          <w:b/>
+                          <w:bCs/>
+                        </w:rPr>
+                        <w:t xml:space="preserve"> por completo.</w:t>
                       </w:r>
                     </w:p>
                     <w:p/>
@@ -1232,7 +1604,15 @@
                           </w:p>
                           <w:p>
                             <w:r>
-                              <w:t>Este es el "por qué" evitamos var.</w:t>
+                              <w:t xml:space="preserve">Este es el "por qué" evitamos </w:t>
+                            </w:r>
+                            <w:proofErr w:type="spellStart"/>
+                            <w:r>
+                              <w:t>var</w:t>
+                            </w:r>
+                            <w:proofErr w:type="spellEnd"/>
+                            <w:r>
+                              <w:t>.</w:t>
                             </w:r>
                           </w:p>
                           <w:p/>
@@ -1264,8 +1644,13 @@
                                 <w:numId w:val="6"/>
                               </w:numPr>
                             </w:pPr>
-                            <w:r>
-                              <w:t xml:space="preserve">var tiene </w:t>
+                            <w:proofErr w:type="spellStart"/>
+                            <w:r>
+                              <w:t>var</w:t>
+                            </w:r>
+                            <w:proofErr w:type="spellEnd"/>
+                            <w:r>
+                              <w:t xml:space="preserve"> tiene </w:t>
                             </w:r>
                             <w:r>
                               <w:rPr>
@@ -1275,7 +1660,23 @@
                               <w:t>alcance de función</w:t>
                             </w:r>
                             <w:r>
-                              <w:t>. Si la declaras dentro de un bloque {} (como un if o un for), ¡sigue existiendo fuera de ese bloque! Esto es peligroso.</w:t>
+                              <w:t xml:space="preserve">. Si la declaras dentro de un bloque {} (como un </w:t>
+                            </w:r>
+                            <w:proofErr w:type="spellStart"/>
+                            <w:r>
+                              <w:t>if</w:t>
+                            </w:r>
+                            <w:proofErr w:type="spellEnd"/>
+                            <w:r>
+                              <w:t xml:space="preserve"> o un </w:t>
+                            </w:r>
+                            <w:proofErr w:type="spellStart"/>
+                            <w:r>
+                              <w:t>for</w:t>
+                            </w:r>
+                            <w:proofErr w:type="spellEnd"/>
+                            <w:r>
+                              <w:t>), ¡sigue existiendo fuera de ese bloque! Esto es peligroso.</w:t>
                             </w:r>
                           </w:p>
                           <w:p>
@@ -1286,8 +1687,21 @@
                                 <w:numId w:val="6"/>
                               </w:numPr>
                             </w:pPr>
-                            <w:r>
-                              <w:t xml:space="preserve">let y const tienen </w:t>
+                            <w:proofErr w:type="spellStart"/>
+                            <w:r>
+                              <w:t>let</w:t>
+                            </w:r>
+                            <w:proofErr w:type="spellEnd"/>
+                            <w:r>
+                              <w:t xml:space="preserve"> y </w:t>
+                            </w:r>
+                            <w:proofErr w:type="spellStart"/>
+                            <w:r>
+                              <w:t>const</w:t>
+                            </w:r>
+                            <w:proofErr w:type="spellEnd"/>
+                            <w:r>
+                              <w:t xml:space="preserve"> tienen </w:t>
                             </w:r>
                             <w:r>
                               <w:rPr>
@@ -1309,12 +1723,21 @@
                                 <w:numId w:val="6"/>
                               </w:numPr>
                             </w:pPr>
+                            <w:proofErr w:type="spellStart"/>
                             <w:r>
                               <w:rPr>
                                 <w:b/>
                                 <w:bCs/>
                               </w:rPr>
-                              <w:t>Hoisting (Elevación):</w:t>
+                              <w:t>Hoisting</w:t>
+                            </w:r>
+                            <w:proofErr w:type="spellEnd"/>
+                            <w:r>
+                              <w:rPr>
+                                <w:b/>
+                                <w:bCs/>
+                              </w:rPr>
+                              <w:t xml:space="preserve"> (Elevación):</w:t>
                             </w:r>
                             <w:r>
                               <w:t xml:space="preserve"> JavaScript "eleva" las declaraciones.</w:t>
@@ -1329,8 +1752,21 @@
                                 <w:numId w:val="6"/>
                               </w:numPr>
                             </w:pPr>
-                            <w:r>
-                              <w:t xml:space="preserve">var es elevado y se inicializa con undefined. Puedes usar la variable </w:t>
+                            <w:proofErr w:type="spellStart"/>
+                            <w:r>
+                              <w:t>var</w:t>
+                            </w:r>
+                            <w:proofErr w:type="spellEnd"/>
+                            <w:r>
+                              <w:t xml:space="preserve"> es elevado y se inicializa con </w:t>
+                            </w:r>
+                            <w:proofErr w:type="spellStart"/>
+                            <w:r>
+                              <w:t>undefined</w:t>
+                            </w:r>
+                            <w:proofErr w:type="spellEnd"/>
+                            <w:r>
+                              <w:t xml:space="preserve">. Puedes usar la variable </w:t>
                             </w:r>
                             <w:r>
                               <w:rPr>
@@ -1340,7 +1776,15 @@
                               <w:t>antes</w:t>
                             </w:r>
                             <w:r>
-                              <w:t xml:space="preserve"> de declararla y su valor será undefined.</w:t>
+                              <w:t xml:space="preserve"> de declararla y su valor será </w:t>
+                            </w:r>
+                            <w:proofErr w:type="spellStart"/>
+                            <w:r>
+                              <w:t>undefined</w:t>
+                            </w:r>
+                            <w:proofErr w:type="spellEnd"/>
+                            <w:r>
+                              <w:t>.</w:t>
                             </w:r>
                           </w:p>
                           <w:p>
@@ -1351,8 +1795,37 @@
                                 <w:numId w:val="6"/>
                               </w:numPr>
                             </w:pPr>
-                            <w:r>
-                              <w:t>let y const también son elevadas, pero no se inicializan. Si intentas acceder a ellas antes de su declaración, entras en la "Zona Muerta Temporal" (Temporal Dead Zone - TDZ) y obtienes un ReferenceError. Esto es bueno, ya que te obliga a escribir código más limpio.</w:t>
+                            <w:proofErr w:type="spellStart"/>
+                            <w:r>
+                              <w:t>let</w:t>
+                            </w:r>
+                            <w:proofErr w:type="spellEnd"/>
+                            <w:r>
+                              <w:t xml:space="preserve"> y </w:t>
+                            </w:r>
+                            <w:proofErr w:type="spellStart"/>
+                            <w:r>
+                              <w:t>const</w:t>
+                            </w:r>
+                            <w:proofErr w:type="spellEnd"/>
+                            <w:r>
+                              <w:t xml:space="preserve"> también son elevadas, pero no se inicializan. Si intentas acceder a ellas antes de su declaración, entras en la "Zona Muerta Temporal" (Temporal </w:t>
+                            </w:r>
+                            <w:proofErr w:type="spellStart"/>
+                            <w:r>
+                              <w:t>Dead</w:t>
+                            </w:r>
+                            <w:proofErr w:type="spellEnd"/>
+                            <w:r>
+                              <w:t xml:space="preserve"> Zone - TDZ) y obtienes un </w:t>
+                            </w:r>
+                            <w:proofErr w:type="spellStart"/>
+                            <w:r>
+                              <w:t>ReferenceError</w:t>
+                            </w:r>
+                            <w:proofErr w:type="spellEnd"/>
+                            <w:r>
+                              <w:t>. Esto es bueno, ya que te obliga a escribir código más limpio.</w:t>
                             </w:r>
                           </w:p>
                           <w:p/>
@@ -1403,7 +1876,15 @@
                     </w:p>
                     <w:p>
                       <w:r>
-                        <w:t>Este es el "por qué" evitamos var.</w:t>
+                        <w:t xml:space="preserve">Este es el "por qué" evitamos </w:t>
+                      </w:r>
+                      <w:proofErr w:type="spellStart"/>
+                      <w:r>
+                        <w:t>var</w:t>
+                      </w:r>
+                      <w:proofErr w:type="spellEnd"/>
+                      <w:r>
+                        <w:t>.</w:t>
                       </w:r>
                     </w:p>
                     <w:p/>
@@ -1435,8 +1916,13 @@
                           <w:numId w:val="6"/>
                         </w:numPr>
                       </w:pPr>
-                      <w:r>
-                        <w:t xml:space="preserve">var tiene </w:t>
+                      <w:proofErr w:type="spellStart"/>
+                      <w:r>
+                        <w:t>var</w:t>
+                      </w:r>
+                      <w:proofErr w:type="spellEnd"/>
+                      <w:r>
+                        <w:t xml:space="preserve"> tiene </w:t>
                       </w:r>
                       <w:r>
                         <w:rPr>
@@ -1446,7 +1932,23 @@
                         <w:t>alcance de función</w:t>
                       </w:r>
                       <w:r>
-                        <w:t>. Si la declaras dentro de un bloque {} (como un if o un for), ¡sigue existiendo fuera de ese bloque! Esto es peligroso.</w:t>
+                        <w:t xml:space="preserve">. Si la declaras dentro de un bloque {} (como un </w:t>
+                      </w:r>
+                      <w:proofErr w:type="spellStart"/>
+                      <w:r>
+                        <w:t>if</w:t>
+                      </w:r>
+                      <w:proofErr w:type="spellEnd"/>
+                      <w:r>
+                        <w:t xml:space="preserve"> o un </w:t>
+                      </w:r>
+                      <w:proofErr w:type="spellStart"/>
+                      <w:r>
+                        <w:t>for</w:t>
+                      </w:r>
+                      <w:proofErr w:type="spellEnd"/>
+                      <w:r>
+                        <w:t>), ¡sigue existiendo fuera de ese bloque! Esto es peligroso.</w:t>
                       </w:r>
                     </w:p>
                     <w:p>
@@ -1457,8 +1959,21 @@
                           <w:numId w:val="6"/>
                         </w:numPr>
                       </w:pPr>
-                      <w:r>
-                        <w:t xml:space="preserve">let y const tienen </w:t>
+                      <w:proofErr w:type="spellStart"/>
+                      <w:r>
+                        <w:t>let</w:t>
+                      </w:r>
+                      <w:proofErr w:type="spellEnd"/>
+                      <w:r>
+                        <w:t xml:space="preserve"> y </w:t>
+                      </w:r>
+                      <w:proofErr w:type="spellStart"/>
+                      <w:r>
+                        <w:t>const</w:t>
+                      </w:r>
+                      <w:proofErr w:type="spellEnd"/>
+                      <w:r>
+                        <w:t xml:space="preserve"> tienen </w:t>
                       </w:r>
                       <w:r>
                         <w:rPr>
@@ -1480,12 +1995,21 @@
                           <w:numId w:val="6"/>
                         </w:numPr>
                       </w:pPr>
+                      <w:proofErr w:type="spellStart"/>
                       <w:r>
                         <w:rPr>
                           <w:b/>
                           <w:bCs/>
                         </w:rPr>
-                        <w:t>Hoisting (Elevación):</w:t>
+                        <w:t>Hoisting</w:t>
+                      </w:r>
+                      <w:proofErr w:type="spellEnd"/>
+                      <w:r>
+                        <w:rPr>
+                          <w:b/>
+                          <w:bCs/>
+                        </w:rPr>
+                        <w:t xml:space="preserve"> (Elevación):</w:t>
                       </w:r>
                       <w:r>
                         <w:t xml:space="preserve"> JavaScript "eleva" las declaraciones.</w:t>
@@ -1500,8 +2024,21 @@
                           <w:numId w:val="6"/>
                         </w:numPr>
                       </w:pPr>
-                      <w:r>
-                        <w:t xml:space="preserve">var es elevado y se inicializa con undefined. Puedes usar la variable </w:t>
+                      <w:proofErr w:type="spellStart"/>
+                      <w:r>
+                        <w:t>var</w:t>
+                      </w:r>
+                      <w:proofErr w:type="spellEnd"/>
+                      <w:r>
+                        <w:t xml:space="preserve"> es elevado y se inicializa con </w:t>
+                      </w:r>
+                      <w:proofErr w:type="spellStart"/>
+                      <w:r>
+                        <w:t>undefined</w:t>
+                      </w:r>
+                      <w:proofErr w:type="spellEnd"/>
+                      <w:r>
+                        <w:t xml:space="preserve">. Puedes usar la variable </w:t>
                       </w:r>
                       <w:r>
                         <w:rPr>
@@ -1511,7 +2048,15 @@
                         <w:t>antes</w:t>
                       </w:r>
                       <w:r>
-                        <w:t xml:space="preserve"> de declararla y su valor será undefined.</w:t>
+                        <w:t xml:space="preserve"> de declararla y su valor será </w:t>
+                      </w:r>
+                      <w:proofErr w:type="spellStart"/>
+                      <w:r>
+                        <w:t>undefined</w:t>
+                      </w:r>
+                      <w:proofErr w:type="spellEnd"/>
+                      <w:r>
+                        <w:t>.</w:t>
                       </w:r>
                     </w:p>
                     <w:p>
@@ -1522,8 +2067,37 @@
                           <w:numId w:val="6"/>
                         </w:numPr>
                       </w:pPr>
-                      <w:r>
-                        <w:t>let y const también son elevadas, pero no se inicializan. Si intentas acceder a ellas antes de su declaración, entras en la "Zona Muerta Temporal" (Temporal Dead Zone - TDZ) y obtienes un ReferenceError. Esto es bueno, ya que te obliga a escribir código más limpio.</w:t>
+                      <w:proofErr w:type="spellStart"/>
+                      <w:r>
+                        <w:t>let</w:t>
+                      </w:r>
+                      <w:proofErr w:type="spellEnd"/>
+                      <w:r>
+                        <w:t xml:space="preserve"> y </w:t>
+                      </w:r>
+                      <w:proofErr w:type="spellStart"/>
+                      <w:r>
+                        <w:t>const</w:t>
+                      </w:r>
+                      <w:proofErr w:type="spellEnd"/>
+                      <w:r>
+                        <w:t xml:space="preserve"> también son elevadas, pero no se inicializan. Si intentas acceder a ellas antes de su declaración, entras en la "Zona Muerta Temporal" (Temporal </w:t>
+                      </w:r>
+                      <w:proofErr w:type="spellStart"/>
+                      <w:r>
+                        <w:t>Dead</w:t>
+                      </w:r>
+                      <w:proofErr w:type="spellEnd"/>
+                      <w:r>
+                        <w:t xml:space="preserve"> Zone - TDZ) y obtienes un </w:t>
+                      </w:r>
+                      <w:proofErr w:type="spellStart"/>
+                      <w:r>
+                        <w:t>ReferenceError</w:t>
+                      </w:r>
+                      <w:proofErr w:type="spellEnd"/>
+                      <w:r>
+                        <w:t>. Esto es bueno, ya que te obliga a escribir código más limpio.</w:t>
                       </w:r>
                     </w:p>
                     <w:p/>
@@ -1657,6 +2231,7 @@
                                 <w:bCs/>
                               </w:rPr>
                             </w:pPr>
+                            <w:proofErr w:type="spellStart"/>
                             <w:r>
                               <w:rPr>
                                 <w:b/>
@@ -1664,6 +2239,7 @@
                               </w:rPr>
                               <w:t>Boolean</w:t>
                             </w:r>
+                            <w:proofErr w:type="spellEnd"/>
                             <w:r>
                               <w:rPr>
                                 <w:b/>
@@ -1757,7 +2333,15 @@
                               <w:t>Concatenación:</w:t>
                             </w:r>
                             <w:r>
-                              <w:t xml:space="preserve"> Se pueden "sumar" (unir) strings usando el operador +.</w:t>
+                              <w:t xml:space="preserve"> Se pueden "sumar" (unir) </w:t>
+                            </w:r>
+                            <w:proofErr w:type="spellStart"/>
+                            <w:r>
+                              <w:t>strings</w:t>
+                            </w:r>
+                            <w:proofErr w:type="spellEnd"/>
+                            <w:r>
+                              <w:t xml:space="preserve"> usando el operador +.</w:t>
                             </w:r>
                           </w:p>
                           <w:p>
@@ -1768,15 +2352,56 @@
                                 <w:numId w:val="17"/>
                               </w:numPr>
                             </w:pPr>
+                            <w:proofErr w:type="spellStart"/>
                             <w:r>
                               <w:rPr>
                                 <w:b/>
                                 <w:bCs/>
                               </w:rPr>
-                              <w:t>Template Literals (La Forma Moderna):</w:t>
-                            </w:r>
-                            <w:r>
-                              <w:t xml:space="preserve"> Usando backticks (comillas invertidas `), podemos crear strings de manera más limpia e insertar variables directamente. Esto se llama interpolación.</w:t>
+                              <w:t>Template</w:t>
+                            </w:r>
+                            <w:proofErr w:type="spellEnd"/>
+                            <w:r>
+                              <w:rPr>
+                                <w:b/>
+                                <w:bCs/>
+                              </w:rPr>
+                              <w:t xml:space="preserve"> </w:t>
+                            </w:r>
+                            <w:proofErr w:type="spellStart"/>
+                            <w:r>
+                              <w:rPr>
+                                <w:b/>
+                                <w:bCs/>
+                              </w:rPr>
+                              <w:t>Literals</w:t>
+                            </w:r>
+                            <w:proofErr w:type="spellEnd"/>
+                            <w:r>
+                              <w:rPr>
+                                <w:b/>
+                                <w:bCs/>
+                              </w:rPr>
+                              <w:t xml:space="preserve"> (La Forma Moderna):</w:t>
+                            </w:r>
+                            <w:r>
+                              <w:t xml:space="preserve"> Usando </w:t>
+                            </w:r>
+                            <w:proofErr w:type="spellStart"/>
+                            <w:r>
+                              <w:t>backticks</w:t>
+                            </w:r>
+                            <w:proofErr w:type="spellEnd"/>
+                            <w:r>
+                              <w:t xml:space="preserve"> (comillas invertidas `), podemos crear </w:t>
+                            </w:r>
+                            <w:proofErr w:type="spellStart"/>
+                            <w:r>
+                              <w:t>strings</w:t>
+                            </w:r>
+                            <w:proofErr w:type="spellEnd"/>
+                            <w:r>
+                              <w:t xml:space="preserve"> de manera más limpia e insertar variables directamente. Esto se llama interpolación.</w:t>
                             </w:r>
                           </w:p>
                           <w:p/>
@@ -1868,6 +2493,7 @@
                           <w:bCs/>
                         </w:rPr>
                       </w:pPr>
+                      <w:proofErr w:type="spellStart"/>
                       <w:r>
                         <w:rPr>
                           <w:b/>
@@ -1875,6 +2501,7 @@
                         </w:rPr>
                         <w:t>Boolean</w:t>
                       </w:r>
+                      <w:proofErr w:type="spellEnd"/>
                       <w:r>
                         <w:rPr>
                           <w:b/>
@@ -1968,7 +2595,15 @@
                         <w:t>Concatenación:</w:t>
                       </w:r>
                       <w:r>
-                        <w:t xml:space="preserve"> Se pueden "sumar" (unir) strings usando el operador +.</w:t>
+                        <w:t xml:space="preserve"> Se pueden "sumar" (unir) </w:t>
+                      </w:r>
+                      <w:proofErr w:type="spellStart"/>
+                      <w:r>
+                        <w:t>strings</w:t>
+                      </w:r>
+                      <w:proofErr w:type="spellEnd"/>
+                      <w:r>
+                        <w:t xml:space="preserve"> usando el operador +.</w:t>
                       </w:r>
                     </w:p>
                     <w:p>
@@ -1979,15 +2614,56 @@
                           <w:numId w:val="17"/>
                         </w:numPr>
                       </w:pPr>
+                      <w:proofErr w:type="spellStart"/>
                       <w:r>
                         <w:rPr>
                           <w:b/>
                           <w:bCs/>
                         </w:rPr>
-                        <w:t>Template Literals (La Forma Moderna):</w:t>
-                      </w:r>
-                      <w:r>
-                        <w:t xml:space="preserve"> Usando backticks (comillas invertidas `), podemos crear strings de manera más limpia e insertar variables directamente. Esto se llama interpolación.</w:t>
+                        <w:t>Template</w:t>
+                      </w:r>
+                      <w:proofErr w:type="spellEnd"/>
+                      <w:r>
+                        <w:rPr>
+                          <w:b/>
+                          <w:bCs/>
+                        </w:rPr>
+                        <w:t xml:space="preserve"> </w:t>
+                      </w:r>
+                      <w:proofErr w:type="spellStart"/>
+                      <w:r>
+                        <w:rPr>
+                          <w:b/>
+                          <w:bCs/>
+                        </w:rPr>
+                        <w:t>Literals</w:t>
+                      </w:r>
+                      <w:proofErr w:type="spellEnd"/>
+                      <w:r>
+                        <w:rPr>
+                          <w:b/>
+                          <w:bCs/>
+                        </w:rPr>
+                        <w:t xml:space="preserve"> (La Forma Moderna):</w:t>
+                      </w:r>
+                      <w:r>
+                        <w:t xml:space="preserve"> Usando </w:t>
+                      </w:r>
+                      <w:proofErr w:type="spellStart"/>
+                      <w:r>
+                        <w:t>backticks</w:t>
+                      </w:r>
+                      <w:proofErr w:type="spellEnd"/>
+                      <w:r>
+                        <w:t xml:space="preserve"> (comillas invertidas `), podemos crear </w:t>
+                      </w:r>
+                      <w:proofErr w:type="spellStart"/>
+                      <w:r>
+                        <w:t>strings</w:t>
+                      </w:r>
+                      <w:proofErr w:type="spellEnd"/>
+                      <w:r>
+                        <w:t xml:space="preserve"> de manera más limpia e insertar variables directamente. Esto se llama interpolación.</w:t>
                       </w:r>
                     </w:p>
                     <w:p/>
@@ -2063,15 +2739,25 @@
                           </w:p>
                           <w:p/>
                           <w:p>
-                            <w:r>
-                              <w:t>let nombre = 'Juan';</w:t>
+                            <w:proofErr w:type="spellStart"/>
+                            <w:r>
+                              <w:t>let</w:t>
+                            </w:r>
+                            <w:proofErr w:type="spellEnd"/>
+                            <w:r>
+                              <w:t xml:space="preserve"> nombre = 'Juan';</w:t>
                             </w:r>
                           </w:p>
                           <w:p/>
                           <w:p/>
                           <w:p>
-                            <w:r>
-                              <w:t>let edad = 25;</w:t>
+                            <w:proofErr w:type="spellStart"/>
+                            <w:r>
+                              <w:t>let</w:t>
+                            </w:r>
+                            <w:proofErr w:type="spellEnd"/>
+                            <w:r>
+                              <w:t xml:space="preserve"> edad = 25;</w:t>
                             </w:r>
                           </w:p>
                           <w:p/>
@@ -2081,31 +2767,94 @@
                             </w:r>
                           </w:p>
                           <w:p>
-                            <w:r>
-                              <w:t>let saludoViejo = 'Hola, mi nombre es ' + nombre + ' y tengo ' + edad + ' años.';</w:t>
+                            <w:proofErr w:type="spellStart"/>
+                            <w:r>
+                              <w:t>let</w:t>
+                            </w:r>
+                            <w:proofErr w:type="spellEnd"/>
+                            <w:r>
+                              <w:t xml:space="preserve"> </w:t>
+                            </w:r>
+                            <w:proofErr w:type="spellStart"/>
+                            <w:r>
+                              <w:t>saludoViejo</w:t>
+                            </w:r>
+                            <w:proofErr w:type="spellEnd"/>
+                            <w:r>
+                              <w:t xml:space="preserve"> = 'Hola, mi nombre es ' + nombre + ' y tengo ' + edad + ' años.';</w:t>
                             </w:r>
                           </w:p>
                           <w:p/>
                           <w:p>
                             <w:r>
-                              <w:t>// Forma Moderna (Template Literals) - ¡Mucho mejor!</w:t>
-                            </w:r>
-                          </w:p>
-                          <w:p>
-                            <w:r>
-                              <w:t>let saludoModerno = `Hola, mi nombre es ${nombre} y tengo ${edad} años.`;</w:t>
-                            </w:r>
-                          </w:p>
-                          <w:p>
-                            <w:r>
-                              <w:t>console.log(saludoModerno); // "Hola, mi nombre es Juan y tengo 25 años."</w:t>
+                              <w:t>// Forma Moderna (</w:t>
+                            </w:r>
+                            <w:proofErr w:type="spellStart"/>
+                            <w:r>
+                              <w:t>Template</w:t>
+                            </w:r>
+                            <w:proofErr w:type="spellEnd"/>
+                            <w:r>
+                              <w:t xml:space="preserve"> </w:t>
+                            </w:r>
+                            <w:proofErr w:type="spellStart"/>
+                            <w:r>
+                              <w:t>Literals</w:t>
+                            </w:r>
+                            <w:proofErr w:type="spellEnd"/>
+                            <w:r>
+                              <w:t>) - ¡Mucho mejor!</w:t>
+                            </w:r>
+                          </w:p>
+                          <w:p>
+                            <w:proofErr w:type="spellStart"/>
+                            <w:r>
+                              <w:t>let</w:t>
+                            </w:r>
+                            <w:proofErr w:type="spellEnd"/>
+                            <w:r>
+                              <w:t xml:space="preserve"> </w:t>
+                            </w:r>
+                            <w:proofErr w:type="spellStart"/>
+                            <w:r>
+                              <w:t>saludoModerno</w:t>
+                            </w:r>
+                            <w:proofErr w:type="spellEnd"/>
+                            <w:r>
+                              <w:t xml:space="preserve"> = `Hola, mi nombre es ${nombre} y tengo ${edad} </w:t>
+                            </w:r>
+                            <w:proofErr w:type="gramStart"/>
+                            <w:r>
+                              <w:t>años.`</w:t>
+                            </w:r>
+                            <w:proofErr w:type="gramEnd"/>
+                            <w:r>
+                              <w:t>;</w:t>
+                            </w:r>
+                          </w:p>
+                          <w:p>
+                            <w:r>
+                              <w:t>console.log(</w:t>
+                            </w:r>
+                            <w:proofErr w:type="spellStart"/>
+                            <w:r>
+                              <w:t>saludoModerno</w:t>
+                            </w:r>
+                            <w:proofErr w:type="spellEnd"/>
+                            <w:r>
+                              <w:t>); // "Hola, mi nombre es Juan y tengo 25 años."</w:t>
                             </w:r>
                           </w:p>
                           <w:p/>
                           <w:p>
                             <w:r>
-                              <w:t>Evidencia los tipos con typeof</w:t>
-                            </w:r>
+                              <w:t xml:space="preserve">Evidencia los tipos con </w:t>
+                            </w:r>
+                            <w:proofErr w:type="spellStart"/>
+                            <w:r>
+                              <w:t>typeof</w:t>
+                            </w:r>
+                            <w:proofErr w:type="spellEnd"/>
                           </w:p>
                         </w:txbxContent>
                       </wps:txbx>
@@ -2139,15 +2888,25 @@
                     </w:p>
                     <w:p/>
                     <w:p>
-                      <w:r>
-                        <w:t>let nombre = 'Juan';</w:t>
+                      <w:proofErr w:type="spellStart"/>
+                      <w:r>
+                        <w:t>let</w:t>
+                      </w:r>
+                      <w:proofErr w:type="spellEnd"/>
+                      <w:r>
+                        <w:t xml:space="preserve"> nombre = 'Juan';</w:t>
                       </w:r>
                     </w:p>
                     <w:p/>
                     <w:p/>
                     <w:p>
-                      <w:r>
-                        <w:t>let edad = 25;</w:t>
+                      <w:proofErr w:type="spellStart"/>
+                      <w:r>
+                        <w:t>let</w:t>
+                      </w:r>
+                      <w:proofErr w:type="spellEnd"/>
+                      <w:r>
+                        <w:t xml:space="preserve"> edad = 25;</w:t>
                       </w:r>
                     </w:p>
                     <w:p/>
@@ -2157,31 +2916,94 @@
                       </w:r>
                     </w:p>
                     <w:p>
-                      <w:r>
-                        <w:t>let saludoViejo = 'Hola, mi nombre es ' + nombre + ' y tengo ' + edad + ' años.';</w:t>
+                      <w:proofErr w:type="spellStart"/>
+                      <w:r>
+                        <w:t>let</w:t>
+                      </w:r>
+                      <w:proofErr w:type="spellEnd"/>
+                      <w:r>
+                        <w:t xml:space="preserve"> </w:t>
+                      </w:r>
+                      <w:proofErr w:type="spellStart"/>
+                      <w:r>
+                        <w:t>saludoViejo</w:t>
+                      </w:r>
+                      <w:proofErr w:type="spellEnd"/>
+                      <w:r>
+                        <w:t xml:space="preserve"> = 'Hola, mi nombre es ' + nombre + ' y tengo ' + edad + ' años.';</w:t>
                       </w:r>
                     </w:p>
                     <w:p/>
                     <w:p>
                       <w:r>
-                        <w:t>// Forma Moderna (Template Literals) - ¡Mucho mejor!</w:t>
-                      </w:r>
-                    </w:p>
-                    <w:p>
-                      <w:r>
-                        <w:t>let saludoModerno = `Hola, mi nombre es ${nombre} y tengo ${edad} años.`;</w:t>
-                      </w:r>
-                    </w:p>
-                    <w:p>
-                      <w:r>
-                        <w:t>console.log(saludoModerno); // "Hola, mi nombre es Juan y tengo 25 años."</w:t>
+                        <w:t>// Forma Moderna (</w:t>
+                      </w:r>
+                      <w:proofErr w:type="spellStart"/>
+                      <w:r>
+                        <w:t>Template</w:t>
+                      </w:r>
+                      <w:proofErr w:type="spellEnd"/>
+                      <w:r>
+                        <w:t xml:space="preserve"> </w:t>
+                      </w:r>
+                      <w:proofErr w:type="spellStart"/>
+                      <w:r>
+                        <w:t>Literals</w:t>
+                      </w:r>
+                      <w:proofErr w:type="spellEnd"/>
+                      <w:r>
+                        <w:t>) - ¡Mucho mejor!</w:t>
+                      </w:r>
+                    </w:p>
+                    <w:p>
+                      <w:proofErr w:type="spellStart"/>
+                      <w:r>
+                        <w:t>let</w:t>
+                      </w:r>
+                      <w:proofErr w:type="spellEnd"/>
+                      <w:r>
+                        <w:t xml:space="preserve"> </w:t>
+                      </w:r>
+                      <w:proofErr w:type="spellStart"/>
+                      <w:r>
+                        <w:t>saludoModerno</w:t>
+                      </w:r>
+                      <w:proofErr w:type="spellEnd"/>
+                      <w:r>
+                        <w:t xml:space="preserve"> = `Hola, mi nombre es ${nombre} y tengo ${edad} </w:t>
+                      </w:r>
+                      <w:proofErr w:type="gramStart"/>
+                      <w:r>
+                        <w:t>años.`</w:t>
+                      </w:r>
+                      <w:proofErr w:type="gramEnd"/>
+                      <w:r>
+                        <w:t>;</w:t>
+                      </w:r>
+                    </w:p>
+                    <w:p>
+                      <w:r>
+                        <w:t>console.log(</w:t>
+                      </w:r>
+                      <w:proofErr w:type="spellStart"/>
+                      <w:r>
+                        <w:t>saludoModerno</w:t>
+                      </w:r>
+                      <w:proofErr w:type="spellEnd"/>
+                      <w:r>
+                        <w:t>); // "Hola, mi nombre es Juan y tengo 25 años."</w:t>
                       </w:r>
                     </w:p>
                     <w:p/>
                     <w:p>
                       <w:r>
-                        <w:t>Evidencia los tipos con typeof</w:t>
-                      </w:r>
+                        <w:t xml:space="preserve">Evidencia los tipos con </w:t>
+                      </w:r>
+                      <w:proofErr w:type="spellStart"/>
+                      <w:r>
+                        <w:t>typeof</w:t>
+                      </w:r>
+                      <w:proofErr w:type="spellEnd"/>
                     </w:p>
                   </w:txbxContent>
                 </v:textbox>
@@ -2275,8 +3097,13 @@
                               </w:numPr>
                             </w:pPr>
                             <w:r>
-                              <w:t>Usa camelCase</w:t>
-                            </w:r>
+                              <w:t xml:space="preserve">Usa </w:t>
+                            </w:r>
+                            <w:proofErr w:type="spellStart"/>
+                            <w:r>
+                              <w:t>camelCase</w:t>
+                            </w:r>
+                            <w:proofErr w:type="spellEnd"/>
                           </w:p>
                           <w:p>
                             <w:pPr>
@@ -2384,12 +3211,6 @@
                             </w:pPr>
                             <w:r>
                               <w:t>Usa la misma convención en todo tu proyecto</w:t>
-                            </w:r>
-                          </w:p>
-                          <w:p/>
-                          <w:p>
-                            <w:r>
-                              <w:t>Para los archivos usa kebab-case.</w:t>
                             </w:r>
                           </w:p>
                         </w:txbxContent>
@@ -2444,8 +3265,13 @@
                         </w:numPr>
                       </w:pPr>
                       <w:r>
-                        <w:t>Usa camelCase</w:t>
-                      </w:r>
+                        <w:t xml:space="preserve">Usa </w:t>
+                      </w:r>
+                      <w:proofErr w:type="spellStart"/>
+                      <w:r>
+                        <w:t>camelCase</w:t>
+                      </w:r>
+                      <w:proofErr w:type="spellEnd"/>
                     </w:p>
                     <w:p>
                       <w:pPr>
@@ -2553,12 +3379,6 @@
                       </w:pPr>
                       <w:r>
                         <w:t>Usa la misma convención en todo tu proyecto</w:t>
-                      </w:r>
-                    </w:p>
-                    <w:p/>
-                    <w:p>
-                      <w:r>
-                        <w:t>Para los archivos usa kebab-case.</w:t>
                       </w:r>
                     </w:p>
                   </w:txbxContent>
@@ -2653,7 +3473,15 @@
                           <w:p/>
                           <w:p>
                             <w:r>
-                              <w:t>Utilizamos el comando console.log() para imprimir valores en la pantalla del desarrollador.</w:t>
+                              <w:t xml:space="preserve">Utilizamos el comando </w:t>
+                            </w:r>
+                            <w:proofErr w:type="gramStart"/>
+                            <w:r>
+                              <w:t>console.log(</w:t>
+                            </w:r>
+                            <w:proofErr w:type="gramEnd"/>
+                            <w:r>
+                              <w:t>) para imprimir valores en la pantalla del desarrollador.</w:t>
                             </w:r>
                           </w:p>
                           <w:p>
@@ -2663,34 +3491,85 @@
                           </w:p>
                           <w:p/>
                           <w:p>
-                            <w:r>
-                              <w:t>console.log("Hola Mundo");</w:t>
-                            </w:r>
-                          </w:p>
-                          <w:p>
-                            <w:r>
-                              <w:t>console.log("Viajando a " + ciudad + ", en " + pais + ".");</w:t>
+                            <w:proofErr w:type="gramStart"/>
+                            <w:r>
+                              <w:t>console.log(</w:t>
+                            </w:r>
+                            <w:proofErr w:type="gramEnd"/>
+                            <w:r>
+                              <w:t>"Hola Mundo");</w:t>
+                            </w:r>
+                          </w:p>
+                          <w:p>
+                            <w:proofErr w:type="gramStart"/>
+                            <w:r>
+                              <w:t>console.log(</w:t>
+                            </w:r>
+                            <w:proofErr w:type="gramEnd"/>
+                            <w:r>
+                              <w:t xml:space="preserve">"Viajando a " + ciudad + ", en " + </w:t>
+                            </w:r>
+                            <w:proofErr w:type="spellStart"/>
+                            <w:r>
+                              <w:t>pais</w:t>
+                            </w:r>
+                            <w:proofErr w:type="spellEnd"/>
+                            <w:r>
+                              <w:t xml:space="preserve"> + ".");</w:t>
                             </w:r>
                             <w:r>
                               <w:t xml:space="preserve">  </w:t>
                             </w:r>
                           </w:p>
                           <w:p>
-                            <w:r>
-                              <w:t>console.log("El producto es:", producto, "y cuesta:", precio, "dólares.");</w:t>
-                            </w:r>
-                          </w:p>
-                          <w:p>
-                            <w:r>
-                              <w:t>Template Literals</w:t>
-                            </w:r>
+                            <w:proofErr w:type="gramStart"/>
+                            <w:r>
+                              <w:t>console.log(</w:t>
+                            </w:r>
+                            <w:proofErr w:type="gramEnd"/>
+                            <w:r>
+                              <w:t>"El producto es:", producto, "y cuesta:", precio, "dólares.");</w:t>
+                            </w:r>
+                          </w:p>
+                          <w:p>
+                            <w:proofErr w:type="spellStart"/>
+                            <w:r>
+                              <w:t>Template</w:t>
+                            </w:r>
+                            <w:proofErr w:type="spellEnd"/>
                             <w:r>
                               <w:t xml:space="preserve"> </w:t>
                             </w:r>
-                          </w:p>
-                          <w:p>
-                            <w:r>
-                              <w:t>console.log(`Mi banda favorita es ${artista} y su mejor canción es ${cancion}.`);</w:t>
+                            <w:proofErr w:type="spellStart"/>
+                            <w:r>
+                              <w:t>Literals</w:t>
+                            </w:r>
+                            <w:proofErr w:type="spellEnd"/>
+                            <w:r>
+                              <w:t xml:space="preserve"> </w:t>
+                            </w:r>
+                          </w:p>
+                          <w:p>
+                            <w:proofErr w:type="gramStart"/>
+                            <w:r>
+                              <w:t>console.log(</w:t>
+                            </w:r>
+                            <w:proofErr w:type="gramEnd"/>
+                            <w:r>
+                              <w:t>`Mi banda favorita es ${artista} y su mejor canción es ${</w:t>
+                            </w:r>
+                            <w:proofErr w:type="spellStart"/>
+                            <w:r>
+                              <w:t>cancion</w:t>
+                            </w:r>
+                            <w:proofErr w:type="spellEnd"/>
+                            <w:proofErr w:type="gramStart"/>
+                            <w:r>
+                              <w:t>}.`</w:t>
+                            </w:r>
+                            <w:proofErr w:type="gramEnd"/>
+                            <w:r>
+                              <w:t>);</w:t>
                             </w:r>
                           </w:p>
                           <w:p/>
@@ -2751,7 +3630,15 @@
                     <w:p/>
                     <w:p>
                       <w:r>
-                        <w:t>Utilizamos el comando console.log() para imprimir valores en la pantalla del desarrollador.</w:t>
+                        <w:t xml:space="preserve">Utilizamos el comando </w:t>
+                      </w:r>
+                      <w:proofErr w:type="gramStart"/>
+                      <w:r>
+                        <w:t>console.log(</w:t>
+                      </w:r>
+                      <w:proofErr w:type="gramEnd"/>
+                      <w:r>
+                        <w:t>) para imprimir valores en la pantalla del desarrollador.</w:t>
                       </w:r>
                     </w:p>
                     <w:p>
@@ -2761,34 +3648,85 @@
                     </w:p>
                     <w:p/>
                     <w:p>
-                      <w:r>
-                        <w:t>console.log("Hola Mundo");</w:t>
-                      </w:r>
-                    </w:p>
-                    <w:p>
-                      <w:r>
-                        <w:t>console.log("Viajando a " + ciudad + ", en " + pais + ".");</w:t>
+                      <w:proofErr w:type="gramStart"/>
+                      <w:r>
+                        <w:t>console.log(</w:t>
+                      </w:r>
+                      <w:proofErr w:type="gramEnd"/>
+                      <w:r>
+                        <w:t>"Hola Mundo");</w:t>
+                      </w:r>
+                    </w:p>
+                    <w:p>
+                      <w:proofErr w:type="gramStart"/>
+                      <w:r>
+                        <w:t>console.log(</w:t>
+                      </w:r>
+                      <w:proofErr w:type="gramEnd"/>
+                      <w:r>
+                        <w:t xml:space="preserve">"Viajando a " + ciudad + ", en " + </w:t>
+                      </w:r>
+                      <w:proofErr w:type="spellStart"/>
+                      <w:r>
+                        <w:t>pais</w:t>
+                      </w:r>
+                      <w:proofErr w:type="spellEnd"/>
+                      <w:r>
+                        <w:t xml:space="preserve"> + ".");</w:t>
                       </w:r>
                       <w:r>
                         <w:t xml:space="preserve">  </w:t>
                       </w:r>
                     </w:p>
                     <w:p>
-                      <w:r>
-                        <w:t>console.log("El producto es:", producto, "y cuesta:", precio, "dólares.");</w:t>
-                      </w:r>
-                    </w:p>
-                    <w:p>
-                      <w:r>
-                        <w:t>Template Literals</w:t>
-                      </w:r>
+                      <w:proofErr w:type="gramStart"/>
+                      <w:r>
+                        <w:t>console.log(</w:t>
+                      </w:r>
+                      <w:proofErr w:type="gramEnd"/>
+                      <w:r>
+                        <w:t>"El producto es:", producto, "y cuesta:", precio, "dólares.");</w:t>
+                      </w:r>
+                    </w:p>
+                    <w:p>
+                      <w:proofErr w:type="spellStart"/>
+                      <w:r>
+                        <w:t>Template</w:t>
+                      </w:r>
+                      <w:proofErr w:type="spellEnd"/>
                       <w:r>
                         <w:t xml:space="preserve"> </w:t>
                       </w:r>
-                    </w:p>
-                    <w:p>
-                      <w:r>
-                        <w:t>console.log(`Mi banda favorita es ${artista} y su mejor canción es ${cancion}.`);</w:t>
+                      <w:proofErr w:type="spellStart"/>
+                      <w:r>
+                        <w:t>Literals</w:t>
+                      </w:r>
+                      <w:proofErr w:type="spellEnd"/>
+                      <w:r>
+                        <w:t xml:space="preserve"> </w:t>
+                      </w:r>
+                    </w:p>
+                    <w:p>
+                      <w:proofErr w:type="gramStart"/>
+                      <w:r>
+                        <w:t>console.log(</w:t>
+                      </w:r>
+                      <w:proofErr w:type="gramEnd"/>
+                      <w:r>
+                        <w:t>`Mi banda favorita es ${artista} y su mejor canción es ${</w:t>
+                      </w:r>
+                      <w:proofErr w:type="spellStart"/>
+                      <w:r>
+                        <w:t>cancion</w:t>
+                      </w:r>
+                      <w:proofErr w:type="spellEnd"/>
+                      <w:proofErr w:type="gramStart"/>
+                      <w:r>
+                        <w:t>}.`</w:t>
+                      </w:r>
+                      <w:proofErr w:type="gramEnd"/>
+                      <w:r>
+                        <w:t>);</w:t>
                       </w:r>
                     </w:p>
                     <w:p/>
@@ -2999,7 +3937,39 @@
                                 <w:sz w:val="40"/>
                                 <w:szCs w:val="22"/>
                               </w:rPr>
-                              <w:t>++ (Incremento): x++ (post-incremento) o ++x (pre-incremento). Aumenta el valor en 1.</w:t>
+                              <w:t>++ (Incremento): x++ (</w:t>
+                            </w:r>
+                            <w:proofErr w:type="spellStart"/>
+                            <w:r>
+                              <w:rPr>
+                                <w:sz w:val="40"/>
+                                <w:szCs w:val="22"/>
+                              </w:rPr>
+                              <w:t>post-incremento</w:t>
+                            </w:r>
+                            <w:proofErr w:type="spellEnd"/>
+                            <w:r>
+                              <w:rPr>
+                                <w:sz w:val="40"/>
+                                <w:szCs w:val="22"/>
+                              </w:rPr>
+                              <w:t>) o ++x (</w:t>
+                            </w:r>
+                            <w:proofErr w:type="spellStart"/>
+                            <w:r>
+                              <w:rPr>
+                                <w:sz w:val="40"/>
+                                <w:szCs w:val="22"/>
+                              </w:rPr>
+                              <w:t>pre-incremento</w:t>
+                            </w:r>
+                            <w:proofErr w:type="spellEnd"/>
+                            <w:r>
+                              <w:rPr>
+                                <w:sz w:val="40"/>
+                                <w:szCs w:val="22"/>
+                              </w:rPr>
+                              <w:t>). Aumenta el valor en 1.</w:t>
                             </w:r>
                           </w:p>
                           <w:p>
@@ -3049,7 +4019,23 @@
                                 <w:sz w:val="40"/>
                                 <w:szCs w:val="22"/>
                               </w:rPr>
-                              <w:t>! (Negación Lógica - NOT): Invierte un valor booleano (!true es false).</w:t>
+                              <w:t xml:space="preserve">! (Negación Lógica - NOT): Invierte un valor booleano </w:t>
+                            </w:r>
+                            <w:proofErr w:type="gramStart"/>
+                            <w:r>
+                              <w:rPr>
+                                <w:sz w:val="40"/>
+                                <w:szCs w:val="22"/>
+                              </w:rPr>
+                              <w:t>(!true</w:t>
+                            </w:r>
+                            <w:proofErr w:type="gramEnd"/>
+                            <w:r>
+                              <w:rPr>
+                                <w:sz w:val="40"/>
+                                <w:szCs w:val="22"/>
+                              </w:rPr>
+                              <w:t xml:space="preserve"> es false).</w:t>
                             </w:r>
                           </w:p>
                           <w:p>
@@ -3207,14 +4193,66 @@
                                 <w:sz w:val="40"/>
                                 <w:szCs w:val="22"/>
                               </w:rPr>
-                              <w:t>Short-Circuit:</w:t>
-                            </w:r>
-                            <w:r>
-                              <w:rPr>
+                              <w:t>Short-</w:t>
+                            </w:r>
+                            <w:proofErr w:type="spellStart"/>
+                            <w:r>
+                              <w:rPr>
+                                <w:b/>
+                                <w:bCs/>
                                 <w:sz w:val="40"/>
                                 <w:szCs w:val="22"/>
                               </w:rPr>
-                              <w:t xml:space="preserve"> En A || B, si A es verdadero, JS ni siquiera mira B. Esto se usa para valores por defecto: let nombre = inputUsuario || "Anónimo";</w:t>
+                              <w:t>Circuit</w:t>
+                            </w:r>
+                            <w:proofErr w:type="spellEnd"/>
+                            <w:r>
+                              <w:rPr>
+                                <w:b/>
+                                <w:bCs/>
+                                <w:sz w:val="40"/>
+                                <w:szCs w:val="22"/>
+                              </w:rPr>
+                              <w:t>:</w:t>
+                            </w:r>
+                            <w:r>
+                              <w:rPr>
+                                <w:sz w:val="40"/>
+                                <w:szCs w:val="22"/>
+                              </w:rPr>
+                              <w:t xml:space="preserve"> En A || B, si A es verdadero, JS ni siquiera mira B. Esto se usa para valores por defecto: </w:t>
+                            </w:r>
+                            <w:proofErr w:type="spellStart"/>
+                            <w:r>
+                              <w:rPr>
+                                <w:sz w:val="40"/>
+                                <w:szCs w:val="22"/>
+                              </w:rPr>
+                              <w:t>let</w:t>
+                            </w:r>
+                            <w:proofErr w:type="spellEnd"/>
+                            <w:r>
+                              <w:rPr>
+                                <w:sz w:val="40"/>
+                                <w:szCs w:val="22"/>
+                              </w:rPr>
+                              <w:t xml:space="preserve"> nombre = </w:t>
+                            </w:r>
+                            <w:proofErr w:type="spellStart"/>
+                            <w:r>
+                              <w:rPr>
+                                <w:sz w:val="40"/>
+                                <w:szCs w:val="22"/>
+                              </w:rPr>
+                              <w:t>inputUsuario</w:t>
+                            </w:r>
+                            <w:proofErr w:type="spellEnd"/>
+                            <w:r>
+                              <w:rPr>
+                                <w:sz w:val="40"/>
+                                <w:szCs w:val="22"/>
+                              </w:rPr>
+                              <w:t xml:space="preserve"> || "Anónimo";</w:t>
                             </w:r>
                           </w:p>
                           <w:p>
@@ -3529,7 +4567,39 @@
                           <w:sz w:val="40"/>
                           <w:szCs w:val="22"/>
                         </w:rPr>
-                        <w:t>++ (Incremento): x++ (post-incremento) o ++x (pre-incremento). Aumenta el valor en 1.</w:t>
+                        <w:t>++ (Incremento): x++ (</w:t>
+                      </w:r>
+                      <w:proofErr w:type="spellStart"/>
+                      <w:r>
+                        <w:rPr>
+                          <w:sz w:val="40"/>
+                          <w:szCs w:val="22"/>
+                        </w:rPr>
+                        <w:t>post-incremento</w:t>
+                      </w:r>
+                      <w:proofErr w:type="spellEnd"/>
+                      <w:r>
+                        <w:rPr>
+                          <w:sz w:val="40"/>
+                          <w:szCs w:val="22"/>
+                        </w:rPr>
+                        <w:t>) o ++x (</w:t>
+                      </w:r>
+                      <w:proofErr w:type="spellStart"/>
+                      <w:r>
+                        <w:rPr>
+                          <w:sz w:val="40"/>
+                          <w:szCs w:val="22"/>
+                        </w:rPr>
+                        <w:t>pre-incremento</w:t>
+                      </w:r>
+                      <w:proofErr w:type="spellEnd"/>
+                      <w:r>
+                        <w:rPr>
+                          <w:sz w:val="40"/>
+                          <w:szCs w:val="22"/>
+                        </w:rPr>
+                        <w:t>). Aumenta el valor en 1.</w:t>
                       </w:r>
                     </w:p>
                     <w:p>
@@ -3579,7 +4649,23 @@
                           <w:sz w:val="40"/>
                           <w:szCs w:val="22"/>
                         </w:rPr>
-                        <w:t>! (Negación Lógica - NOT): Invierte un valor booleano (!true es false).</w:t>
+                        <w:t xml:space="preserve">! (Negación Lógica - NOT): Invierte un valor booleano </w:t>
+                      </w:r>
+                      <w:proofErr w:type="gramStart"/>
+                      <w:r>
+                        <w:rPr>
+                          <w:sz w:val="40"/>
+                          <w:szCs w:val="22"/>
+                        </w:rPr>
+                        <w:t>(!true</w:t>
+                      </w:r>
+                      <w:proofErr w:type="gramEnd"/>
+                      <w:r>
+                        <w:rPr>
+                          <w:sz w:val="40"/>
+                          <w:szCs w:val="22"/>
+                        </w:rPr>
+                        <w:t xml:space="preserve"> es false).</w:t>
                       </w:r>
                     </w:p>
                     <w:p>
@@ -3737,14 +4823,66 @@
                           <w:sz w:val="40"/>
                           <w:szCs w:val="22"/>
                         </w:rPr>
-                        <w:t>Short-Circuit:</w:t>
-                      </w:r>
-                      <w:r>
-                        <w:rPr>
+                        <w:t>Short-</w:t>
+                      </w:r>
+                      <w:proofErr w:type="spellStart"/>
+                      <w:r>
+                        <w:rPr>
+                          <w:b/>
+                          <w:bCs/>
                           <w:sz w:val="40"/>
                           <w:szCs w:val="22"/>
                         </w:rPr>
-                        <w:t xml:space="preserve"> En A || B, si A es verdadero, JS ni siquiera mira B. Esto se usa para valores por defecto: let nombre = inputUsuario || "Anónimo";</w:t>
+                        <w:t>Circuit</w:t>
+                      </w:r>
+                      <w:proofErr w:type="spellEnd"/>
+                      <w:r>
+                        <w:rPr>
+                          <w:b/>
+                          <w:bCs/>
+                          <w:sz w:val="40"/>
+                          <w:szCs w:val="22"/>
+                        </w:rPr>
+                        <w:t>:</w:t>
+                      </w:r>
+                      <w:r>
+                        <w:rPr>
+                          <w:sz w:val="40"/>
+                          <w:szCs w:val="22"/>
+                        </w:rPr>
+                        <w:t xml:space="preserve"> En A || B, si A es verdadero, JS ni siquiera mira B. Esto se usa para valores por defecto: </w:t>
+                      </w:r>
+                      <w:proofErr w:type="spellStart"/>
+                      <w:r>
+                        <w:rPr>
+                          <w:sz w:val="40"/>
+                          <w:szCs w:val="22"/>
+                        </w:rPr>
+                        <w:t>let</w:t>
+                      </w:r>
+                      <w:proofErr w:type="spellEnd"/>
+                      <w:r>
+                        <w:rPr>
+                          <w:sz w:val="40"/>
+                          <w:szCs w:val="22"/>
+                        </w:rPr>
+                        <w:t xml:space="preserve"> nombre = </w:t>
+                      </w:r>
+                      <w:proofErr w:type="spellStart"/>
+                      <w:r>
+                        <w:rPr>
+                          <w:sz w:val="40"/>
+                          <w:szCs w:val="22"/>
+                        </w:rPr>
+                        <w:t>inputUsuario</w:t>
+                      </w:r>
+                      <w:proofErr w:type="spellEnd"/>
+                      <w:r>
+                        <w:rPr>
+                          <w:sz w:val="40"/>
+                          <w:szCs w:val="22"/>
+                        </w:rPr>
+                        <w:t xml:space="preserve"> || "Anónimo";</w:t>
                       </w:r>
                     </w:p>
                     <w:p>
@@ -3969,19 +5107,37 @@
                           </w:p>
                           <w:p/>
                           <w:p>
-                            <w:r>
-                              <w:t>let a = 5;</w:t>
-                            </w:r>
-                          </w:p>
-                          <w:p>
-                            <w:r>
-                              <w:t>let b = 5;</w:t>
+                            <w:proofErr w:type="spellStart"/>
+                            <w:r>
+                              <w:t>let</w:t>
+                            </w:r>
+                            <w:proofErr w:type="spellEnd"/>
+                            <w:r>
+                              <w:t xml:space="preserve"> a = 5;</w:t>
+                            </w:r>
+                          </w:p>
+                          <w:p>
+                            <w:proofErr w:type="spellStart"/>
+                            <w:r>
+                              <w:t>let</w:t>
+                            </w:r>
+                            <w:proofErr w:type="spellEnd"/>
+                            <w:r>
+                              <w:t xml:space="preserve"> b = 5;</w:t>
                             </w:r>
                           </w:p>
                           <w:p/>
                           <w:p>
                             <w:r>
-                              <w:t>// Post-incremento: usa el valor (5) y LUEGO lo incrementa (a=6)</w:t>
+                              <w:t xml:space="preserve">// </w:t>
+                            </w:r>
+                            <w:proofErr w:type="spellStart"/>
+                            <w:r>
+                              <w:t>Post-incremento</w:t>
+                            </w:r>
+                            <w:proofErr w:type="spellEnd"/>
+                            <w:r>
+                              <w:t>: usa el valor (5) y LUEGO lo incrementa (a=6)</w:t>
                             </w:r>
                           </w:p>
                           <w:p>
@@ -3992,7 +5148,15 @@
                           <w:p/>
                           <w:p>
                             <w:r>
-                              <w:t>// Pre-incremento: incrementa el valor (b=6) y LUEGO lo usa</w:t>
+                              <w:t xml:space="preserve">// </w:t>
+                            </w:r>
+                            <w:proofErr w:type="spellStart"/>
+                            <w:r>
+                              <w:t>Pre-incremento</w:t>
+                            </w:r>
+                            <w:proofErr w:type="spellEnd"/>
+                            <w:r>
+                              <w:t>: incrementa el valor (b=6) y LUEGO lo usa</w:t>
                             </w:r>
                           </w:p>
                           <w:p>
@@ -4032,19 +5196,37 @@
                     </w:p>
                     <w:p/>
                     <w:p>
-                      <w:r>
-                        <w:t>let a = 5;</w:t>
-                      </w:r>
-                    </w:p>
-                    <w:p>
-                      <w:r>
-                        <w:t>let b = 5;</w:t>
+                      <w:proofErr w:type="spellStart"/>
+                      <w:r>
+                        <w:t>let</w:t>
+                      </w:r>
+                      <w:proofErr w:type="spellEnd"/>
+                      <w:r>
+                        <w:t xml:space="preserve"> a = 5;</w:t>
+                      </w:r>
+                    </w:p>
+                    <w:p>
+                      <w:proofErr w:type="spellStart"/>
+                      <w:r>
+                        <w:t>let</w:t>
+                      </w:r>
+                      <w:proofErr w:type="spellEnd"/>
+                      <w:r>
+                        <w:t xml:space="preserve"> b = 5;</w:t>
                       </w:r>
                     </w:p>
                     <w:p/>
                     <w:p>
                       <w:r>
-                        <w:t>// Post-incremento: usa el valor (5) y LUEGO lo incrementa (a=6)</w:t>
+                        <w:t xml:space="preserve">// </w:t>
+                      </w:r>
+                      <w:proofErr w:type="spellStart"/>
+                      <w:r>
+                        <w:t>Post-incremento</w:t>
+                      </w:r>
+                      <w:proofErr w:type="spellEnd"/>
+                      <w:r>
+                        <w:t>: usa el valor (5) y LUEGO lo incrementa (a=6)</w:t>
                       </w:r>
                     </w:p>
                     <w:p>
@@ -4055,7 +5237,15 @@
                     <w:p/>
                     <w:p>
                       <w:r>
-                        <w:t>// Pre-incremento: incrementa el valor (b=6) y LUEGO lo usa</w:t>
+                        <w:t xml:space="preserve">// </w:t>
+                      </w:r>
+                      <w:proofErr w:type="spellStart"/>
+                      <w:r>
+                        <w:t>Pre-incremento</w:t>
+                      </w:r>
+                      <w:proofErr w:type="spellEnd"/>
+                      <w:r>
+                        <w:t>: incrementa el valor (b=6) y LUEGO lo usa</w:t>
                       </w:r>
                     </w:p>
                     <w:p>
@@ -4144,65 +5334,178 @@
                                 <w:bCs/>
                               </w:rPr>
                             </w:pPr>
+                            <w:proofErr w:type="gramStart"/>
                             <w:r>
                               <w:rPr>
                                 <w:b/>
                                 <w:bCs/>
                               </w:rPr>
-                              <w:t>¿Por qué 0.1 + 0.2 no es igual a 0.3?</w:t>
-                            </w:r>
-                          </w:p>
-                          <w:p>
-                            <w:r>
-                              <w:t>Las computadoras usan un sistema binario (base 2) para almacenar números. Los decimales como 0.1 y 0.2 no pueden representarse de forma exacta en binario, de la misma forma que 1/3 no se puede escribir de forma exacta en decimal (0.333...). El resultado de la suma es algo como 0.30000000000000004. Es un problema común a casi todos los lenguajes de programación.</w:t>
-                            </w:r>
-                          </w:p>
-                          <w:p/>
-                          <w:p>
+                              <w:t>¿Por qué 0.</w:t>
+                            </w:r>
+                            <w:proofErr w:type="gramEnd"/>
                             <w:r>
                               <w:rPr>
                                 <w:b/>
                                 <w:bCs/>
                               </w:rPr>
-                              <w:t>¿Por qué debería usar const en lugar de let si let me da más libertad para cambiar los valores?</w:t>
-                            </w:r>
-                            <w:r>
-                              <w:t xml:space="preserve"> La libertad total genera sistemas frágiles. Al usar const por defecto, le indicas a otros desarrolladores (y a tu yo del futuro) que ese valor fue diseñado para mantenerse intacto. Esto previene errores lógicos masivos, como sobreescribir accidentalmente el precio de un producto a mitad de una transacción. Usa let únicamente cuando estés seguro de que el valor debe mutar</w:t>
-                            </w:r>
-                            <w:r>
-                              <w:t>.</w:t>
-                            </w:r>
-                          </w:p>
-                          <w:p>
-                            <w:pPr>
-                              <w:pStyle w:val="Sinespaciado"/>
-                            </w:pPr>
-                          </w:p>
-                          <w:p>
-                            <w:pPr>
+                              <w:t>1 + 0.2 no es igual a 0.3?</w:t>
+                            </w:r>
+                          </w:p>
+                          <w:p>
+                            <w:r>
+                              <w:t>Las computadoras usan un sistema binario (base 2) para almacenar números. Los decimales como 0.1 y 0.2 no pueden representarse de forma exacta en binario, de la misma forma que 1/3 no se puede escribir de forma exacta en decimal (0.333...). El resultado de la suma es algo como 0.30000000000000004. Es un problema común a casi todos los lenguajes de programación.</w:t>
+                            </w:r>
+                          </w:p>
+                          <w:p/>
+                          <w:p>
+                            <w:r>
                               <w:rPr>
                                 <w:b/>
                                 <w:bCs/>
                               </w:rPr>
-                            </w:pPr>
+                              <w:t xml:space="preserve">¿Por qué debería usar </w:t>
+                            </w:r>
+                            <w:proofErr w:type="spellStart"/>
                             <w:r>
                               <w:rPr>
                                 <w:b/>
                                 <w:bCs/>
                               </w:rPr>
-                              <w:t>¿Qué sucede si intento sumar un Number y un String, por ejemplo 5 + "5"?</w:t>
-                            </w:r>
-                          </w:p>
-                          <w:p>
-                            <w:r>
-                              <w:t xml:space="preserve">Ocurre un fenómeno llamado </w:t>
-                            </w:r>
+                              <w:t>const</w:t>
+                            </w:r>
+                            <w:proofErr w:type="spellEnd"/>
                             <w:r>
                               <w:rPr>
                                 <w:b/>
                                 <w:bCs/>
                               </w:rPr>
-                              <w:t>Coerción de Tipos (Type Coercion)</w:t>
+                              <w:t xml:space="preserve"> en lugar de </w:t>
+                            </w:r>
+                            <w:proofErr w:type="spellStart"/>
+                            <w:r>
+                              <w:rPr>
+                                <w:b/>
+                                <w:bCs/>
+                              </w:rPr>
+                              <w:t>let</w:t>
+                            </w:r>
+                            <w:proofErr w:type="spellEnd"/>
+                            <w:r>
+                              <w:rPr>
+                                <w:b/>
+                                <w:bCs/>
+                              </w:rPr>
+                              <w:t xml:space="preserve"> si </w:t>
+                            </w:r>
+                            <w:proofErr w:type="spellStart"/>
+                            <w:r>
+                              <w:rPr>
+                                <w:b/>
+                                <w:bCs/>
+                              </w:rPr>
+                              <w:t>let</w:t>
+                            </w:r>
+                            <w:proofErr w:type="spellEnd"/>
+                            <w:r>
+                              <w:rPr>
+                                <w:b/>
+                                <w:bCs/>
+                              </w:rPr>
+                              <w:t xml:space="preserve"> me da más libertad para cambiar los valores?</w:t>
+                            </w:r>
+                            <w:r>
+                              <w:t xml:space="preserve"> La libertad total genera sistemas frágiles. Al usar </w:t>
+                            </w:r>
+                            <w:proofErr w:type="spellStart"/>
+                            <w:r>
+                              <w:t>const</w:t>
+                            </w:r>
+                            <w:proofErr w:type="spellEnd"/>
+                            <w:r>
+                              <w:t xml:space="preserve"> por defecto, le indicas a otros desarrolladores (y a tu yo del futuro) que ese valor fue diseñado para mantenerse intacto. Esto previene errores lógicos masivos, como </w:t>
+                            </w:r>
+                            <w:proofErr w:type="spellStart"/>
+                            <w:r>
+                              <w:t>sobreescribir</w:t>
+                            </w:r>
+                            <w:proofErr w:type="spellEnd"/>
+                            <w:r>
+                              <w:t xml:space="preserve"> accidentalmente el precio de un producto a mitad de una transacción. Usa </w:t>
+                            </w:r>
+                            <w:proofErr w:type="spellStart"/>
+                            <w:r>
+                              <w:t>let</w:t>
+                            </w:r>
+                            <w:proofErr w:type="spellEnd"/>
+                            <w:r>
+                              <w:t xml:space="preserve"> únicamente cuando estés seguro de que el valor debe mutar</w:t>
+                            </w:r>
+                            <w:r>
+                              <w:t>.</w:t>
+                            </w:r>
+                          </w:p>
+                          <w:p>
+                            <w:pPr>
+                              <w:pStyle w:val="Sinespaciado"/>
+                            </w:pPr>
+                          </w:p>
+                          <w:p>
+                            <w:pPr>
+                              <w:rPr>
+                                <w:b/>
+                                <w:bCs/>
+                              </w:rPr>
+                            </w:pPr>
+                            <w:r>
+                              <w:rPr>
+                                <w:b/>
+                                <w:bCs/>
+                              </w:rPr>
+                              <w:t>¿Qué sucede si intento sumar un Number y un String, por ejemplo 5 + "5"?</w:t>
+                            </w:r>
+                          </w:p>
+                          <w:p>
+                            <w:r>
+                              <w:t xml:space="preserve">Ocurre un fenómeno llamado </w:t>
+                            </w:r>
+                            <w:r>
+                              <w:rPr>
+                                <w:b/>
+                                <w:bCs/>
+                              </w:rPr>
+                              <w:t>Coerción de Tipos (</w:t>
+                            </w:r>
+                            <w:proofErr w:type="spellStart"/>
+                            <w:r>
+                              <w:rPr>
+                                <w:b/>
+                                <w:bCs/>
+                              </w:rPr>
+                              <w:t>Type</w:t>
+                            </w:r>
+                            <w:proofErr w:type="spellEnd"/>
+                            <w:r>
+                              <w:rPr>
+                                <w:b/>
+                                <w:bCs/>
+                              </w:rPr>
+                              <w:t xml:space="preserve"> </w:t>
+                            </w:r>
+                            <w:proofErr w:type="spellStart"/>
+                            <w:r>
+                              <w:rPr>
+                                <w:b/>
+                                <w:bCs/>
+                              </w:rPr>
+                              <w:t>Coercion</w:t>
+                            </w:r>
+                            <w:proofErr w:type="spellEnd"/>
+                            <w:r>
+                              <w:rPr>
+                                <w:b/>
+                                <w:bCs/>
+                              </w:rPr>
+                              <w:t>)</w:t>
                             </w:r>
                             <w:r>
                               <w:t>. El motor de JavaScript asume que quieres concatenar (unir) los textos. En lugar de ejecutar la operación matemática 5 + 5 = 10, convierte el primer 5 a String y los une, dando como resultado el String "55". Este es uno de los errores más comunes al capturar datos de formularios HTML.</w:t>
@@ -4250,65 +5553,178 @@
                           <w:bCs/>
                         </w:rPr>
                       </w:pPr>
+                      <w:proofErr w:type="gramStart"/>
                       <w:r>
                         <w:rPr>
                           <w:b/>
                           <w:bCs/>
                         </w:rPr>
-                        <w:t>¿Por qué 0.1 + 0.2 no es igual a 0.3?</w:t>
-                      </w:r>
-                    </w:p>
-                    <w:p>
-                      <w:r>
-                        <w:t>Las computadoras usan un sistema binario (base 2) para almacenar números. Los decimales como 0.1 y 0.2 no pueden representarse de forma exacta en binario, de la misma forma que 1/3 no se puede escribir de forma exacta en decimal (0.333...). El resultado de la suma es algo como 0.30000000000000004. Es un problema común a casi todos los lenguajes de programación.</w:t>
-                      </w:r>
-                    </w:p>
-                    <w:p/>
-                    <w:p>
+                        <w:t>¿Por qué 0.</w:t>
+                      </w:r>
+                      <w:proofErr w:type="gramEnd"/>
                       <w:r>
                         <w:rPr>
                           <w:b/>
                           <w:bCs/>
                         </w:rPr>
-                        <w:t>¿Por qué debería usar const en lugar de let si let me da más libertad para cambiar los valores?</w:t>
-                      </w:r>
-                      <w:r>
-                        <w:t xml:space="preserve"> La libertad total genera sistemas frágiles. Al usar const por defecto, le indicas a otros desarrolladores (y a tu yo del futuro) que ese valor fue diseñado para mantenerse intacto. Esto previene errores lógicos masivos, como sobreescribir accidentalmente el precio de un producto a mitad de una transacción. Usa let únicamente cuando estés seguro de que el valor debe mutar</w:t>
-                      </w:r>
-                      <w:r>
-                        <w:t>.</w:t>
-                      </w:r>
-                    </w:p>
-                    <w:p>
-                      <w:pPr>
-                        <w:pStyle w:val="Sinespaciado"/>
-                      </w:pPr>
-                    </w:p>
-                    <w:p>
-                      <w:pPr>
+                        <w:t>1 + 0.2 no es igual a 0.3?</w:t>
+                      </w:r>
+                    </w:p>
+                    <w:p>
+                      <w:r>
+                        <w:t>Las computadoras usan un sistema binario (base 2) para almacenar números. Los decimales como 0.1 y 0.2 no pueden representarse de forma exacta en binario, de la misma forma que 1/3 no se puede escribir de forma exacta en decimal (0.333...). El resultado de la suma es algo como 0.30000000000000004. Es un problema común a casi todos los lenguajes de programación.</w:t>
+                      </w:r>
+                    </w:p>
+                    <w:p/>
+                    <w:p>
+                      <w:r>
                         <w:rPr>
                           <w:b/>
                           <w:bCs/>
                         </w:rPr>
-                      </w:pPr>
+                        <w:t xml:space="preserve">¿Por qué debería usar </w:t>
+                      </w:r>
+                      <w:proofErr w:type="spellStart"/>
                       <w:r>
                         <w:rPr>
                           <w:b/>
                           <w:bCs/>
                         </w:rPr>
-                        <w:t>¿Qué sucede si intento sumar un Number y un String, por ejemplo 5 + "5"?</w:t>
-                      </w:r>
-                    </w:p>
-                    <w:p>
-                      <w:r>
-                        <w:t xml:space="preserve">Ocurre un fenómeno llamado </w:t>
-                      </w:r>
+                        <w:t>const</w:t>
+                      </w:r>
+                      <w:proofErr w:type="spellEnd"/>
                       <w:r>
                         <w:rPr>
                           <w:b/>
                           <w:bCs/>
                         </w:rPr>
-                        <w:t>Coerción de Tipos (Type Coercion)</w:t>
+                        <w:t xml:space="preserve"> en lugar de </w:t>
+                      </w:r>
+                      <w:proofErr w:type="spellStart"/>
+                      <w:r>
+                        <w:rPr>
+                          <w:b/>
+                          <w:bCs/>
+                        </w:rPr>
+                        <w:t>let</w:t>
+                      </w:r>
+                      <w:proofErr w:type="spellEnd"/>
+                      <w:r>
+                        <w:rPr>
+                          <w:b/>
+                          <w:bCs/>
+                        </w:rPr>
+                        <w:t xml:space="preserve"> si </w:t>
+                      </w:r>
+                      <w:proofErr w:type="spellStart"/>
+                      <w:r>
+                        <w:rPr>
+                          <w:b/>
+                          <w:bCs/>
+                        </w:rPr>
+                        <w:t>let</w:t>
+                      </w:r>
+                      <w:proofErr w:type="spellEnd"/>
+                      <w:r>
+                        <w:rPr>
+                          <w:b/>
+                          <w:bCs/>
+                        </w:rPr>
+                        <w:t xml:space="preserve"> me da más libertad para cambiar los valores?</w:t>
+                      </w:r>
+                      <w:r>
+                        <w:t xml:space="preserve"> La libertad total genera sistemas frágiles. Al usar </w:t>
+                      </w:r>
+                      <w:proofErr w:type="spellStart"/>
+                      <w:r>
+                        <w:t>const</w:t>
+                      </w:r>
+                      <w:proofErr w:type="spellEnd"/>
+                      <w:r>
+                        <w:t xml:space="preserve"> por defecto, le indicas a otros desarrolladores (y a tu yo del futuro) que ese valor fue diseñado para mantenerse intacto. Esto previene errores lógicos masivos, como </w:t>
+                      </w:r>
+                      <w:proofErr w:type="spellStart"/>
+                      <w:r>
+                        <w:t>sobreescribir</w:t>
+                      </w:r>
+                      <w:proofErr w:type="spellEnd"/>
+                      <w:r>
+                        <w:t xml:space="preserve"> accidentalmente el precio de un producto a mitad de una transacción. Usa </w:t>
+                      </w:r>
+                      <w:proofErr w:type="spellStart"/>
+                      <w:r>
+                        <w:t>let</w:t>
+                      </w:r>
+                      <w:proofErr w:type="spellEnd"/>
+                      <w:r>
+                        <w:t xml:space="preserve"> únicamente cuando estés seguro de que el valor debe mutar</w:t>
+                      </w:r>
+                      <w:r>
+                        <w:t>.</w:t>
+                      </w:r>
+                    </w:p>
+                    <w:p>
+                      <w:pPr>
+                        <w:pStyle w:val="Sinespaciado"/>
+                      </w:pPr>
+                    </w:p>
+                    <w:p>
+                      <w:pPr>
+                        <w:rPr>
+                          <w:b/>
+                          <w:bCs/>
+                        </w:rPr>
+                      </w:pPr>
+                      <w:r>
+                        <w:rPr>
+                          <w:b/>
+                          <w:bCs/>
+                        </w:rPr>
+                        <w:t>¿Qué sucede si intento sumar un Number y un String, por ejemplo 5 + "5"?</w:t>
+                      </w:r>
+                    </w:p>
+                    <w:p>
+                      <w:r>
+                        <w:t xml:space="preserve">Ocurre un fenómeno llamado </w:t>
+                      </w:r>
+                      <w:r>
+                        <w:rPr>
+                          <w:b/>
+                          <w:bCs/>
+                        </w:rPr>
+                        <w:t>Coerción de Tipos (</w:t>
+                      </w:r>
+                      <w:proofErr w:type="spellStart"/>
+                      <w:r>
+                        <w:rPr>
+                          <w:b/>
+                          <w:bCs/>
+                        </w:rPr>
+                        <w:t>Type</w:t>
+                      </w:r>
+                      <w:proofErr w:type="spellEnd"/>
+                      <w:r>
+                        <w:rPr>
+                          <w:b/>
+                          <w:bCs/>
+                        </w:rPr>
+                        <w:t xml:space="preserve"> </w:t>
+                      </w:r>
+                      <w:proofErr w:type="spellStart"/>
+                      <w:r>
+                        <w:rPr>
+                          <w:b/>
+                          <w:bCs/>
+                        </w:rPr>
+                        <w:t>Coercion</w:t>
+                      </w:r>
+                      <w:proofErr w:type="spellEnd"/>
+                      <w:r>
+                        <w:rPr>
+                          <w:b/>
+                          <w:bCs/>
+                        </w:rPr>
+                        <w:t>)</w:t>
                       </w:r>
                       <w:r>
                         <w:t>. El motor de JavaScript asume que quieres concatenar (unir) los textos. En lugar de ejecutar la operación matemática 5 + 5 = 10, convierte el primer 5 a String y los une, dando como resultado el String "55". Este es uno de los errores más comunes al capturar datos de formularios HTML.</w:t>
@@ -4408,47 +5824,120 @@
                               <w:pStyle w:val="Sinespaciado"/>
                             </w:pPr>
                             <w:r>
-                              <w:t>// 1. Declaración de variables estáticas (const)</w:t>
+                              <w:t>// 1. Declaración de variables estáticas (</w:t>
+                            </w:r>
+                            <w:proofErr w:type="spellStart"/>
+                            <w:r>
+                              <w:t>const</w:t>
+                            </w:r>
+                            <w:proofErr w:type="spellEnd"/>
+                            <w:r>
+                              <w:t>)</w:t>
                             </w:r>
                           </w:p>
                           <w:p>
                             <w:pPr>
                               <w:pStyle w:val="Sinespaciado"/>
                             </w:pPr>
-                            <w:r>
-                              <w:t>const nombreCliente = "Ana Pérez";</w:t>
+                            <w:proofErr w:type="spellStart"/>
+                            <w:r>
+                              <w:t>const</w:t>
+                            </w:r>
+                            <w:proofErr w:type="spellEnd"/>
+                            <w:r>
+                              <w:t xml:space="preserve"> </w:t>
+                            </w:r>
+                            <w:proofErr w:type="spellStart"/>
+                            <w:r>
+                              <w:t>nombreCliente</w:t>
+                            </w:r>
+                            <w:proofErr w:type="spellEnd"/>
+                            <w:r>
+                              <w:t xml:space="preserve"> = "Ana Pérez";</w:t>
                             </w:r>
                           </w:p>
                           <w:p>
                             <w:pPr>
                               <w:pStyle w:val="Sinespaciado"/>
                             </w:pPr>
-                            <w:r>
-                              <w:t>const nombreProducto = "Monitor 24 pulgadas";</w:t>
+                            <w:proofErr w:type="spellStart"/>
+                            <w:r>
+                              <w:t>const</w:t>
+                            </w:r>
+                            <w:proofErr w:type="spellEnd"/>
+                            <w:r>
+                              <w:t xml:space="preserve"> </w:t>
+                            </w:r>
+                            <w:proofErr w:type="spellStart"/>
+                            <w:r>
+                              <w:t>nombreProducto</w:t>
+                            </w:r>
+                            <w:proofErr w:type="spellEnd"/>
+                            <w:r>
+                              <w:t xml:space="preserve"> = "Monitor 24 pulgadas";</w:t>
                             </w:r>
                           </w:p>
                           <w:p>
                             <w:pPr>
                               <w:pStyle w:val="Sinespaciado"/>
                             </w:pPr>
-                            <w:r>
-                              <w:t>const precioUnitario = 200;</w:t>
+                            <w:proofErr w:type="spellStart"/>
+                            <w:r>
+                              <w:t>const</w:t>
+                            </w:r>
+                            <w:proofErr w:type="spellEnd"/>
+                            <w:r>
+                              <w:t xml:space="preserve"> </w:t>
+                            </w:r>
+                            <w:proofErr w:type="spellStart"/>
+                            <w:r>
+                              <w:t>precioUnitario</w:t>
+                            </w:r>
+                            <w:proofErr w:type="spellEnd"/>
+                            <w:r>
+                              <w:t xml:space="preserve"> = 200;</w:t>
                             </w:r>
                           </w:p>
                           <w:p>
                             <w:pPr>
                               <w:pStyle w:val="Sinespaciado"/>
                             </w:pPr>
-                            <w:r>
-                              <w:t>const impuestoIVA = 0.19; // 19%</w:t>
+                            <w:proofErr w:type="spellStart"/>
+                            <w:r>
+                              <w:t>const</w:t>
+                            </w:r>
+                            <w:proofErr w:type="spellEnd"/>
+                            <w:r>
+                              <w:t xml:space="preserve"> </w:t>
+                            </w:r>
+                            <w:proofErr w:type="spellStart"/>
+                            <w:r>
+                              <w:t>impuestoIVA</w:t>
+                            </w:r>
+                            <w:proofErr w:type="spellEnd"/>
+                            <w:r>
+                              <w:t xml:space="preserve"> = 0.19; // 19%</w:t>
                             </w:r>
                           </w:p>
                           <w:p>
                             <w:pPr>
                               <w:pStyle w:val="Sinespaciado"/>
                             </w:pPr>
-                            <w:r>
-                              <w:t>const costoEnvio = 15;</w:t>
+                            <w:proofErr w:type="spellStart"/>
+                            <w:r>
+                              <w:t>const</w:t>
+                            </w:r>
+                            <w:proofErr w:type="spellEnd"/>
+                            <w:r>
+                              <w:t xml:space="preserve"> </w:t>
+                            </w:r>
+                            <w:proofErr w:type="spellStart"/>
+                            <w:r>
+                              <w:t>costoEnvio</w:t>
+                            </w:r>
+                            <w:proofErr w:type="spellEnd"/>
+                            <w:r>
+                              <w:t xml:space="preserve"> = 15;</w:t>
                             </w:r>
                           </w:p>
                           <w:p>
@@ -4461,31 +5950,70 @@
                               <w:pStyle w:val="Sinespaciado"/>
                             </w:pPr>
                             <w:r>
-                              <w:t>// 2. Declaración de variables mutables (let)</w:t>
+                              <w:t>// 2. Declaración de variables mutables (</w:t>
+                            </w:r>
+                            <w:proofErr w:type="spellStart"/>
+                            <w:r>
+                              <w:t>let</w:t>
+                            </w:r>
+                            <w:proofErr w:type="spellEnd"/>
+                            <w:r>
+                              <w:t>)</w:t>
                             </w:r>
                           </w:p>
                           <w:p>
                             <w:pPr>
                               <w:pStyle w:val="Sinespaciado"/>
                             </w:pPr>
-                            <w:r>
-                              <w:t>let cantidadComprada = 2;</w:t>
+                            <w:proofErr w:type="spellStart"/>
+                            <w:r>
+                              <w:t>let</w:t>
+                            </w:r>
+                            <w:proofErr w:type="spellEnd"/>
+                            <w:r>
+                              <w:t xml:space="preserve"> </w:t>
+                            </w:r>
+                            <w:proofErr w:type="spellStart"/>
+                            <w:r>
+                              <w:t>cantidadComprada</w:t>
+                            </w:r>
+                            <w:proofErr w:type="spellEnd"/>
+                            <w:r>
+                              <w:t xml:space="preserve"> = 2;</w:t>
                             </w:r>
                           </w:p>
                           <w:p>
                             <w:pPr>
                               <w:pStyle w:val="Sinespaciado"/>
                             </w:pPr>
-                            <w:r>
-                              <w:t>let subtotal;</w:t>
+                            <w:proofErr w:type="spellStart"/>
+                            <w:r>
+                              <w:t>let</w:t>
+                            </w:r>
+                            <w:proofErr w:type="spellEnd"/>
+                            <w:r>
+                              <w:t xml:space="preserve"> subtotal;</w:t>
                             </w:r>
                           </w:p>
                           <w:p>
                             <w:pPr>
                               <w:pStyle w:val="Sinespaciado"/>
                             </w:pPr>
-                            <w:r>
-                              <w:t>let totalConImpuestos;</w:t>
+                            <w:proofErr w:type="spellStart"/>
+                            <w:r>
+                              <w:t>let</w:t>
+                            </w:r>
+                            <w:proofErr w:type="spellEnd"/>
+                            <w:r>
+                              <w:t xml:space="preserve"> </w:t>
+                            </w:r>
+                            <w:proofErr w:type="spellStart"/>
+                            <w:r>
+                              <w:t>totalConImpuestos</w:t>
+                            </w:r>
+                            <w:proofErr w:type="spellEnd"/>
+                            <w:r>
+                              <w:t>;</w:t>
                             </w:r>
                           </w:p>
                           <w:p>
@@ -4506,23 +6034,81 @@
                               <w:pStyle w:val="Sinespaciado"/>
                             </w:pPr>
                             <w:r>
-                              <w:t xml:space="preserve">subtotal = precioUnitario * cantidadComprada; </w:t>
+                              <w:t xml:space="preserve">subtotal = </w:t>
+                            </w:r>
+                            <w:proofErr w:type="spellStart"/>
+                            <w:r>
+                              <w:t>precioUnitario</w:t>
+                            </w:r>
+                            <w:proofErr w:type="spellEnd"/>
+                            <w:r>
+                              <w:t xml:space="preserve"> * </w:t>
+                            </w:r>
+                            <w:proofErr w:type="spellStart"/>
+                            <w:r>
+                              <w:t>cantidadComprada</w:t>
+                            </w:r>
+                            <w:proofErr w:type="spellEnd"/>
+                            <w:r>
+                              <w:t xml:space="preserve">; </w:t>
                             </w:r>
                           </w:p>
                           <w:p>
                             <w:pPr>
                               <w:pStyle w:val="Sinespaciado"/>
                             </w:pPr>
-                            <w:r>
-                              <w:t>const valorImpuesto = subtotal * impuestoIVA;</w:t>
+                            <w:proofErr w:type="spellStart"/>
+                            <w:r>
+                              <w:t>const</w:t>
+                            </w:r>
+                            <w:proofErr w:type="spellEnd"/>
+                            <w:r>
+                              <w:t xml:space="preserve"> </w:t>
+                            </w:r>
+                            <w:proofErr w:type="spellStart"/>
+                            <w:r>
+                              <w:t>valorImpuesto</w:t>
+                            </w:r>
+                            <w:proofErr w:type="spellEnd"/>
+                            <w:r>
+                              <w:t xml:space="preserve"> = subtotal * </w:t>
+                            </w:r>
+                            <w:proofErr w:type="spellStart"/>
+                            <w:r>
+                              <w:t>impuestoIVA</w:t>
+                            </w:r>
+                            <w:proofErr w:type="spellEnd"/>
+                            <w:r>
+                              <w:t>;</w:t>
                             </w:r>
                           </w:p>
                           <w:p>
                             <w:pPr>
                               <w:pStyle w:val="Sinespaciado"/>
                             </w:pPr>
-                            <w:r>
-                              <w:t>totalConImpuestos = subtotal + valorImpuesto + costoEnvio;</w:t>
+                            <w:proofErr w:type="spellStart"/>
+                            <w:r>
+                              <w:t>totalConImpuestos</w:t>
+                            </w:r>
+                            <w:proofErr w:type="spellEnd"/>
+                            <w:r>
+                              <w:t xml:space="preserve"> = subtotal + </w:t>
+                            </w:r>
+                            <w:proofErr w:type="spellStart"/>
+                            <w:r>
+                              <w:t>valorImpuesto</w:t>
+                            </w:r>
+                            <w:proofErr w:type="spellEnd"/>
+                            <w:r>
+                              <w:t xml:space="preserve"> + </w:t>
+                            </w:r>
+                            <w:proofErr w:type="spellStart"/>
+                            <w:r>
+                              <w:t>costoEnvio</w:t>
+                            </w:r>
+                            <w:proofErr w:type="spellEnd"/>
+                            <w:r>
+                              <w:t>;</w:t>
                             </w:r>
                           </w:p>
                           <w:p>
@@ -4535,15 +6121,52 @@
                               <w:pStyle w:val="Sinespaciado"/>
                             </w:pPr>
                             <w:r>
-                              <w:t>// 4. Operaciones con Strings (Concatenación)</w:t>
+                              <w:t xml:space="preserve">// 4. Operaciones con </w:t>
+                            </w:r>
+                            <w:proofErr w:type="spellStart"/>
+                            <w:r>
+                              <w:t>Strings</w:t>
+                            </w:r>
+                            <w:proofErr w:type="spellEnd"/>
+                            <w:r>
+                              <w:t xml:space="preserve"> (Concatenación)</w:t>
                             </w:r>
                           </w:p>
                           <w:p>
                             <w:pPr>
                               <w:pStyle w:val="Sinespaciado"/>
                             </w:pPr>
-                            <w:r>
-                              <w:t>const mensajeFinal = "Hola " + nombreCliente + ". El total de tu compra es: $" + totalConImpuestos;</w:t>
+                            <w:proofErr w:type="spellStart"/>
+                            <w:r>
+                              <w:t>const</w:t>
+                            </w:r>
+                            <w:proofErr w:type="spellEnd"/>
+                            <w:r>
+                              <w:t xml:space="preserve"> </w:t>
+                            </w:r>
+                            <w:proofErr w:type="spellStart"/>
+                            <w:r>
+                              <w:t>mensajeFinal</w:t>
+                            </w:r>
+                            <w:proofErr w:type="spellEnd"/>
+                            <w:r>
+                              <w:t xml:space="preserve"> = "Hola " + </w:t>
+                            </w:r>
+                            <w:proofErr w:type="spellStart"/>
+                            <w:r>
+                              <w:t>nombreCliente</w:t>
+                            </w:r>
+                            <w:proofErr w:type="spellEnd"/>
+                            <w:r>
+                              <w:t xml:space="preserve"> + ". El total de tu compra es: $" + </w:t>
+                            </w:r>
+                            <w:proofErr w:type="spellStart"/>
+                            <w:r>
+                              <w:t>totalConImpuestos</w:t>
+                            </w:r>
+                            <w:proofErr w:type="spellEnd"/>
+                            <w:r>
+                              <w:t>;</w:t>
                             </w:r>
                           </w:p>
                           <w:p>
@@ -4563,48 +6186,118 @@
                             <w:pPr>
                               <w:pStyle w:val="Sinespaciado"/>
                             </w:pPr>
-                            <w:r>
-                              <w:t>console.log("--- Resumen de Compra ---");</w:t>
+                            <w:proofErr w:type="gramStart"/>
+                            <w:r>
+                              <w:t>console.log(</w:t>
+                            </w:r>
+                            <w:proofErr w:type="gramEnd"/>
+                            <w:r>
+                              <w:t>"--- Resumen de Compra ---");</w:t>
                             </w:r>
                           </w:p>
                           <w:p>
                             <w:pPr>
                               <w:pStyle w:val="Sinespaciado"/>
                             </w:pPr>
-                            <w:r>
-                              <w:t>console.log("Producto:", nombreProducto);</w:t>
+                            <w:proofErr w:type="gramStart"/>
+                            <w:r>
+                              <w:t>console.log(</w:t>
+                            </w:r>
+                            <w:proofErr w:type="gramEnd"/>
+                            <w:r>
+                              <w:t xml:space="preserve">"Producto:", </w:t>
+                            </w:r>
+                            <w:proofErr w:type="spellStart"/>
+                            <w:r>
+                              <w:t>nombreProducto</w:t>
+                            </w:r>
+                            <w:proofErr w:type="spellEnd"/>
+                            <w:r>
+                              <w:t>);</w:t>
                             </w:r>
                           </w:p>
                           <w:p>
                             <w:pPr>
                               <w:pStyle w:val="Sinespaciado"/>
                             </w:pPr>
-                            <w:r>
-                              <w:t>console.log("Subtotal:", subtotal);</w:t>
+                            <w:proofErr w:type="gramStart"/>
+                            <w:r>
+                              <w:t>console.log(</w:t>
+                            </w:r>
+                            <w:proofErr w:type="gramEnd"/>
+                            <w:r>
+                              <w:t>"Subtotal:", subtotal);</w:t>
                             </w:r>
                           </w:p>
                           <w:p>
                             <w:pPr>
                               <w:pStyle w:val="Sinespaciado"/>
                             </w:pPr>
-                            <w:r>
-                              <w:t>console.log("Total a pagar:", totalConImpuestos);</w:t>
+                            <w:proofErr w:type="gramStart"/>
+                            <w:r>
+                              <w:t>console.log(</w:t>
+                            </w:r>
+                            <w:proofErr w:type="gramEnd"/>
+                            <w:r>
+                              <w:t xml:space="preserve">"Total a pagar:", </w:t>
+                            </w:r>
+                            <w:proofErr w:type="spellStart"/>
+                            <w:r>
+                              <w:t>totalConImpuestos</w:t>
+                            </w:r>
+                            <w:proofErr w:type="spellEnd"/>
+                            <w:r>
+                              <w:t>);</w:t>
                             </w:r>
                           </w:p>
                           <w:p>
                             <w:pPr>
                               <w:pStyle w:val="Sinespaciado"/>
                             </w:pPr>
-                            <w:r>
-                              <w:t>console.log("Mensaje al cliente:", mensajeFinal);</w:t>
+                            <w:proofErr w:type="gramStart"/>
+                            <w:r>
+                              <w:t>console.log(</w:t>
+                            </w:r>
+                            <w:proofErr w:type="gramEnd"/>
+                            <w:r>
+                              <w:t xml:space="preserve">"Mensaje al cliente:", </w:t>
+                            </w:r>
+                            <w:proofErr w:type="spellStart"/>
+                            <w:r>
+                              <w:t>mensajeFinal</w:t>
+                            </w:r>
+                            <w:proofErr w:type="spellEnd"/>
+                            <w:r>
+                              <w:t>);</w:t>
                             </w:r>
                           </w:p>
                           <w:p>
                             <w:pPr>
                               <w:pStyle w:val="Sinespaciado"/>
                             </w:pPr>
-                            <w:r>
-                              <w:t>console.log("¿Es el total un número?:", typeof totalConImpuestos);</w:t>
+                            <w:proofErr w:type="gramStart"/>
+                            <w:r>
+                              <w:t>console.log(</w:t>
+                            </w:r>
+                            <w:proofErr w:type="gramEnd"/>
+                            <w:r>
+                              <w:t xml:space="preserve">"¿Es el total un número?:", </w:t>
+                            </w:r>
+                            <w:proofErr w:type="spellStart"/>
+                            <w:r>
+                              <w:t>typeof</w:t>
+                            </w:r>
+                            <w:proofErr w:type="spellEnd"/>
+                            <w:r>
+                              <w:t xml:space="preserve"> </w:t>
+                            </w:r>
+                            <w:proofErr w:type="spellStart"/>
+                            <w:r>
+                              <w:t>totalConImpuestos</w:t>
+                            </w:r>
+                            <w:proofErr w:type="spellEnd"/>
+                            <w:r>
+                              <w:t>);</w:t>
                             </w:r>
                           </w:p>
                           <w:p/>
@@ -4661,47 +6354,120 @@
                         <w:pStyle w:val="Sinespaciado"/>
                       </w:pPr>
                       <w:r>
-                        <w:t>// 1. Declaración de variables estáticas (const)</w:t>
+                        <w:t>// 1. Declaración de variables estáticas (</w:t>
+                      </w:r>
+                      <w:proofErr w:type="spellStart"/>
+                      <w:r>
+                        <w:t>const</w:t>
+                      </w:r>
+                      <w:proofErr w:type="spellEnd"/>
+                      <w:r>
+                        <w:t>)</w:t>
                       </w:r>
                     </w:p>
                     <w:p>
                       <w:pPr>
                         <w:pStyle w:val="Sinespaciado"/>
                       </w:pPr>
-                      <w:r>
-                        <w:t>const nombreCliente = "Ana Pérez";</w:t>
+                      <w:proofErr w:type="spellStart"/>
+                      <w:r>
+                        <w:t>const</w:t>
+                      </w:r>
+                      <w:proofErr w:type="spellEnd"/>
+                      <w:r>
+                        <w:t xml:space="preserve"> </w:t>
+                      </w:r>
+                      <w:proofErr w:type="spellStart"/>
+                      <w:r>
+                        <w:t>nombreCliente</w:t>
+                      </w:r>
+                      <w:proofErr w:type="spellEnd"/>
+                      <w:r>
+                        <w:t xml:space="preserve"> = "Ana Pérez";</w:t>
                       </w:r>
                     </w:p>
                     <w:p>
                       <w:pPr>
                         <w:pStyle w:val="Sinespaciado"/>
                       </w:pPr>
-                      <w:r>
-                        <w:t>const nombreProducto = "Monitor 24 pulgadas";</w:t>
+                      <w:proofErr w:type="spellStart"/>
+                      <w:r>
+                        <w:t>const</w:t>
+                      </w:r>
+                      <w:proofErr w:type="spellEnd"/>
+                      <w:r>
+                        <w:t xml:space="preserve"> </w:t>
+                      </w:r>
+                      <w:proofErr w:type="spellStart"/>
+                      <w:r>
+                        <w:t>nombreProducto</w:t>
+                      </w:r>
+                      <w:proofErr w:type="spellEnd"/>
+                      <w:r>
+                        <w:t xml:space="preserve"> = "Monitor 24 pulgadas";</w:t>
                       </w:r>
                     </w:p>
                     <w:p>
                       <w:pPr>
                         <w:pStyle w:val="Sinespaciado"/>
                       </w:pPr>
-                      <w:r>
-                        <w:t>const precioUnitario = 200;</w:t>
+                      <w:proofErr w:type="spellStart"/>
+                      <w:r>
+                        <w:t>const</w:t>
+                      </w:r>
+                      <w:proofErr w:type="spellEnd"/>
+                      <w:r>
+                        <w:t xml:space="preserve"> </w:t>
+                      </w:r>
+                      <w:proofErr w:type="spellStart"/>
+                      <w:r>
+                        <w:t>precioUnitario</w:t>
+                      </w:r>
+                      <w:proofErr w:type="spellEnd"/>
+                      <w:r>
+                        <w:t xml:space="preserve"> = 200;</w:t>
                       </w:r>
                     </w:p>
                     <w:p>
                       <w:pPr>
                         <w:pStyle w:val="Sinespaciado"/>
                       </w:pPr>
-                      <w:r>
-                        <w:t>const impuestoIVA = 0.19; // 19%</w:t>
+                      <w:proofErr w:type="spellStart"/>
+                      <w:r>
+                        <w:t>const</w:t>
+                      </w:r>
+                      <w:proofErr w:type="spellEnd"/>
+                      <w:r>
+                        <w:t xml:space="preserve"> </w:t>
+                      </w:r>
+                      <w:proofErr w:type="spellStart"/>
+                      <w:r>
+                        <w:t>impuestoIVA</w:t>
+                      </w:r>
+                      <w:proofErr w:type="spellEnd"/>
+                      <w:r>
+                        <w:t xml:space="preserve"> = 0.19; // 19%</w:t>
                       </w:r>
                     </w:p>
                     <w:p>
                       <w:pPr>
                         <w:pStyle w:val="Sinespaciado"/>
                       </w:pPr>
-                      <w:r>
-                        <w:t>const costoEnvio = 15;</w:t>
+                      <w:proofErr w:type="spellStart"/>
+                      <w:r>
+                        <w:t>const</w:t>
+                      </w:r>
+                      <w:proofErr w:type="spellEnd"/>
+                      <w:r>
+                        <w:t xml:space="preserve"> </w:t>
+                      </w:r>
+                      <w:proofErr w:type="spellStart"/>
+                      <w:r>
+                        <w:t>costoEnvio</w:t>
+                      </w:r>
+                      <w:proofErr w:type="spellEnd"/>
+                      <w:r>
+                        <w:t xml:space="preserve"> = 15;</w:t>
                       </w:r>
                     </w:p>
                     <w:p>
@@ -4714,31 +6480,70 @@
                         <w:pStyle w:val="Sinespaciado"/>
                       </w:pPr>
                       <w:r>
-                        <w:t>// 2. Declaración de variables mutables (let)</w:t>
+                        <w:t>// 2. Declaración de variables mutables (</w:t>
+                      </w:r>
+                      <w:proofErr w:type="spellStart"/>
+                      <w:r>
+                        <w:t>let</w:t>
+                      </w:r>
+                      <w:proofErr w:type="spellEnd"/>
+                      <w:r>
+                        <w:t>)</w:t>
                       </w:r>
                     </w:p>
                     <w:p>
                       <w:pPr>
                         <w:pStyle w:val="Sinespaciado"/>
                       </w:pPr>
-                      <w:r>
-                        <w:t>let cantidadComprada = 2;</w:t>
+                      <w:proofErr w:type="spellStart"/>
+                      <w:r>
+                        <w:t>let</w:t>
+                      </w:r>
+                      <w:proofErr w:type="spellEnd"/>
+                      <w:r>
+                        <w:t xml:space="preserve"> </w:t>
+                      </w:r>
+                      <w:proofErr w:type="spellStart"/>
+                      <w:r>
+                        <w:t>cantidadComprada</w:t>
+                      </w:r>
+                      <w:proofErr w:type="spellEnd"/>
+                      <w:r>
+                        <w:t xml:space="preserve"> = 2;</w:t>
                       </w:r>
                     </w:p>
                     <w:p>
                       <w:pPr>
                         <w:pStyle w:val="Sinespaciado"/>
                       </w:pPr>
-                      <w:r>
-                        <w:t>let subtotal;</w:t>
+                      <w:proofErr w:type="spellStart"/>
+                      <w:r>
+                        <w:t>let</w:t>
+                      </w:r>
+                      <w:proofErr w:type="spellEnd"/>
+                      <w:r>
+                        <w:t xml:space="preserve"> subtotal;</w:t>
                       </w:r>
                     </w:p>
                     <w:p>
                       <w:pPr>
                         <w:pStyle w:val="Sinespaciado"/>
                       </w:pPr>
-                      <w:r>
-                        <w:t>let totalConImpuestos;</w:t>
+                      <w:proofErr w:type="spellStart"/>
+                      <w:r>
+                        <w:t>let</w:t>
+                      </w:r>
+                      <w:proofErr w:type="spellEnd"/>
+                      <w:r>
+                        <w:t xml:space="preserve"> </w:t>
+                      </w:r>
+                      <w:proofErr w:type="spellStart"/>
+                      <w:r>
+                        <w:t>totalConImpuestos</w:t>
+                      </w:r>
+                      <w:proofErr w:type="spellEnd"/>
+                      <w:r>
+                        <w:t>;</w:t>
                       </w:r>
                     </w:p>
                     <w:p>
@@ -4759,23 +6564,81 @@
                         <w:pStyle w:val="Sinespaciado"/>
                       </w:pPr>
                       <w:r>
-                        <w:t xml:space="preserve">subtotal = precioUnitario * cantidadComprada; </w:t>
+                        <w:t xml:space="preserve">subtotal = </w:t>
+                      </w:r>
+                      <w:proofErr w:type="spellStart"/>
+                      <w:r>
+                        <w:t>precioUnitario</w:t>
+                      </w:r>
+                      <w:proofErr w:type="spellEnd"/>
+                      <w:r>
+                        <w:t xml:space="preserve"> * </w:t>
+                      </w:r>
+                      <w:proofErr w:type="spellStart"/>
+                      <w:r>
+                        <w:t>cantidadComprada</w:t>
+                      </w:r>
+                      <w:proofErr w:type="spellEnd"/>
+                      <w:r>
+                        <w:t xml:space="preserve">; </w:t>
                       </w:r>
                     </w:p>
                     <w:p>
                       <w:pPr>
                         <w:pStyle w:val="Sinespaciado"/>
                       </w:pPr>
-                      <w:r>
-                        <w:t>const valorImpuesto = subtotal * impuestoIVA;</w:t>
+                      <w:proofErr w:type="spellStart"/>
+                      <w:r>
+                        <w:t>const</w:t>
+                      </w:r>
+                      <w:proofErr w:type="spellEnd"/>
+                      <w:r>
+                        <w:t xml:space="preserve"> </w:t>
+                      </w:r>
+                      <w:proofErr w:type="spellStart"/>
+                      <w:r>
+                        <w:t>valorImpuesto</w:t>
+                      </w:r>
+                      <w:proofErr w:type="spellEnd"/>
+                      <w:r>
+                        <w:t xml:space="preserve"> = subtotal * </w:t>
+                      </w:r>
+                      <w:proofErr w:type="spellStart"/>
+                      <w:r>
+                        <w:t>impuestoIVA</w:t>
+                      </w:r>
+                      <w:proofErr w:type="spellEnd"/>
+                      <w:r>
+                        <w:t>;</w:t>
                       </w:r>
                     </w:p>
                     <w:p>
                       <w:pPr>
                         <w:pStyle w:val="Sinespaciado"/>
                       </w:pPr>
-                      <w:r>
-                        <w:t>totalConImpuestos = subtotal + valorImpuesto + costoEnvio;</w:t>
+                      <w:proofErr w:type="spellStart"/>
+                      <w:r>
+                        <w:t>totalConImpuestos</w:t>
+                      </w:r>
+                      <w:proofErr w:type="spellEnd"/>
+                      <w:r>
+                        <w:t xml:space="preserve"> = subtotal + </w:t>
+                      </w:r>
+                      <w:proofErr w:type="spellStart"/>
+                      <w:r>
+                        <w:t>valorImpuesto</w:t>
+                      </w:r>
+                      <w:proofErr w:type="spellEnd"/>
+                      <w:r>
+                        <w:t xml:space="preserve"> + </w:t>
+                      </w:r>
+                      <w:proofErr w:type="spellStart"/>
+                      <w:r>
+                        <w:t>costoEnvio</w:t>
+                      </w:r>
+                      <w:proofErr w:type="spellEnd"/>
+                      <w:r>
+                        <w:t>;</w:t>
                       </w:r>
                     </w:p>
                     <w:p>
@@ -4788,15 +6651,52 @@
                         <w:pStyle w:val="Sinespaciado"/>
                       </w:pPr>
                       <w:r>
-                        <w:t>// 4. Operaciones con Strings (Concatenación)</w:t>
+                        <w:t xml:space="preserve">// 4. Operaciones con </w:t>
+                      </w:r>
+                      <w:proofErr w:type="spellStart"/>
+                      <w:r>
+                        <w:t>Strings</w:t>
+                      </w:r>
+                      <w:proofErr w:type="spellEnd"/>
+                      <w:r>
+                        <w:t xml:space="preserve"> (Concatenación)</w:t>
                       </w:r>
                     </w:p>
                     <w:p>
                       <w:pPr>
                         <w:pStyle w:val="Sinespaciado"/>
                       </w:pPr>
-                      <w:r>
-                        <w:t>const mensajeFinal = "Hola " + nombreCliente + ". El total de tu compra es: $" + totalConImpuestos;</w:t>
+                      <w:proofErr w:type="spellStart"/>
+                      <w:r>
+                        <w:t>const</w:t>
+                      </w:r>
+                      <w:proofErr w:type="spellEnd"/>
+                      <w:r>
+                        <w:t xml:space="preserve"> </w:t>
+                      </w:r>
+                      <w:proofErr w:type="spellStart"/>
+                      <w:r>
+                        <w:t>mensajeFinal</w:t>
+                      </w:r>
+                      <w:proofErr w:type="spellEnd"/>
+                      <w:r>
+                        <w:t xml:space="preserve"> = "Hola " + </w:t>
+                      </w:r>
+                      <w:proofErr w:type="spellStart"/>
+                      <w:r>
+                        <w:t>nombreCliente</w:t>
+                      </w:r>
+                      <w:proofErr w:type="spellEnd"/>
+                      <w:r>
+                        <w:t xml:space="preserve"> + ". El total de tu compra es: $" + </w:t>
+                      </w:r>
+                      <w:proofErr w:type="spellStart"/>
+                      <w:r>
+                        <w:t>totalConImpuestos</w:t>
+                      </w:r>
+                      <w:proofErr w:type="spellEnd"/>
+                      <w:r>
+                        <w:t>;</w:t>
                       </w:r>
                     </w:p>
                     <w:p>
@@ -4816,48 +6716,118 @@
                       <w:pPr>
                         <w:pStyle w:val="Sinespaciado"/>
                       </w:pPr>
-                      <w:r>
-                        <w:t>console.log("--- Resumen de Compra ---");</w:t>
+                      <w:proofErr w:type="gramStart"/>
+                      <w:r>
+                        <w:t>console.log(</w:t>
+                      </w:r>
+                      <w:proofErr w:type="gramEnd"/>
+                      <w:r>
+                        <w:t>"--- Resumen de Compra ---");</w:t>
                       </w:r>
                     </w:p>
                     <w:p>
                       <w:pPr>
                         <w:pStyle w:val="Sinespaciado"/>
                       </w:pPr>
-                      <w:r>
-                        <w:t>console.log("Producto:", nombreProducto);</w:t>
+                      <w:proofErr w:type="gramStart"/>
+                      <w:r>
+                        <w:t>console.log(</w:t>
+                      </w:r>
+                      <w:proofErr w:type="gramEnd"/>
+                      <w:r>
+                        <w:t xml:space="preserve">"Producto:", </w:t>
+                      </w:r>
+                      <w:proofErr w:type="spellStart"/>
+                      <w:r>
+                        <w:t>nombreProducto</w:t>
+                      </w:r>
+                      <w:proofErr w:type="spellEnd"/>
+                      <w:r>
+                        <w:t>);</w:t>
                       </w:r>
                     </w:p>
                     <w:p>
                       <w:pPr>
                         <w:pStyle w:val="Sinespaciado"/>
                       </w:pPr>
-                      <w:r>
-                        <w:t>console.log("Subtotal:", subtotal);</w:t>
+                      <w:proofErr w:type="gramStart"/>
+                      <w:r>
+                        <w:t>console.log(</w:t>
+                      </w:r>
+                      <w:proofErr w:type="gramEnd"/>
+                      <w:r>
+                        <w:t>"Subtotal:", subtotal);</w:t>
                       </w:r>
                     </w:p>
                     <w:p>
                       <w:pPr>
                         <w:pStyle w:val="Sinespaciado"/>
                       </w:pPr>
-                      <w:r>
-                        <w:t>console.log("Total a pagar:", totalConImpuestos);</w:t>
+                      <w:proofErr w:type="gramStart"/>
+                      <w:r>
+                        <w:t>console.log(</w:t>
+                      </w:r>
+                      <w:proofErr w:type="gramEnd"/>
+                      <w:r>
+                        <w:t xml:space="preserve">"Total a pagar:", </w:t>
+                      </w:r>
+                      <w:proofErr w:type="spellStart"/>
+                      <w:r>
+                        <w:t>totalConImpuestos</w:t>
+                      </w:r>
+                      <w:proofErr w:type="spellEnd"/>
+                      <w:r>
+                        <w:t>);</w:t>
                       </w:r>
                     </w:p>
                     <w:p>
                       <w:pPr>
                         <w:pStyle w:val="Sinespaciado"/>
                       </w:pPr>
-                      <w:r>
-                        <w:t>console.log("Mensaje al cliente:", mensajeFinal);</w:t>
+                      <w:proofErr w:type="gramStart"/>
+                      <w:r>
+                        <w:t>console.log(</w:t>
+                      </w:r>
+                      <w:proofErr w:type="gramEnd"/>
+                      <w:r>
+                        <w:t xml:space="preserve">"Mensaje al cliente:", </w:t>
+                      </w:r>
+                      <w:proofErr w:type="spellStart"/>
+                      <w:r>
+                        <w:t>mensajeFinal</w:t>
+                      </w:r>
+                      <w:proofErr w:type="spellEnd"/>
+                      <w:r>
+                        <w:t>);</w:t>
                       </w:r>
                     </w:p>
                     <w:p>
                       <w:pPr>
                         <w:pStyle w:val="Sinespaciado"/>
                       </w:pPr>
-                      <w:r>
-                        <w:t>console.log("¿Es el total un número?:", typeof totalConImpuestos);</w:t>
+                      <w:proofErr w:type="gramStart"/>
+                      <w:r>
+                        <w:t>console.log(</w:t>
+                      </w:r>
+                      <w:proofErr w:type="gramEnd"/>
+                      <w:r>
+                        <w:t xml:space="preserve">"¿Es el total un número?:", </w:t>
+                      </w:r>
+                      <w:proofErr w:type="spellStart"/>
+                      <w:r>
+                        <w:t>typeof</w:t>
+                      </w:r>
+                      <w:proofErr w:type="spellEnd"/>
+                      <w:r>
+                        <w:t xml:space="preserve"> </w:t>
+                      </w:r>
+                      <w:proofErr w:type="spellStart"/>
+                      <w:r>
+                        <w:t>totalConImpuestos</w:t>
+                      </w:r>
+                      <w:proofErr w:type="spellEnd"/>
+                      <w:r>
+                        <w:t>);</w:t>
                       </w:r>
                     </w:p>
                     <w:p/>
@@ -4996,16 +6966,26 @@
                             <w:pPr>
                               <w:pStyle w:val="Sinespaciado"/>
                             </w:pPr>
-                            <w:r>
-                              <w:t>const nombre = "Carlos";</w:t>
+                            <w:proofErr w:type="spellStart"/>
+                            <w:r>
+                              <w:t>const</w:t>
+                            </w:r>
+                            <w:proofErr w:type="spellEnd"/>
+                            <w:r>
+                              <w:t xml:space="preserve"> nombre = "Carlos";</w:t>
                             </w:r>
                           </w:p>
                           <w:p>
                             <w:pPr>
                               <w:pStyle w:val="Sinespaciado"/>
                             </w:pPr>
-                            <w:r>
-                              <w:t>const apellido = "Gómez";</w:t>
+                            <w:proofErr w:type="spellStart"/>
+                            <w:r>
+                              <w:t>const</w:t>
+                            </w:r>
+                            <w:proofErr w:type="spellEnd"/>
+                            <w:r>
+                              <w:t xml:space="preserve"> apellido = "Gómez";</w:t>
                             </w:r>
                           </w:p>
                           <w:p>
@@ -5025,16 +7005,42 @@
                             <w:pPr>
                               <w:pStyle w:val="Sinespaciado"/>
                             </w:pPr>
-                            <w:r>
-                              <w:t>const anioNacimiento = 1995;</w:t>
+                            <w:proofErr w:type="spellStart"/>
+                            <w:r>
+                              <w:t>const</w:t>
+                            </w:r>
+                            <w:proofErr w:type="spellEnd"/>
+                            <w:r>
+                              <w:t xml:space="preserve"> </w:t>
+                            </w:r>
+                            <w:proofErr w:type="spellStart"/>
+                            <w:r>
+                              <w:t>anioNacimiento</w:t>
+                            </w:r>
+                            <w:proofErr w:type="spellEnd"/>
+                            <w:r>
+                              <w:t xml:space="preserve"> = 1995;</w:t>
                             </w:r>
                           </w:p>
                           <w:p>
                             <w:pPr>
                               <w:pStyle w:val="Sinespaciado"/>
                             </w:pPr>
-                            <w:r>
-                              <w:t>const anioActual = 2026;</w:t>
+                            <w:proofErr w:type="spellStart"/>
+                            <w:r>
+                              <w:t>const</w:t>
+                            </w:r>
+                            <w:proofErr w:type="spellEnd"/>
+                            <w:r>
+                              <w:t xml:space="preserve"> </w:t>
+                            </w:r>
+                            <w:proofErr w:type="spellStart"/>
+                            <w:r>
+                              <w:t>anioActual</w:t>
+                            </w:r>
+                            <w:proofErr w:type="spellEnd"/>
+                            <w:r>
+                              <w:t xml:space="preserve"> = 2026;</w:t>
                             </w:r>
                           </w:p>
                           <w:p>
@@ -5047,15 +7053,60 @@
                               <w:pStyle w:val="Sinespaciado"/>
                             </w:pPr>
                             <w:r>
-                              <w:t>// Paso 3: Crea una variable (tú decides si const o let) para calcular la edad</w:t>
+                              <w:t xml:space="preserve">// Paso 3: Crea una variable (tú decides si </w:t>
+                            </w:r>
+                            <w:proofErr w:type="spellStart"/>
+                            <w:r>
+                              <w:t>const</w:t>
+                            </w:r>
+                            <w:proofErr w:type="spellEnd"/>
+                            <w:r>
+                              <w:t xml:space="preserve"> o </w:t>
+                            </w:r>
+                            <w:proofErr w:type="spellStart"/>
+                            <w:r>
+                              <w:t>let</w:t>
+                            </w:r>
+                            <w:proofErr w:type="spellEnd"/>
+                            <w:r>
+                              <w:t>) para calcular la edad</w:t>
                             </w:r>
                           </w:p>
                           <w:p>
                             <w:pPr>
                               <w:pStyle w:val="Sinespaciado"/>
                             </w:pPr>
-                            <w:r>
-                              <w:t>const edad = anioActual - anioNacimiento; // Usamos const porque este cálculo no mutará en esta ejecución</w:t>
+                            <w:proofErr w:type="spellStart"/>
+                            <w:r>
+                              <w:t>const</w:t>
+                            </w:r>
+                            <w:proofErr w:type="spellEnd"/>
+                            <w:r>
+                              <w:t xml:space="preserve"> edad = </w:t>
+                            </w:r>
+                            <w:proofErr w:type="spellStart"/>
+                            <w:r>
+                              <w:t>anioActual</w:t>
+                            </w:r>
+                            <w:proofErr w:type="spellEnd"/>
+                            <w:r>
+                              <w:t xml:space="preserve"> - </w:t>
+                            </w:r>
+                            <w:proofErr w:type="spellStart"/>
+                            <w:r>
+                              <w:t>anioNacimiento</w:t>
+                            </w:r>
+                            <w:proofErr w:type="spellEnd"/>
+                            <w:r>
+                              <w:t xml:space="preserve">; // Usamos </w:t>
+                            </w:r>
+                            <w:proofErr w:type="spellStart"/>
+                            <w:r>
+                              <w:t>const</w:t>
+                            </w:r>
+                            <w:proofErr w:type="spellEnd"/>
+                            <w:r>
+                              <w:t xml:space="preserve"> porque este cálculo no mutará en esta ejecución</w:t>
                             </w:r>
                           </w:p>
                           <w:p>
@@ -5075,8 +7126,21 @@
                             <w:pPr>
                               <w:pStyle w:val="Sinespaciado"/>
                             </w:pPr>
-                            <w:r>
-                              <w:t>const nombreCompleto = nombre + " " + apellido;</w:t>
+                            <w:proofErr w:type="spellStart"/>
+                            <w:r>
+                              <w:t>const</w:t>
+                            </w:r>
+                            <w:proofErr w:type="spellEnd"/>
+                            <w:r>
+                              <w:t xml:space="preserve"> </w:t>
+                            </w:r>
+                            <w:proofErr w:type="spellStart"/>
+                            <w:r>
+                              <w:t>nombreCompleto</w:t>
+                            </w:r>
+                            <w:proofErr w:type="spellEnd"/>
+                            <w:r>
+                              <w:t xml:space="preserve"> = nombre + " " + apellido;</w:t>
                             </w:r>
                           </w:p>
                           <w:p>
@@ -5089,15 +7153,44 @@
                               <w:pStyle w:val="Sinespaciado"/>
                             </w:pPr>
                             <w:r>
-                              <w:t>// Paso 5: Muestra en consola: "El usuario [nombreCompleto] tiene [edad] años."</w:t>
+                              <w:t>// Paso 5: Muestra en consola: "El usuario [</w:t>
+                            </w:r>
+                            <w:proofErr w:type="spellStart"/>
+                            <w:r>
+                              <w:t>nombreCompleto</w:t>
+                            </w:r>
+                            <w:proofErr w:type="spellEnd"/>
+                            <w:r>
+                              <w:t>] tiene [edad] años."</w:t>
                             </w:r>
                           </w:p>
                           <w:p>
                             <w:pPr>
                               <w:pStyle w:val="Sinespaciado"/>
                             </w:pPr>
-                            <w:r>
-                              <w:t>const mensajePerfil = "El usuario " + nombreCompleto + " tiene " + edad + " años.";</w:t>
+                            <w:proofErr w:type="spellStart"/>
+                            <w:r>
+                              <w:t>const</w:t>
+                            </w:r>
+                            <w:proofErr w:type="spellEnd"/>
+                            <w:r>
+                              <w:t xml:space="preserve"> </w:t>
+                            </w:r>
+                            <w:proofErr w:type="spellStart"/>
+                            <w:r>
+                              <w:t>mensajePerfil</w:t>
+                            </w:r>
+                            <w:proofErr w:type="spellEnd"/>
+                            <w:r>
+                              <w:t xml:space="preserve"> = "El usuario " + </w:t>
+                            </w:r>
+                            <w:proofErr w:type="spellStart"/>
+                            <w:r>
+                              <w:t>nombreCompleto</w:t>
+                            </w:r>
+                            <w:proofErr w:type="spellEnd"/>
+                            <w:r>
+                              <w:t xml:space="preserve"> + " tiene " + edad + " años.";</w:t>
                             </w:r>
                           </w:p>
                           <w:p>
@@ -5105,7 +7198,15 @@
                               <w:pStyle w:val="Sinespaciado"/>
                             </w:pPr>
                             <w:r>
-                              <w:t>console.log(mensajePerfil);</w:t>
+                              <w:t>console.log(</w:t>
+                            </w:r>
+                            <w:proofErr w:type="spellStart"/>
+                            <w:r>
+                              <w:t>mensajePerfil</w:t>
+                            </w:r>
+                            <w:proofErr w:type="spellEnd"/>
+                            <w:r>
+                              <w:t>);</w:t>
                             </w:r>
                           </w:p>
                         </w:txbxContent>
@@ -5203,16 +7304,26 @@
                       <w:pPr>
                         <w:pStyle w:val="Sinespaciado"/>
                       </w:pPr>
-                      <w:r>
-                        <w:t>const nombre = "Carlos";</w:t>
+                      <w:proofErr w:type="spellStart"/>
+                      <w:r>
+                        <w:t>const</w:t>
+                      </w:r>
+                      <w:proofErr w:type="spellEnd"/>
+                      <w:r>
+                        <w:t xml:space="preserve"> nombre = "Carlos";</w:t>
                       </w:r>
                     </w:p>
                     <w:p>
                       <w:pPr>
                         <w:pStyle w:val="Sinespaciado"/>
                       </w:pPr>
-                      <w:r>
-                        <w:t>const apellido = "Gómez";</w:t>
+                      <w:proofErr w:type="spellStart"/>
+                      <w:r>
+                        <w:t>const</w:t>
+                      </w:r>
+                      <w:proofErr w:type="spellEnd"/>
+                      <w:r>
+                        <w:t xml:space="preserve"> apellido = "Gómez";</w:t>
                       </w:r>
                     </w:p>
                     <w:p>
@@ -5232,16 +7343,42 @@
                       <w:pPr>
                         <w:pStyle w:val="Sinespaciado"/>
                       </w:pPr>
-                      <w:r>
-                        <w:t>const anioNacimiento = 1995;</w:t>
+                      <w:proofErr w:type="spellStart"/>
+                      <w:r>
+                        <w:t>const</w:t>
+                      </w:r>
+                      <w:proofErr w:type="spellEnd"/>
+                      <w:r>
+                        <w:t xml:space="preserve"> </w:t>
+                      </w:r>
+                      <w:proofErr w:type="spellStart"/>
+                      <w:r>
+                        <w:t>anioNacimiento</w:t>
+                      </w:r>
+                      <w:proofErr w:type="spellEnd"/>
+                      <w:r>
+                        <w:t xml:space="preserve"> = 1995;</w:t>
                       </w:r>
                     </w:p>
                     <w:p>
                       <w:pPr>
                         <w:pStyle w:val="Sinespaciado"/>
                       </w:pPr>
-                      <w:r>
-                        <w:t>const anioActual = 2026;</w:t>
+                      <w:proofErr w:type="spellStart"/>
+                      <w:r>
+                        <w:t>const</w:t>
+                      </w:r>
+                      <w:proofErr w:type="spellEnd"/>
+                      <w:r>
+                        <w:t xml:space="preserve"> </w:t>
+                      </w:r>
+                      <w:proofErr w:type="spellStart"/>
+                      <w:r>
+                        <w:t>anioActual</w:t>
+                      </w:r>
+                      <w:proofErr w:type="spellEnd"/>
+                      <w:r>
+                        <w:t xml:space="preserve"> = 2026;</w:t>
                       </w:r>
                     </w:p>
                     <w:p>
@@ -5254,15 +7391,60 @@
                         <w:pStyle w:val="Sinespaciado"/>
                       </w:pPr>
                       <w:r>
-                        <w:t>// Paso 3: Crea una variable (tú decides si const o let) para calcular la edad</w:t>
+                        <w:t xml:space="preserve">// Paso 3: Crea una variable (tú decides si </w:t>
+                      </w:r>
+                      <w:proofErr w:type="spellStart"/>
+                      <w:r>
+                        <w:t>const</w:t>
+                      </w:r>
+                      <w:proofErr w:type="spellEnd"/>
+                      <w:r>
+                        <w:t xml:space="preserve"> o </w:t>
+                      </w:r>
+                      <w:proofErr w:type="spellStart"/>
+                      <w:r>
+                        <w:t>let</w:t>
+                      </w:r>
+                      <w:proofErr w:type="spellEnd"/>
+                      <w:r>
+                        <w:t>) para calcular la edad</w:t>
                       </w:r>
                     </w:p>
                     <w:p>
                       <w:pPr>
                         <w:pStyle w:val="Sinespaciado"/>
                       </w:pPr>
-                      <w:r>
-                        <w:t>const edad = anioActual - anioNacimiento; // Usamos const porque este cálculo no mutará en esta ejecución</w:t>
+                      <w:proofErr w:type="spellStart"/>
+                      <w:r>
+                        <w:t>const</w:t>
+                      </w:r>
+                      <w:proofErr w:type="spellEnd"/>
+                      <w:r>
+                        <w:t xml:space="preserve"> edad = </w:t>
+                      </w:r>
+                      <w:proofErr w:type="spellStart"/>
+                      <w:r>
+                        <w:t>anioActual</w:t>
+                      </w:r>
+                      <w:proofErr w:type="spellEnd"/>
+                      <w:r>
+                        <w:t xml:space="preserve"> - </w:t>
+                      </w:r>
+                      <w:proofErr w:type="spellStart"/>
+                      <w:r>
+                        <w:t>anioNacimiento</w:t>
+                      </w:r>
+                      <w:proofErr w:type="spellEnd"/>
+                      <w:r>
+                        <w:t xml:space="preserve">; // Usamos </w:t>
+                      </w:r>
+                      <w:proofErr w:type="spellStart"/>
+                      <w:r>
+                        <w:t>const</w:t>
+                      </w:r>
+                      <w:proofErr w:type="spellEnd"/>
+                      <w:r>
+                        <w:t xml:space="preserve"> porque este cálculo no mutará en esta ejecución</w:t>
                       </w:r>
                     </w:p>
                     <w:p>
@@ -5282,8 +7464,21 @@
                       <w:pPr>
                         <w:pStyle w:val="Sinespaciado"/>
                       </w:pPr>
-                      <w:r>
-                        <w:t>const nombreCompleto = nombre + " " + apellido;</w:t>
+                      <w:proofErr w:type="spellStart"/>
+                      <w:r>
+                        <w:t>const</w:t>
+                      </w:r>
+                      <w:proofErr w:type="spellEnd"/>
+                      <w:r>
+                        <w:t xml:space="preserve"> </w:t>
+                      </w:r>
+                      <w:proofErr w:type="spellStart"/>
+                      <w:r>
+                        <w:t>nombreCompleto</w:t>
+                      </w:r>
+                      <w:proofErr w:type="spellEnd"/>
+                      <w:r>
+                        <w:t xml:space="preserve"> = nombre + " " + apellido;</w:t>
                       </w:r>
                     </w:p>
                     <w:p>
@@ -5296,15 +7491,44 @@
                         <w:pStyle w:val="Sinespaciado"/>
                       </w:pPr>
                       <w:r>
-                        <w:t>// Paso 5: Muestra en consola: "El usuario [nombreCompleto] tiene [edad] años."</w:t>
+                        <w:t>// Paso 5: Muestra en consola: "El usuario [</w:t>
+                      </w:r>
+                      <w:proofErr w:type="spellStart"/>
+                      <w:r>
+                        <w:t>nombreCompleto</w:t>
+                      </w:r>
+                      <w:proofErr w:type="spellEnd"/>
+                      <w:r>
+                        <w:t>] tiene [edad] años."</w:t>
                       </w:r>
                     </w:p>
                     <w:p>
                       <w:pPr>
                         <w:pStyle w:val="Sinespaciado"/>
                       </w:pPr>
-                      <w:r>
-                        <w:t>const mensajePerfil = "El usuario " + nombreCompleto + " tiene " + edad + " años.";</w:t>
+                      <w:proofErr w:type="spellStart"/>
+                      <w:r>
+                        <w:t>const</w:t>
+                      </w:r>
+                      <w:proofErr w:type="spellEnd"/>
+                      <w:r>
+                        <w:t xml:space="preserve"> </w:t>
+                      </w:r>
+                      <w:proofErr w:type="spellStart"/>
+                      <w:r>
+                        <w:t>mensajePerfil</w:t>
+                      </w:r>
+                      <w:proofErr w:type="spellEnd"/>
+                      <w:r>
+                        <w:t xml:space="preserve"> = "El usuario " + </w:t>
+                      </w:r>
+                      <w:proofErr w:type="spellStart"/>
+                      <w:r>
+                        <w:t>nombreCompleto</w:t>
+                      </w:r>
+                      <w:proofErr w:type="spellEnd"/>
+                      <w:r>
+                        <w:t xml:space="preserve"> + " tiene " + edad + " años.";</w:t>
                       </w:r>
                     </w:p>
                     <w:p>
@@ -5312,7 +7536,15 @@
                         <w:pStyle w:val="Sinespaciado"/>
                       </w:pPr>
                       <w:r>
-                        <w:t>console.log(mensajePerfil);</w:t>
+                        <w:t>console.log(</w:t>
+                      </w:r>
+                      <w:proofErr w:type="spellStart"/>
+                      <w:r>
+                        <w:t>mensajePerfil</w:t>
+                      </w:r>
+                      <w:proofErr w:type="spellEnd"/>
+                      <w:r>
+                        <w:t>);</w:t>
                       </w:r>
                     </w:p>
                   </w:txbxContent>
@@ -5409,8 +7641,17 @@
                                 <w:b/>
                                 <w:bCs/>
                               </w:rPr>
-                              <w:t>Pair Programming</w:t>
-                            </w:r>
+                              <w:t xml:space="preserve">Pair </w:t>
+                            </w:r>
+                            <w:proofErr w:type="spellStart"/>
+                            <w:r>
+                              <w:rPr>
+                                <w:b/>
+                                <w:bCs/>
+                              </w:rPr>
+                              <w:t>Programming</w:t>
+                            </w:r>
+                            <w:proofErr w:type="spellEnd"/>
                           </w:p>
                           <w:p>
                             <w:pPr>
@@ -5437,12 +7678,21 @@
                                 <w:numId w:val="19"/>
                               </w:numPr>
                             </w:pPr>
+                            <w:proofErr w:type="spellStart"/>
                             <w:r>
                               <w:rPr>
                                 <w:b/>
                                 <w:bCs/>
                               </w:rPr>
-                              <w:t>Navigator (Copiloto):</w:t>
+                              <w:t>Navigator</w:t>
+                            </w:r>
+                            <w:proofErr w:type="spellEnd"/>
+                            <w:r>
+                              <w:rPr>
+                                <w:b/>
+                                <w:bCs/>
+                              </w:rPr>
+                              <w:t xml:space="preserve"> (Copiloto):</w:t>
                             </w:r>
                             <w:r>
                               <w:t xml:space="preserve"> Lee las instrucciones, revisa errores de sintaxis y dicta la lógica de negocio.</w:t>
@@ -5525,7 +7775,23 @@
                               </w:numPr>
                             </w:pPr>
                             <w:r>
-                              <w:t>Impriman en consola usando typeof para asegurar que el gran total sigue siendo un number y no se convirtió accidentalmente en texto por mala concatenación.</w:t>
+                              <w:t xml:space="preserve">Impriman en consola usando </w:t>
+                            </w:r>
+                            <w:proofErr w:type="spellStart"/>
+                            <w:r>
+                              <w:t>typeof</w:t>
+                            </w:r>
+                            <w:proofErr w:type="spellEnd"/>
+                            <w:r>
+                              <w:t xml:space="preserve"> para asegurar que el gran total sigue siendo un </w:t>
+                            </w:r>
+                            <w:proofErr w:type="spellStart"/>
+                            <w:r>
+                              <w:t>number</w:t>
+                            </w:r>
+                            <w:proofErr w:type="spellEnd"/>
+                            <w:r>
+                              <w:t xml:space="preserve"> y no se convirtió accidentalmente en texto por mala concatenación.</w:t>
                             </w:r>
                           </w:p>
                         </w:txbxContent>
@@ -5582,8 +7848,17 @@
                           <w:b/>
                           <w:bCs/>
                         </w:rPr>
-                        <w:t>Pair Programming</w:t>
-                      </w:r>
+                        <w:t xml:space="preserve">Pair </w:t>
+                      </w:r>
+                      <w:proofErr w:type="spellStart"/>
+                      <w:r>
+                        <w:rPr>
+                          <w:b/>
+                          <w:bCs/>
+                        </w:rPr>
+                        <w:t>Programming</w:t>
+                      </w:r>
+                      <w:proofErr w:type="spellEnd"/>
                     </w:p>
                     <w:p>
                       <w:pPr>
@@ -5610,12 +7885,21 @@
                           <w:numId w:val="19"/>
                         </w:numPr>
                       </w:pPr>
+                      <w:proofErr w:type="spellStart"/>
                       <w:r>
                         <w:rPr>
                           <w:b/>
                           <w:bCs/>
                         </w:rPr>
-                        <w:t>Navigator (Copiloto):</w:t>
+                        <w:t>Navigator</w:t>
+                      </w:r>
+                      <w:proofErr w:type="spellEnd"/>
+                      <w:r>
+                        <w:rPr>
+                          <w:b/>
+                          <w:bCs/>
+                        </w:rPr>
+                        <w:t xml:space="preserve"> (Copiloto):</w:t>
                       </w:r>
                       <w:r>
                         <w:t xml:space="preserve"> Lee las instrucciones, revisa errores de sintaxis y dicta la lógica de negocio.</w:t>
@@ -5698,7 +7982,23 @@
                         </w:numPr>
                       </w:pPr>
                       <w:r>
-                        <w:t>Impriman en consola usando typeof para asegurar que el gran total sigue siendo un number y no se convirtió accidentalmente en texto por mala concatenación.</w:t>
+                        <w:t xml:space="preserve">Impriman en consola usando </w:t>
+                      </w:r>
+                      <w:proofErr w:type="spellStart"/>
+                      <w:r>
+                        <w:t>typeof</w:t>
+                      </w:r>
+                      <w:proofErr w:type="spellEnd"/>
+                      <w:r>
+                        <w:t xml:space="preserve"> para asegurar que el gran total sigue siendo un </w:t>
+                      </w:r>
+                      <w:proofErr w:type="spellStart"/>
+                      <w:r>
+                        <w:t>number</w:t>
+                      </w:r>
+                      <w:proofErr w:type="spellEnd"/>
+                      <w:r>
+                        <w:t xml:space="preserve"> y no se convirtió accidentalmente en texto por mala concatenación.</w:t>
                       </w:r>
                     </w:p>
                   </w:txbxContent>
@@ -5844,32 +8144,84 @@
                             <w:pPr>
                               <w:pStyle w:val="Sinespaciado"/>
                             </w:pPr>
-                            <w:r>
-                              <w:t>const precioBase = 120000;</w:t>
+                            <w:proofErr w:type="spellStart"/>
+                            <w:r>
+                              <w:t>const</w:t>
+                            </w:r>
+                            <w:proofErr w:type="spellEnd"/>
+                            <w:r>
+                              <w:t xml:space="preserve"> </w:t>
+                            </w:r>
+                            <w:proofErr w:type="spellStart"/>
+                            <w:r>
+                              <w:t>precioBase</w:t>
+                            </w:r>
+                            <w:proofErr w:type="spellEnd"/>
+                            <w:r>
+                              <w:t xml:space="preserve"> = 120000;</w:t>
                             </w:r>
                           </w:p>
                           <w:p>
                             <w:pPr>
                               <w:pStyle w:val="Sinespaciado"/>
                             </w:pPr>
-                            <w:r>
-                              <w:t>const porcentajeDescuento = 0.15;</w:t>
+                            <w:proofErr w:type="spellStart"/>
+                            <w:r>
+                              <w:t>const</w:t>
+                            </w:r>
+                            <w:proofErr w:type="spellEnd"/>
+                            <w:r>
+                              <w:t xml:space="preserve"> </w:t>
+                            </w:r>
+                            <w:proofErr w:type="spellStart"/>
+                            <w:r>
+                              <w:t>porcentajeDescuento</w:t>
+                            </w:r>
+                            <w:proofErr w:type="spellEnd"/>
+                            <w:r>
+                              <w:t xml:space="preserve"> = 0.15;</w:t>
                             </w:r>
                           </w:p>
                           <w:p>
                             <w:pPr>
                               <w:pStyle w:val="Sinespaciado"/>
                             </w:pPr>
-                            <w:r>
-                              <w:t>let valorDescontado;</w:t>
+                            <w:proofErr w:type="spellStart"/>
+                            <w:r>
+                              <w:t>let</w:t>
+                            </w:r>
+                            <w:proofErr w:type="spellEnd"/>
+                            <w:r>
+                              <w:t xml:space="preserve"> </w:t>
+                            </w:r>
+                            <w:proofErr w:type="spellStart"/>
+                            <w:r>
+                              <w:t>valorDescontado</w:t>
+                            </w:r>
+                            <w:proofErr w:type="spellEnd"/>
+                            <w:r>
+                              <w:t>;</w:t>
                             </w:r>
                           </w:p>
                           <w:p>
                             <w:pPr>
                               <w:pStyle w:val="Sinespaciado"/>
                             </w:pPr>
-                            <w:r>
-                              <w:t>let precioFinal;</w:t>
+                            <w:proofErr w:type="spellStart"/>
+                            <w:r>
+                              <w:t>let</w:t>
+                            </w:r>
+                            <w:proofErr w:type="spellEnd"/>
+                            <w:r>
+                              <w:t xml:space="preserve"> </w:t>
+                            </w:r>
+                            <w:proofErr w:type="spellStart"/>
+                            <w:r>
+                              <w:t>precioFinal</w:t>
+                            </w:r>
+                            <w:proofErr w:type="spellEnd"/>
+                            <w:r>
+                              <w:t>;</w:t>
                             </w:r>
                           </w:p>
                           <w:p>
@@ -5907,16 +8259,42 @@
                             <w:pPr>
                               <w:pStyle w:val="Sinespaciado"/>
                             </w:pPr>
-                            <w:r>
-                              <w:t>const precioBase = 120000;</w:t>
+                            <w:proofErr w:type="spellStart"/>
+                            <w:r>
+                              <w:t>const</w:t>
+                            </w:r>
+                            <w:proofErr w:type="spellEnd"/>
+                            <w:r>
+                              <w:t xml:space="preserve"> </w:t>
+                            </w:r>
+                            <w:proofErr w:type="spellStart"/>
+                            <w:r>
+                              <w:t>precioBase</w:t>
+                            </w:r>
+                            <w:proofErr w:type="spellEnd"/>
+                            <w:r>
+                              <w:t xml:space="preserve"> = 120000;</w:t>
                             </w:r>
                           </w:p>
                           <w:p>
                             <w:pPr>
                               <w:pStyle w:val="Sinespaciado"/>
                             </w:pPr>
-                            <w:r>
-                              <w:t>const porcentajeDescuento = 0.15;</w:t>
+                            <w:proofErr w:type="spellStart"/>
+                            <w:r>
+                              <w:t>const</w:t>
+                            </w:r>
+                            <w:proofErr w:type="spellEnd"/>
+                            <w:r>
+                              <w:t xml:space="preserve"> </w:t>
+                            </w:r>
+                            <w:proofErr w:type="spellStart"/>
+                            <w:r>
+                              <w:t>porcentajeDescuento</w:t>
+                            </w:r>
+                            <w:proofErr w:type="spellEnd"/>
+                            <w:r>
+                              <w:t xml:space="preserve"> = 0.15;</w:t>
                             </w:r>
                           </w:p>
                           <w:p>
@@ -5928,16 +8306,74 @@
                             <w:pPr>
                               <w:pStyle w:val="Sinespaciado"/>
                             </w:pPr>
-                            <w:r>
-                              <w:t>const valorDescontado = precioBase * porcentajeDescuento;</w:t>
+                            <w:proofErr w:type="spellStart"/>
+                            <w:r>
+                              <w:t>const</w:t>
+                            </w:r>
+                            <w:proofErr w:type="spellEnd"/>
+                            <w:r>
+                              <w:t xml:space="preserve"> </w:t>
+                            </w:r>
+                            <w:proofErr w:type="spellStart"/>
+                            <w:r>
+                              <w:t>valorDescontado</w:t>
+                            </w:r>
+                            <w:proofErr w:type="spellEnd"/>
+                            <w:r>
+                              <w:t xml:space="preserve"> = </w:t>
+                            </w:r>
+                            <w:proofErr w:type="spellStart"/>
+                            <w:r>
+                              <w:t>precioBase</w:t>
+                            </w:r>
+                            <w:proofErr w:type="spellEnd"/>
+                            <w:r>
+                              <w:t xml:space="preserve"> * </w:t>
+                            </w:r>
+                            <w:proofErr w:type="spellStart"/>
+                            <w:r>
+                              <w:t>porcentajeDescuento</w:t>
+                            </w:r>
+                            <w:proofErr w:type="spellEnd"/>
+                            <w:r>
+                              <w:t>;</w:t>
                             </w:r>
                           </w:p>
                           <w:p>
                             <w:pPr>
                               <w:pStyle w:val="Sinespaciado"/>
                             </w:pPr>
-                            <w:r>
-                              <w:t>const precioFinal = precioBase - valorDescontado;</w:t>
+                            <w:proofErr w:type="spellStart"/>
+                            <w:r>
+                              <w:t>const</w:t>
+                            </w:r>
+                            <w:proofErr w:type="spellEnd"/>
+                            <w:r>
+                              <w:t xml:space="preserve"> </w:t>
+                            </w:r>
+                            <w:proofErr w:type="spellStart"/>
+                            <w:r>
+                              <w:t>precioFinal</w:t>
+                            </w:r>
+                            <w:proofErr w:type="spellEnd"/>
+                            <w:r>
+                              <w:t xml:space="preserve"> = </w:t>
+                            </w:r>
+                            <w:proofErr w:type="spellStart"/>
+                            <w:r>
+                              <w:t>precioBase</w:t>
+                            </w:r>
+                            <w:proofErr w:type="spellEnd"/>
+                            <w:r>
+                              <w:t xml:space="preserve"> - </w:t>
+                            </w:r>
+                            <w:proofErr w:type="spellStart"/>
+                            <w:r>
+                              <w:t>valorDescontado</w:t>
+                            </w:r>
+                            <w:proofErr w:type="spellEnd"/>
+                            <w:r>
+                              <w:t>;</w:t>
                             </w:r>
                           </w:p>
                           <w:p>
@@ -5949,16 +8385,42 @@
                             <w:pPr>
                               <w:pStyle w:val="Sinespaciado"/>
                             </w:pPr>
-                            <w:r>
-                              <w:t>console.log("Descuento aplicado: $" + valorDescontado);</w:t>
+                            <w:proofErr w:type="gramStart"/>
+                            <w:r>
+                              <w:t>console.log(</w:t>
+                            </w:r>
+                            <w:proofErr w:type="gramEnd"/>
+                            <w:r>
+                              <w:t xml:space="preserve">"Descuento aplicado: $" + </w:t>
+                            </w:r>
+                            <w:proofErr w:type="spellStart"/>
+                            <w:r>
+                              <w:t>valorDescontado</w:t>
+                            </w:r>
+                            <w:proofErr w:type="spellEnd"/>
+                            <w:r>
+                              <w:t>);</w:t>
                             </w:r>
                           </w:p>
                           <w:p>
                             <w:pPr>
                               <w:pStyle w:val="Sinespaciado"/>
                             </w:pPr>
-                            <w:r>
-                              <w:t>console.log("Precio final al cliente: $" + precioFinal);</w:t>
+                            <w:proofErr w:type="gramStart"/>
+                            <w:r>
+                              <w:t>console.log(</w:t>
+                            </w:r>
+                            <w:proofErr w:type="gramEnd"/>
+                            <w:r>
+                              <w:t xml:space="preserve">"Precio final al cliente: $" + </w:t>
+                            </w:r>
+                            <w:proofErr w:type="spellStart"/>
+                            <w:r>
+                              <w:t>precioFinal</w:t>
+                            </w:r>
+                            <w:proofErr w:type="spellEnd"/>
+                            <w:r>
+                              <w:t>);</w:t>
                             </w:r>
                           </w:p>
                           <w:p/>
@@ -6071,32 +8533,84 @@
                       <w:pPr>
                         <w:pStyle w:val="Sinespaciado"/>
                       </w:pPr>
-                      <w:r>
-                        <w:t>const precioBase = 120000;</w:t>
+                      <w:proofErr w:type="spellStart"/>
+                      <w:r>
+                        <w:t>const</w:t>
+                      </w:r>
+                      <w:proofErr w:type="spellEnd"/>
+                      <w:r>
+                        <w:t xml:space="preserve"> </w:t>
+                      </w:r>
+                      <w:proofErr w:type="spellStart"/>
+                      <w:r>
+                        <w:t>precioBase</w:t>
+                      </w:r>
+                      <w:proofErr w:type="spellEnd"/>
+                      <w:r>
+                        <w:t xml:space="preserve"> = 120000;</w:t>
                       </w:r>
                     </w:p>
                     <w:p>
                       <w:pPr>
                         <w:pStyle w:val="Sinespaciado"/>
                       </w:pPr>
-                      <w:r>
-                        <w:t>const porcentajeDescuento = 0.15;</w:t>
+                      <w:proofErr w:type="spellStart"/>
+                      <w:r>
+                        <w:t>const</w:t>
+                      </w:r>
+                      <w:proofErr w:type="spellEnd"/>
+                      <w:r>
+                        <w:t xml:space="preserve"> </w:t>
+                      </w:r>
+                      <w:proofErr w:type="spellStart"/>
+                      <w:r>
+                        <w:t>porcentajeDescuento</w:t>
+                      </w:r>
+                      <w:proofErr w:type="spellEnd"/>
+                      <w:r>
+                        <w:t xml:space="preserve"> = 0.15;</w:t>
                       </w:r>
                     </w:p>
                     <w:p>
                       <w:pPr>
                         <w:pStyle w:val="Sinespaciado"/>
                       </w:pPr>
-                      <w:r>
-                        <w:t>let valorDescontado;</w:t>
+                      <w:proofErr w:type="spellStart"/>
+                      <w:r>
+                        <w:t>let</w:t>
+                      </w:r>
+                      <w:proofErr w:type="spellEnd"/>
+                      <w:r>
+                        <w:t xml:space="preserve"> </w:t>
+                      </w:r>
+                      <w:proofErr w:type="spellStart"/>
+                      <w:r>
+                        <w:t>valorDescontado</w:t>
+                      </w:r>
+                      <w:proofErr w:type="spellEnd"/>
+                      <w:r>
+                        <w:t>;</w:t>
                       </w:r>
                     </w:p>
                     <w:p>
                       <w:pPr>
                         <w:pStyle w:val="Sinespaciado"/>
                       </w:pPr>
-                      <w:r>
-                        <w:t>let precioFinal;</w:t>
+                      <w:proofErr w:type="spellStart"/>
+                      <w:r>
+                        <w:t>let</w:t>
+                      </w:r>
+                      <w:proofErr w:type="spellEnd"/>
+                      <w:r>
+                        <w:t xml:space="preserve"> </w:t>
+                      </w:r>
+                      <w:proofErr w:type="spellStart"/>
+                      <w:r>
+                        <w:t>precioFinal</w:t>
+                      </w:r>
+                      <w:proofErr w:type="spellEnd"/>
+                      <w:r>
+                        <w:t>;</w:t>
                       </w:r>
                     </w:p>
                     <w:p>
@@ -6134,16 +8648,42 @@
                       <w:pPr>
                         <w:pStyle w:val="Sinespaciado"/>
                       </w:pPr>
-                      <w:r>
-                        <w:t>const precioBase = 120000;</w:t>
+                      <w:proofErr w:type="spellStart"/>
+                      <w:r>
+                        <w:t>const</w:t>
+                      </w:r>
+                      <w:proofErr w:type="spellEnd"/>
+                      <w:r>
+                        <w:t xml:space="preserve"> </w:t>
+                      </w:r>
+                      <w:proofErr w:type="spellStart"/>
+                      <w:r>
+                        <w:t>precioBase</w:t>
+                      </w:r>
+                      <w:proofErr w:type="spellEnd"/>
+                      <w:r>
+                        <w:t xml:space="preserve"> = 120000;</w:t>
                       </w:r>
                     </w:p>
                     <w:p>
                       <w:pPr>
                         <w:pStyle w:val="Sinespaciado"/>
                       </w:pPr>
-                      <w:r>
-                        <w:t>const porcentajeDescuento = 0.15;</w:t>
+                      <w:proofErr w:type="spellStart"/>
+                      <w:r>
+                        <w:t>const</w:t>
+                      </w:r>
+                      <w:proofErr w:type="spellEnd"/>
+                      <w:r>
+                        <w:t xml:space="preserve"> </w:t>
+                      </w:r>
+                      <w:proofErr w:type="spellStart"/>
+                      <w:r>
+                        <w:t>porcentajeDescuento</w:t>
+                      </w:r>
+                      <w:proofErr w:type="spellEnd"/>
+                      <w:r>
+                        <w:t xml:space="preserve"> = 0.15;</w:t>
                       </w:r>
                     </w:p>
                     <w:p>
@@ -6155,16 +8695,74 @@
                       <w:pPr>
                         <w:pStyle w:val="Sinespaciado"/>
                       </w:pPr>
-                      <w:r>
-                        <w:t>const valorDescontado = precioBase * porcentajeDescuento;</w:t>
+                      <w:proofErr w:type="spellStart"/>
+                      <w:r>
+                        <w:t>const</w:t>
+                      </w:r>
+                      <w:proofErr w:type="spellEnd"/>
+                      <w:r>
+                        <w:t xml:space="preserve"> </w:t>
+                      </w:r>
+                      <w:proofErr w:type="spellStart"/>
+                      <w:r>
+                        <w:t>valorDescontado</w:t>
+                      </w:r>
+                      <w:proofErr w:type="spellEnd"/>
+                      <w:r>
+                        <w:t xml:space="preserve"> = </w:t>
+                      </w:r>
+                      <w:proofErr w:type="spellStart"/>
+                      <w:r>
+                        <w:t>precioBase</w:t>
+                      </w:r>
+                      <w:proofErr w:type="spellEnd"/>
+                      <w:r>
+                        <w:t xml:space="preserve"> * </w:t>
+                      </w:r>
+                      <w:proofErr w:type="spellStart"/>
+                      <w:r>
+                        <w:t>porcentajeDescuento</w:t>
+                      </w:r>
+                      <w:proofErr w:type="spellEnd"/>
+                      <w:r>
+                        <w:t>;</w:t>
                       </w:r>
                     </w:p>
                     <w:p>
                       <w:pPr>
                         <w:pStyle w:val="Sinespaciado"/>
                       </w:pPr>
-                      <w:r>
-                        <w:t>const precioFinal = precioBase - valorDescontado;</w:t>
+                      <w:proofErr w:type="spellStart"/>
+                      <w:r>
+                        <w:t>const</w:t>
+                      </w:r>
+                      <w:proofErr w:type="spellEnd"/>
+                      <w:r>
+                        <w:t xml:space="preserve"> </w:t>
+                      </w:r>
+                      <w:proofErr w:type="spellStart"/>
+                      <w:r>
+                        <w:t>precioFinal</w:t>
+                      </w:r>
+                      <w:proofErr w:type="spellEnd"/>
+                      <w:r>
+                        <w:t xml:space="preserve"> = </w:t>
+                      </w:r>
+                      <w:proofErr w:type="spellStart"/>
+                      <w:r>
+                        <w:t>precioBase</w:t>
+                      </w:r>
+                      <w:proofErr w:type="spellEnd"/>
+                      <w:r>
+                        <w:t xml:space="preserve"> - </w:t>
+                      </w:r>
+                      <w:proofErr w:type="spellStart"/>
+                      <w:r>
+                        <w:t>valorDescontado</w:t>
+                      </w:r>
+                      <w:proofErr w:type="spellEnd"/>
+                      <w:r>
+                        <w:t>;</w:t>
                       </w:r>
                     </w:p>
                     <w:p>
@@ -6176,16 +8774,42 @@
                       <w:pPr>
                         <w:pStyle w:val="Sinespaciado"/>
                       </w:pPr>
-                      <w:r>
-                        <w:t>console.log("Descuento aplicado: $" + valorDescontado);</w:t>
+                      <w:proofErr w:type="gramStart"/>
+                      <w:r>
+                        <w:t>console.log(</w:t>
+                      </w:r>
+                      <w:proofErr w:type="gramEnd"/>
+                      <w:r>
+                        <w:t xml:space="preserve">"Descuento aplicado: $" + </w:t>
+                      </w:r>
+                      <w:proofErr w:type="spellStart"/>
+                      <w:r>
+                        <w:t>valorDescontado</w:t>
+                      </w:r>
+                      <w:proofErr w:type="spellEnd"/>
+                      <w:r>
+                        <w:t>);</w:t>
                       </w:r>
                     </w:p>
                     <w:p>
                       <w:pPr>
                         <w:pStyle w:val="Sinespaciado"/>
                       </w:pPr>
-                      <w:r>
-                        <w:t>console.log("Precio final al cliente: $" + precioFinal);</w:t>
+                      <w:proofErr w:type="gramStart"/>
+                      <w:r>
+                        <w:t>console.log(</w:t>
+                      </w:r>
+                      <w:proofErr w:type="gramEnd"/>
+                      <w:r>
+                        <w:t xml:space="preserve">"Precio final al cliente: $" + </w:t>
+                      </w:r>
+                      <w:proofErr w:type="spellStart"/>
+                      <w:r>
+                        <w:t>precioFinal</w:t>
+                      </w:r>
+                      <w:proofErr w:type="spellEnd"/>
+                      <w:r>
+                        <w:t>);</w:t>
                       </w:r>
                     </w:p>
                     <w:p/>
@@ -6321,24 +8945,47 @@
                             <w:pPr>
                               <w:pStyle w:val="Sinespaciado"/>
                             </w:pPr>
-                            <w:r>
-                              <w:t>const calle = "Carrera 45 # 12-34";</w:t>
+                            <w:proofErr w:type="spellStart"/>
+                            <w:r>
+                              <w:t>const</w:t>
+                            </w:r>
+                            <w:proofErr w:type="spellEnd"/>
+                            <w:r>
+                              <w:t xml:space="preserve"> calle = "Carrera 45 # 12-34";</w:t>
                             </w:r>
                           </w:p>
                           <w:p>
                             <w:pPr>
                               <w:pStyle w:val="Sinespaciado"/>
                             </w:pPr>
-                            <w:r>
-                              <w:t>const ciudad = "Medellín";</w:t>
+                            <w:proofErr w:type="spellStart"/>
+                            <w:r>
+                              <w:t>const</w:t>
+                            </w:r>
+                            <w:proofErr w:type="spellEnd"/>
+                            <w:r>
+                              <w:t xml:space="preserve"> ciudad = "Medellín";</w:t>
                             </w:r>
                           </w:p>
                           <w:p>
                             <w:pPr>
                               <w:pStyle w:val="Sinespaciado"/>
                             </w:pPr>
-                            <w:r>
-                              <w:t>const codigoPostal = "050021";</w:t>
+                            <w:proofErr w:type="spellStart"/>
+                            <w:r>
+                              <w:t>const</w:t>
+                            </w:r>
+                            <w:proofErr w:type="spellEnd"/>
+                            <w:r>
+                              <w:t xml:space="preserve"> </w:t>
+                            </w:r>
+                            <w:proofErr w:type="spellStart"/>
+                            <w:r>
+                              <w:t>codigoPostal</w:t>
+                            </w:r>
+                            <w:proofErr w:type="spellEnd"/>
+                            <w:r>
+                              <w:t xml:space="preserve"> = "050021";</w:t>
                             </w:r>
                           </w:p>
                           <w:p>
@@ -6377,24 +9024,47 @@
                             <w:pPr>
                               <w:pStyle w:val="Sinespaciado"/>
                             </w:pPr>
-                            <w:r>
-                              <w:t>const calle = "Carrera 45 # 12-34";</w:t>
+                            <w:proofErr w:type="spellStart"/>
+                            <w:r>
+                              <w:t>const</w:t>
+                            </w:r>
+                            <w:proofErr w:type="spellEnd"/>
+                            <w:r>
+                              <w:t xml:space="preserve"> calle = "Carrera 45 # 12-34";</w:t>
                             </w:r>
                           </w:p>
                           <w:p>
                             <w:pPr>
                               <w:pStyle w:val="Sinespaciado"/>
                             </w:pPr>
-                            <w:r>
-                              <w:t>const ciudad = "Medellín";</w:t>
+                            <w:proofErr w:type="spellStart"/>
+                            <w:r>
+                              <w:t>const</w:t>
+                            </w:r>
+                            <w:proofErr w:type="spellEnd"/>
+                            <w:r>
+                              <w:t xml:space="preserve"> ciudad = "Medellín";</w:t>
                             </w:r>
                           </w:p>
                           <w:p>
                             <w:pPr>
                               <w:pStyle w:val="Sinespaciado"/>
                             </w:pPr>
-                            <w:r>
-                              <w:t>const codigoPostal = "050021";</w:t>
+                            <w:proofErr w:type="spellStart"/>
+                            <w:r>
+                              <w:t>const</w:t>
+                            </w:r>
+                            <w:proofErr w:type="spellEnd"/>
+                            <w:r>
+                              <w:t xml:space="preserve"> </w:t>
+                            </w:r>
+                            <w:proofErr w:type="spellStart"/>
+                            <w:r>
+                              <w:t>codigoPostal</w:t>
+                            </w:r>
+                            <w:proofErr w:type="spellEnd"/>
+                            <w:r>
+                              <w:t xml:space="preserve"> = "050021";</w:t>
                             </w:r>
                           </w:p>
                           <w:p>
@@ -6406,16 +9076,50 @@
                             <w:pPr>
                               <w:pStyle w:val="Sinespaciado"/>
                             </w:pPr>
-                            <w:r>
-                              <w:t>const etiquetaEnvio = calle + ", " + ciudad + ", " + codigoPostal;</w:t>
+                            <w:proofErr w:type="spellStart"/>
+                            <w:r>
+                              <w:t>const</w:t>
+                            </w:r>
+                            <w:proofErr w:type="spellEnd"/>
+                            <w:r>
+                              <w:t xml:space="preserve"> </w:t>
+                            </w:r>
+                            <w:proofErr w:type="spellStart"/>
+                            <w:r>
+                              <w:t>etiquetaEnvio</w:t>
+                            </w:r>
+                            <w:proofErr w:type="spellEnd"/>
+                            <w:r>
+                              <w:t xml:space="preserve"> = calle + ", " + ciudad + ", " + </w:t>
+                            </w:r>
+                            <w:proofErr w:type="spellStart"/>
+                            <w:r>
+                              <w:t>codigoPostal</w:t>
+                            </w:r>
+                            <w:proofErr w:type="spellEnd"/>
+                            <w:r>
+                              <w:t>;</w:t>
                             </w:r>
                           </w:p>
                           <w:p>
                             <w:pPr>
                               <w:pStyle w:val="Sinespaciado"/>
                             </w:pPr>
-                            <w:r>
-                              <w:t>console.log("Etiqueta a imprimir: " + etiquetaEnvio);</w:t>
+                            <w:proofErr w:type="gramStart"/>
+                            <w:r>
+                              <w:t>console.log(</w:t>
+                            </w:r>
+                            <w:proofErr w:type="gramEnd"/>
+                            <w:r>
+                              <w:t xml:space="preserve">"Etiqueta a imprimir: " + </w:t>
+                            </w:r>
+                            <w:proofErr w:type="spellStart"/>
+                            <w:r>
+                              <w:t>etiquetaEnvio</w:t>
+                            </w:r>
+                            <w:proofErr w:type="spellEnd"/>
+                            <w:r>
+                              <w:t>);</w:t>
                             </w:r>
                           </w:p>
                         </w:txbxContent>
@@ -6504,24 +9208,47 @@
                       <w:pPr>
                         <w:pStyle w:val="Sinespaciado"/>
                       </w:pPr>
-                      <w:r>
-                        <w:t>const calle = "Carrera 45 # 12-34";</w:t>
+                      <w:proofErr w:type="spellStart"/>
+                      <w:r>
+                        <w:t>const</w:t>
+                      </w:r>
+                      <w:proofErr w:type="spellEnd"/>
+                      <w:r>
+                        <w:t xml:space="preserve"> calle = "Carrera 45 # 12-34";</w:t>
                       </w:r>
                     </w:p>
                     <w:p>
                       <w:pPr>
                         <w:pStyle w:val="Sinespaciado"/>
                       </w:pPr>
-                      <w:r>
-                        <w:t>const ciudad = "Medellín";</w:t>
+                      <w:proofErr w:type="spellStart"/>
+                      <w:r>
+                        <w:t>const</w:t>
+                      </w:r>
+                      <w:proofErr w:type="spellEnd"/>
+                      <w:r>
+                        <w:t xml:space="preserve"> ciudad = "Medellín";</w:t>
                       </w:r>
                     </w:p>
                     <w:p>
                       <w:pPr>
                         <w:pStyle w:val="Sinespaciado"/>
                       </w:pPr>
-                      <w:r>
-                        <w:t>const codigoPostal = "050021";</w:t>
+                      <w:proofErr w:type="spellStart"/>
+                      <w:r>
+                        <w:t>const</w:t>
+                      </w:r>
+                      <w:proofErr w:type="spellEnd"/>
+                      <w:r>
+                        <w:t xml:space="preserve"> </w:t>
+                      </w:r>
+                      <w:proofErr w:type="spellStart"/>
+                      <w:r>
+                        <w:t>codigoPostal</w:t>
+                      </w:r>
+                      <w:proofErr w:type="spellEnd"/>
+                      <w:r>
+                        <w:t xml:space="preserve"> = "050021";</w:t>
                       </w:r>
                     </w:p>
                     <w:p>
@@ -6560,24 +9287,47 @@
                       <w:pPr>
                         <w:pStyle w:val="Sinespaciado"/>
                       </w:pPr>
-                      <w:r>
-                        <w:t>const calle = "Carrera 45 # 12-34";</w:t>
+                      <w:proofErr w:type="spellStart"/>
+                      <w:r>
+                        <w:t>const</w:t>
+                      </w:r>
+                      <w:proofErr w:type="spellEnd"/>
+                      <w:r>
+                        <w:t xml:space="preserve"> calle = "Carrera 45 # 12-34";</w:t>
                       </w:r>
                     </w:p>
                     <w:p>
                       <w:pPr>
                         <w:pStyle w:val="Sinespaciado"/>
                       </w:pPr>
-                      <w:r>
-                        <w:t>const ciudad = "Medellín";</w:t>
+                      <w:proofErr w:type="spellStart"/>
+                      <w:r>
+                        <w:t>const</w:t>
+                      </w:r>
+                      <w:proofErr w:type="spellEnd"/>
+                      <w:r>
+                        <w:t xml:space="preserve"> ciudad = "Medellín";</w:t>
                       </w:r>
                     </w:p>
                     <w:p>
                       <w:pPr>
                         <w:pStyle w:val="Sinespaciado"/>
                       </w:pPr>
-                      <w:r>
-                        <w:t>const codigoPostal = "050021";</w:t>
+                      <w:proofErr w:type="spellStart"/>
+                      <w:r>
+                        <w:t>const</w:t>
+                      </w:r>
+                      <w:proofErr w:type="spellEnd"/>
+                      <w:r>
+                        <w:t xml:space="preserve"> </w:t>
+                      </w:r>
+                      <w:proofErr w:type="spellStart"/>
+                      <w:r>
+                        <w:t>codigoPostal</w:t>
+                      </w:r>
+                      <w:proofErr w:type="spellEnd"/>
+                      <w:r>
+                        <w:t xml:space="preserve"> = "050021";</w:t>
                       </w:r>
                     </w:p>
                     <w:p>
@@ -6589,16 +9339,50 @@
                       <w:pPr>
                         <w:pStyle w:val="Sinespaciado"/>
                       </w:pPr>
-                      <w:r>
-                        <w:t>const etiquetaEnvio = calle + ", " + ciudad + ", " + codigoPostal;</w:t>
+                      <w:proofErr w:type="spellStart"/>
+                      <w:r>
+                        <w:t>const</w:t>
+                      </w:r>
+                      <w:proofErr w:type="spellEnd"/>
+                      <w:r>
+                        <w:t xml:space="preserve"> </w:t>
+                      </w:r>
+                      <w:proofErr w:type="spellStart"/>
+                      <w:r>
+                        <w:t>etiquetaEnvio</w:t>
+                      </w:r>
+                      <w:proofErr w:type="spellEnd"/>
+                      <w:r>
+                        <w:t xml:space="preserve"> = calle + ", " + ciudad + ", " + </w:t>
+                      </w:r>
+                      <w:proofErr w:type="spellStart"/>
+                      <w:r>
+                        <w:t>codigoPostal</w:t>
+                      </w:r>
+                      <w:proofErr w:type="spellEnd"/>
+                      <w:r>
+                        <w:t>;</w:t>
                       </w:r>
                     </w:p>
                     <w:p>
                       <w:pPr>
                         <w:pStyle w:val="Sinespaciado"/>
                       </w:pPr>
-                      <w:r>
-                        <w:t>console.log("Etiqueta a imprimir: " + etiquetaEnvio);</w:t>
+                      <w:proofErr w:type="gramStart"/>
+                      <w:r>
+                        <w:t>console.log(</w:t>
+                      </w:r>
+                      <w:proofErr w:type="gramEnd"/>
+                      <w:r>
+                        <w:t xml:space="preserve">"Etiqueta a imprimir: " + </w:t>
+                      </w:r>
+                      <w:proofErr w:type="spellStart"/>
+                      <w:r>
+                        <w:t>etiquetaEnvio</w:t>
+                      </w:r>
+                      <w:proofErr w:type="spellEnd"/>
+                      <w:r>
+                        <w:t>);</w:t>
                       </w:r>
                     </w:p>
                   </w:txbxContent>
@@ -6689,7 +9473,23 @@
                               <w:t>A. Instrucciones:</w:t>
                             </w:r>
                             <w:r>
-                              <w:t xml:space="preserve"> Ventas necesita saber si un producto se puede mostrar en la web. Solo se puede mostrar si tiene inventario mayor a cero (hasInventory) Y si el producto está marcado como activo (isActive). Usa operadores lógicos para obtener un booleano true o false.</w:t>
+                              <w:t xml:space="preserve"> Ventas necesita saber si un producto se puede mostrar en la web. Solo se puede mostrar si tiene inventario mayor a cero (</w:t>
+                            </w:r>
+                            <w:proofErr w:type="spellStart"/>
+                            <w:r>
+                              <w:t>hasInventory</w:t>
+                            </w:r>
+                            <w:proofErr w:type="spellEnd"/>
+                            <w:r>
+                              <w:t>) Y si el producto está marcado como activo (</w:t>
+                            </w:r>
+                            <w:proofErr w:type="spellStart"/>
+                            <w:r>
+                              <w:t>isActive</w:t>
+                            </w:r>
+                            <w:proofErr w:type="spellEnd"/>
+                            <w:r>
+                              <w:t>). Usa operadores lógicos para obtener un booleano true o false.</w:t>
                             </w:r>
                           </w:p>
                           <w:p>
@@ -6736,15 +9536,42 @@
                               <w:rPr>
                                 <w:lang w:val="en-US"/>
                               </w:rPr>
-                              <w:t>const hasInventory = true;</w:t>
+                              <w:t xml:space="preserve">const </w:t>
+                            </w:r>
+                            <w:proofErr w:type="spellStart"/>
+                            <w:r>
+                              <w:rPr>
+                                <w:lang w:val="en-US"/>
+                              </w:rPr>
+                              <w:t>hasInventory</w:t>
+                            </w:r>
+                            <w:proofErr w:type="spellEnd"/>
+                            <w:r>
+                              <w:rPr>
+                                <w:lang w:val="en-US"/>
+                              </w:rPr>
+                              <w:t xml:space="preserve"> = true;</w:t>
                             </w:r>
                           </w:p>
                           <w:p>
                             <w:pPr>
                               <w:pStyle w:val="Sinespaciado"/>
                             </w:pPr>
-                            <w:r>
-                              <w:t xml:space="preserve">const isActive = false; </w:t>
+                            <w:proofErr w:type="spellStart"/>
+                            <w:r>
+                              <w:t>const</w:t>
+                            </w:r>
+                            <w:proofErr w:type="spellEnd"/>
+                            <w:r>
+                              <w:t xml:space="preserve"> </w:t>
+                            </w:r>
+                            <w:proofErr w:type="spellStart"/>
+                            <w:r>
+                              <w:t>isActive</w:t>
+                            </w:r>
+                            <w:proofErr w:type="spellEnd"/>
+                            <w:r>
+                              <w:t xml:space="preserve"> = false; </w:t>
                             </w:r>
                           </w:p>
                           <w:p>
@@ -6770,7 +9597,43 @@
                                 <w:bCs/>
                                 <w:lang w:val="en-US"/>
                               </w:rPr>
-                              <w:t>C. Solución Completa:</w:t>
+                              <w:t xml:space="preserve">C. </w:t>
+                            </w:r>
+                            <w:proofErr w:type="spellStart"/>
+                            <w:r>
+                              <w:rPr>
+                                <w:b/>
+                                <w:bCs/>
+                                <w:lang w:val="en-US"/>
+                              </w:rPr>
+                              <w:t>Solución</w:t>
+                            </w:r>
+                            <w:proofErr w:type="spellEnd"/>
+                            <w:r>
+                              <w:rPr>
+                                <w:b/>
+                                <w:bCs/>
+                                <w:lang w:val="en-US"/>
+                              </w:rPr>
+                              <w:t xml:space="preserve"> </w:t>
+                            </w:r>
+                            <w:proofErr w:type="spellStart"/>
+                            <w:r>
+                              <w:rPr>
+                                <w:b/>
+                                <w:bCs/>
+                                <w:lang w:val="en-US"/>
+                              </w:rPr>
+                              <w:t>Completa</w:t>
+                            </w:r>
+                            <w:proofErr w:type="spellEnd"/>
+                            <w:r>
+                              <w:rPr>
+                                <w:b/>
+                                <w:bCs/>
+                                <w:lang w:val="en-US"/>
+                              </w:rPr>
+                              <w:t>:</w:t>
                             </w:r>
                           </w:p>
                           <w:p>
@@ -6792,7 +9655,21 @@
                               <w:rPr>
                                 <w:lang w:val="en-US"/>
                               </w:rPr>
-                              <w:t>const hasInventory = true;</w:t>
+                              <w:t xml:space="preserve">const </w:t>
+                            </w:r>
+                            <w:proofErr w:type="spellStart"/>
+                            <w:r>
+                              <w:rPr>
+                                <w:lang w:val="en-US"/>
+                              </w:rPr>
+                              <w:t>hasInventory</w:t>
+                            </w:r>
+                            <w:proofErr w:type="spellEnd"/>
+                            <w:r>
+                              <w:rPr>
+                                <w:lang w:val="en-US"/>
+                              </w:rPr>
+                              <w:t xml:space="preserve"> = true;</w:t>
                             </w:r>
                           </w:p>
                           <w:p>
@@ -6806,7 +9683,21 @@
                               <w:rPr>
                                 <w:lang w:val="en-US"/>
                               </w:rPr>
-                              <w:t xml:space="preserve">const isActive = false; </w:t>
+                              <w:t xml:space="preserve">const </w:t>
+                            </w:r>
+                            <w:proofErr w:type="spellStart"/>
+                            <w:r>
+                              <w:rPr>
+                                <w:lang w:val="en-US"/>
+                              </w:rPr>
+                              <w:t>isActive</w:t>
+                            </w:r>
+                            <w:proofErr w:type="spellEnd"/>
+                            <w:r>
+                              <w:rPr>
+                                <w:lang w:val="en-US"/>
+                              </w:rPr>
+                              <w:t xml:space="preserve"> = false; </w:t>
                             </w:r>
                           </w:p>
                           <w:p>
@@ -6828,7 +9719,49 @@
                               <w:rPr>
                                 <w:lang w:val="en-US"/>
                               </w:rPr>
-                              <w:t>const isVisibleInWeb = hasInventory &amp;&amp; isActive;</w:t>
+                              <w:t xml:space="preserve">const </w:t>
+                            </w:r>
+                            <w:proofErr w:type="spellStart"/>
+                            <w:r>
+                              <w:rPr>
+                                <w:lang w:val="en-US"/>
+                              </w:rPr>
+                              <w:t>isVisibleInWeb</w:t>
+                            </w:r>
+                            <w:proofErr w:type="spellEnd"/>
+                            <w:r>
+                              <w:rPr>
+                                <w:lang w:val="en-US"/>
+                              </w:rPr>
+                              <w:t xml:space="preserve"> = </w:t>
+                            </w:r>
+                            <w:proofErr w:type="spellStart"/>
+                            <w:r>
+                              <w:rPr>
+                                <w:lang w:val="en-US"/>
+                              </w:rPr>
+                              <w:t>hasInventory</w:t>
+                            </w:r>
+                            <w:proofErr w:type="spellEnd"/>
+                            <w:r>
+                              <w:rPr>
+                                <w:lang w:val="en-US"/>
+                              </w:rPr>
+                              <w:t xml:space="preserve"> &amp;&amp; </w:t>
+                            </w:r>
+                            <w:proofErr w:type="spellStart"/>
+                            <w:r>
+                              <w:rPr>
+                                <w:lang w:val="en-US"/>
+                              </w:rPr>
+                              <w:t>isActive</w:t>
+                            </w:r>
+                            <w:proofErr w:type="spellEnd"/>
+                            <w:r>
+                              <w:rPr>
+                                <w:lang w:val="en-US"/>
+                              </w:rPr>
+                              <w:t>;</w:t>
                             </w:r>
                           </w:p>
                           <w:p>
@@ -6843,8 +9776,21 @@
                             <w:pPr>
                               <w:pStyle w:val="Sinespaciado"/>
                             </w:pPr>
-                            <w:r>
-                              <w:t>console.log("¿Mostrar en la tienda?: " + isVisibleInWeb); // Imprimirá false</w:t>
+                            <w:proofErr w:type="gramStart"/>
+                            <w:r>
+                              <w:t>console.log(</w:t>
+                            </w:r>
+                            <w:proofErr w:type="gramEnd"/>
+                            <w:r>
+                              <w:t xml:space="preserve">"¿Mostrar en la tienda?: " + </w:t>
+                            </w:r>
+                            <w:proofErr w:type="spellStart"/>
+                            <w:r>
+                              <w:t>isVisibleInWeb</w:t>
+                            </w:r>
+                            <w:proofErr w:type="spellEnd"/>
+                            <w:r>
+                              <w:t>); // Imprimirá false</w:t>
                             </w:r>
                           </w:p>
                         </w:txbxContent>
@@ -6895,7 +9841,23 @@
                         <w:t>A. Instrucciones:</w:t>
                       </w:r>
                       <w:r>
-                        <w:t xml:space="preserve"> Ventas necesita saber si un producto se puede mostrar en la web. Solo se puede mostrar si tiene inventario mayor a cero (hasInventory) Y si el producto está marcado como activo (isActive). Usa operadores lógicos para obtener un booleano true o false.</w:t>
+                        <w:t xml:space="preserve"> Ventas necesita saber si un producto se puede mostrar en la web. Solo se puede mostrar si tiene inventario mayor a cero (</w:t>
+                      </w:r>
+                      <w:proofErr w:type="spellStart"/>
+                      <w:r>
+                        <w:t>hasInventory</w:t>
+                      </w:r>
+                      <w:proofErr w:type="spellEnd"/>
+                      <w:r>
+                        <w:t>) Y si el producto está marcado como activo (</w:t>
+                      </w:r>
+                      <w:proofErr w:type="spellStart"/>
+                      <w:r>
+                        <w:t>isActive</w:t>
+                      </w:r>
+                      <w:proofErr w:type="spellEnd"/>
+                      <w:r>
+                        <w:t>). Usa operadores lógicos para obtener un booleano true o false.</w:t>
                       </w:r>
                     </w:p>
                     <w:p>
@@ -6942,15 +9904,42 @@
                         <w:rPr>
                           <w:lang w:val="en-US"/>
                         </w:rPr>
-                        <w:t>const hasInventory = true;</w:t>
+                        <w:t xml:space="preserve">const </w:t>
+                      </w:r>
+                      <w:proofErr w:type="spellStart"/>
+                      <w:r>
+                        <w:rPr>
+                          <w:lang w:val="en-US"/>
+                        </w:rPr>
+                        <w:t>hasInventory</w:t>
+                      </w:r>
+                      <w:proofErr w:type="spellEnd"/>
+                      <w:r>
+                        <w:rPr>
+                          <w:lang w:val="en-US"/>
+                        </w:rPr>
+                        <w:t xml:space="preserve"> = true;</w:t>
                       </w:r>
                     </w:p>
                     <w:p>
                       <w:pPr>
                         <w:pStyle w:val="Sinespaciado"/>
                       </w:pPr>
-                      <w:r>
-                        <w:t xml:space="preserve">const isActive = false; </w:t>
+                      <w:proofErr w:type="spellStart"/>
+                      <w:r>
+                        <w:t>const</w:t>
+                      </w:r>
+                      <w:proofErr w:type="spellEnd"/>
+                      <w:r>
+                        <w:t xml:space="preserve"> </w:t>
+                      </w:r>
+                      <w:proofErr w:type="spellStart"/>
+                      <w:r>
+                        <w:t>isActive</w:t>
+                      </w:r>
+                      <w:proofErr w:type="spellEnd"/>
+                      <w:r>
+                        <w:t xml:space="preserve"> = false; </w:t>
                       </w:r>
                     </w:p>
                     <w:p>
@@ -6976,7 +9965,43 @@
                           <w:bCs/>
                           <w:lang w:val="en-US"/>
                         </w:rPr>
-                        <w:t>C. Solución Completa:</w:t>
+                        <w:t xml:space="preserve">C. </w:t>
+                      </w:r>
+                      <w:proofErr w:type="spellStart"/>
+                      <w:r>
+                        <w:rPr>
+                          <w:b/>
+                          <w:bCs/>
+                          <w:lang w:val="en-US"/>
+                        </w:rPr>
+                        <w:t>Solución</w:t>
+                      </w:r>
+                      <w:proofErr w:type="spellEnd"/>
+                      <w:r>
+                        <w:rPr>
+                          <w:b/>
+                          <w:bCs/>
+                          <w:lang w:val="en-US"/>
+                        </w:rPr>
+                        <w:t xml:space="preserve"> </w:t>
+                      </w:r>
+                      <w:proofErr w:type="spellStart"/>
+                      <w:r>
+                        <w:rPr>
+                          <w:b/>
+                          <w:bCs/>
+                          <w:lang w:val="en-US"/>
+                        </w:rPr>
+                        <w:t>Completa</w:t>
+                      </w:r>
+                      <w:proofErr w:type="spellEnd"/>
+                      <w:r>
+                        <w:rPr>
+                          <w:b/>
+                          <w:bCs/>
+                          <w:lang w:val="en-US"/>
+                        </w:rPr>
+                        <w:t>:</w:t>
                       </w:r>
                     </w:p>
                     <w:p>
@@ -6998,7 +10023,21 @@
                         <w:rPr>
                           <w:lang w:val="en-US"/>
                         </w:rPr>
-                        <w:t>const hasInventory = true;</w:t>
+                        <w:t xml:space="preserve">const </w:t>
+                      </w:r>
+                      <w:proofErr w:type="spellStart"/>
+                      <w:r>
+                        <w:rPr>
+                          <w:lang w:val="en-US"/>
+                        </w:rPr>
+                        <w:t>hasInventory</w:t>
+                      </w:r>
+                      <w:proofErr w:type="spellEnd"/>
+                      <w:r>
+                        <w:rPr>
+                          <w:lang w:val="en-US"/>
+                        </w:rPr>
+                        <w:t xml:space="preserve"> = true;</w:t>
                       </w:r>
                     </w:p>
                     <w:p>
@@ -7012,7 +10051,21 @@
                         <w:rPr>
                           <w:lang w:val="en-US"/>
                         </w:rPr>
-                        <w:t xml:space="preserve">const isActive = false; </w:t>
+                        <w:t xml:space="preserve">const </w:t>
+                      </w:r>
+                      <w:proofErr w:type="spellStart"/>
+                      <w:r>
+                        <w:rPr>
+                          <w:lang w:val="en-US"/>
+                        </w:rPr>
+                        <w:t>isActive</w:t>
+                      </w:r>
+                      <w:proofErr w:type="spellEnd"/>
+                      <w:r>
+                        <w:rPr>
+                          <w:lang w:val="en-US"/>
+                        </w:rPr>
+                        <w:t xml:space="preserve"> = false; </w:t>
                       </w:r>
                     </w:p>
                     <w:p>
@@ -7034,7 +10087,49 @@
                         <w:rPr>
                           <w:lang w:val="en-US"/>
                         </w:rPr>
-                        <w:t>const isVisibleInWeb = hasInventory &amp;&amp; isActive;</w:t>
+                        <w:t xml:space="preserve">const </w:t>
+                      </w:r>
+                      <w:proofErr w:type="spellStart"/>
+                      <w:r>
+                        <w:rPr>
+                          <w:lang w:val="en-US"/>
+                        </w:rPr>
+                        <w:t>isVisibleInWeb</w:t>
+                      </w:r>
+                      <w:proofErr w:type="spellEnd"/>
+                      <w:r>
+                        <w:rPr>
+                          <w:lang w:val="en-US"/>
+                        </w:rPr>
+                        <w:t xml:space="preserve"> = </w:t>
+                      </w:r>
+                      <w:proofErr w:type="spellStart"/>
+                      <w:r>
+                        <w:rPr>
+                          <w:lang w:val="en-US"/>
+                        </w:rPr>
+                        <w:t>hasInventory</w:t>
+                      </w:r>
+                      <w:proofErr w:type="spellEnd"/>
+                      <w:r>
+                        <w:rPr>
+                          <w:lang w:val="en-US"/>
+                        </w:rPr>
+                        <w:t xml:space="preserve"> &amp;&amp; </w:t>
+                      </w:r>
+                      <w:proofErr w:type="spellStart"/>
+                      <w:r>
+                        <w:rPr>
+                          <w:lang w:val="en-US"/>
+                        </w:rPr>
+                        <w:t>isActive</w:t>
+                      </w:r>
+                      <w:proofErr w:type="spellEnd"/>
+                      <w:r>
+                        <w:rPr>
+                          <w:lang w:val="en-US"/>
+                        </w:rPr>
+                        <w:t>;</w:t>
                       </w:r>
                     </w:p>
                     <w:p>
@@ -7049,8 +10144,21 @@
                       <w:pPr>
                         <w:pStyle w:val="Sinespaciado"/>
                       </w:pPr>
-                      <w:r>
-                        <w:t>console.log("¿Mostrar en la tienda?: " + isVisibleInWeb); // Imprimirá false</w:t>
+                      <w:proofErr w:type="gramStart"/>
+                      <w:r>
+                        <w:t>console.log(</w:t>
+                      </w:r>
+                      <w:proofErr w:type="gramEnd"/>
+                      <w:r>
+                        <w:t xml:space="preserve">"¿Mostrar en la tienda?: " + </w:t>
+                      </w:r>
+                      <w:proofErr w:type="spellStart"/>
+                      <w:r>
+                        <w:t>isVisibleInWeb</w:t>
+                      </w:r>
+                      <w:proofErr w:type="spellEnd"/>
+                      <w:r>
+                        <w:t>); // Imprimirá false</w:t>
                       </w:r>
                     </w:p>
                   </w:txbxContent>
@@ -7198,7 +10306,15 @@
                               </w:numPr>
                             </w:pPr>
                             <w:r>
-                              <w:t>Declare una variable que sume los tres costos para obtener el costoTotalEnvio.</w:t>
+                              <w:t xml:space="preserve">Declare una variable que sume los tres costos para obtener el </w:t>
+                            </w:r>
+                            <w:proofErr w:type="spellStart"/>
+                            <w:r>
+                              <w:t>costoTotalEnvio</w:t>
+                            </w:r>
+                            <w:proofErr w:type="spellEnd"/>
+                            <w:r>
+                              <w:t>.</w:t>
                             </w:r>
                           </w:p>
                           <w:p>
@@ -7209,7 +10325,15 @@
                               </w:numPr>
                             </w:pPr>
                             <w:r>
-                              <w:t>Cree una cadena de texto que diga: "El envío de tu paquete costará: $ [costoTotalEnvio]".</w:t>
+                              <w:t>Cree una cadena de texto que diga: "El envío de tu paquete costará: $ [</w:t>
+                            </w:r>
+                            <w:proofErr w:type="spellStart"/>
+                            <w:r>
+                              <w:t>costoTotalEnvio</w:t>
+                            </w:r>
+                            <w:proofErr w:type="spellEnd"/>
+                            <w:r>
+                              <w:t>]".</w:t>
                             </w:r>
                           </w:p>
                           <w:p>
@@ -7220,7 +10344,23 @@
                               </w:numPr>
                             </w:pPr>
                             <w:r>
-                              <w:t>Utiliza typeof en la consola para demostrar que tu costoTotalEnvio es un número y no se corrompió al hacer los cálculos.</w:t>
+                              <w:t xml:space="preserve">Utiliza </w:t>
+                            </w:r>
+                            <w:proofErr w:type="spellStart"/>
+                            <w:r>
+                              <w:t>typeof</w:t>
+                            </w:r>
+                            <w:proofErr w:type="spellEnd"/>
+                            <w:r>
+                              <w:t xml:space="preserve"> en la consola para demostrar que tu </w:t>
+                            </w:r>
+                            <w:proofErr w:type="spellStart"/>
+                            <w:r>
+                              <w:t>costoTotalEnvio</w:t>
+                            </w:r>
+                            <w:proofErr w:type="spellEnd"/>
+                            <w:r>
+                              <w:t xml:space="preserve"> es un número y no se corrompió al hacer los cálculos.</w:t>
                             </w:r>
                           </w:p>
                           <w:p>
@@ -7248,7 +10388,31 @@
                               </w:numPr>
                             </w:pPr>
                             <w:r>
-                              <w:t>Uso correcto de const (no se deben usar let ni var para este caso estático).</w:t>
+                              <w:t xml:space="preserve">Uso correcto de </w:t>
+                            </w:r>
+                            <w:proofErr w:type="spellStart"/>
+                            <w:r>
+                              <w:t>const</w:t>
+                            </w:r>
+                            <w:proofErr w:type="spellEnd"/>
+                            <w:r>
+                              <w:t xml:space="preserve"> (no se deben usar </w:t>
+                            </w:r>
+                            <w:proofErr w:type="spellStart"/>
+                            <w:r>
+                              <w:t>let</w:t>
+                            </w:r>
+                            <w:proofErr w:type="spellEnd"/>
+                            <w:r>
+                              <w:t xml:space="preserve"> ni </w:t>
+                            </w:r>
+                            <w:proofErr w:type="spellStart"/>
+                            <w:r>
+                              <w:t>var</w:t>
+                            </w:r>
+                            <w:proofErr w:type="spellEnd"/>
+                            <w:r>
+                              <w:t xml:space="preserve"> para este caso estático).</w:t>
                             </w:r>
                           </w:p>
                           <w:p>
@@ -7270,7 +10434,15 @@
                               </w:numPr>
                             </w:pPr>
                             <w:r>
-                              <w:t>Correcta concatenación de Strings con variables Number.</w:t>
+                              <w:t xml:space="preserve">Correcta concatenación de </w:t>
+                            </w:r>
+                            <w:proofErr w:type="spellStart"/>
+                            <w:r>
+                              <w:t>Strings</w:t>
+                            </w:r>
+                            <w:proofErr w:type="spellEnd"/>
+                            <w:r>
+                              <w:t xml:space="preserve"> con variables Number.</w:t>
                             </w:r>
                           </w:p>
                           <w:p>
@@ -7397,7 +10569,15 @@
                         </w:numPr>
                       </w:pPr>
                       <w:r>
-                        <w:t>Declare una variable que sume los tres costos para obtener el costoTotalEnvio.</w:t>
+                        <w:t xml:space="preserve">Declare una variable que sume los tres costos para obtener el </w:t>
+                      </w:r>
+                      <w:proofErr w:type="spellStart"/>
+                      <w:r>
+                        <w:t>costoTotalEnvio</w:t>
+                      </w:r>
+                      <w:proofErr w:type="spellEnd"/>
+                      <w:r>
+                        <w:t>.</w:t>
                       </w:r>
                     </w:p>
                     <w:p>
@@ -7408,7 +10588,15 @@
                         </w:numPr>
                       </w:pPr>
                       <w:r>
-                        <w:t>Cree una cadena de texto que diga: "El envío de tu paquete costará: $ [costoTotalEnvio]".</w:t>
+                        <w:t>Cree una cadena de texto que diga: "El envío de tu paquete costará: $ [</w:t>
+                      </w:r>
+                      <w:proofErr w:type="spellStart"/>
+                      <w:r>
+                        <w:t>costoTotalEnvio</w:t>
+                      </w:r>
+                      <w:proofErr w:type="spellEnd"/>
+                      <w:r>
+                        <w:t>]".</w:t>
                       </w:r>
                     </w:p>
                     <w:p>
@@ -7419,7 +10607,23 @@
                         </w:numPr>
                       </w:pPr>
                       <w:r>
-                        <w:t>Utiliza typeof en la consola para demostrar que tu costoTotalEnvio es un número y no se corrompió al hacer los cálculos.</w:t>
+                        <w:t xml:space="preserve">Utiliza </w:t>
+                      </w:r>
+                      <w:proofErr w:type="spellStart"/>
+                      <w:r>
+                        <w:t>typeof</w:t>
+                      </w:r>
+                      <w:proofErr w:type="spellEnd"/>
+                      <w:r>
+                        <w:t xml:space="preserve"> en la consola para demostrar que tu </w:t>
+                      </w:r>
+                      <w:proofErr w:type="spellStart"/>
+                      <w:r>
+                        <w:t>costoTotalEnvio</w:t>
+                      </w:r>
+                      <w:proofErr w:type="spellEnd"/>
+                      <w:r>
+                        <w:t xml:space="preserve"> es un número y no se corrompió al hacer los cálculos.</w:t>
                       </w:r>
                     </w:p>
                     <w:p>
@@ -7447,7 +10651,31 @@
                         </w:numPr>
                       </w:pPr>
                       <w:r>
-                        <w:t>Uso correcto de const (no se deben usar let ni var para este caso estático).</w:t>
+                        <w:t xml:space="preserve">Uso correcto de </w:t>
+                      </w:r>
+                      <w:proofErr w:type="spellStart"/>
+                      <w:r>
+                        <w:t>const</w:t>
+                      </w:r>
+                      <w:proofErr w:type="spellEnd"/>
+                      <w:r>
+                        <w:t xml:space="preserve"> (no se deben usar </w:t>
+                      </w:r>
+                      <w:proofErr w:type="spellStart"/>
+                      <w:r>
+                        <w:t>let</w:t>
+                      </w:r>
+                      <w:proofErr w:type="spellEnd"/>
+                      <w:r>
+                        <w:t xml:space="preserve"> ni </w:t>
+                      </w:r>
+                      <w:proofErr w:type="spellStart"/>
+                      <w:r>
+                        <w:t>var</w:t>
+                      </w:r>
+                      <w:proofErr w:type="spellEnd"/>
+                      <w:r>
+                        <w:t xml:space="preserve"> para este caso estático).</w:t>
                       </w:r>
                     </w:p>
                     <w:p>
@@ -7469,7 +10697,15 @@
                         </w:numPr>
                       </w:pPr>
                       <w:r>
-                        <w:t>Correcta concatenación de Strings con variables Number.</w:t>
+                        <w:t xml:space="preserve">Correcta concatenación de </w:t>
+                      </w:r>
+                      <w:proofErr w:type="spellStart"/>
+                      <w:r>
+                        <w:t>Strings</w:t>
+                      </w:r>
+                      <w:proofErr w:type="spellEnd"/>
+                      <w:r>
+                        <w:t xml:space="preserve"> con variables Number.</w:t>
                       </w:r>
                     </w:p>
                     <w:p>
@@ -7563,97 +10799,200 @@
                           </w:p>
                           <w:p/>
                           <w:p>
+                            <w:proofErr w:type="spellStart"/>
                             <w:r>
                               <w:rPr>
                                 <w:b/>
                                 <w:bCs/>
                               </w:rPr>
-                              <w:t>Type Coercion (Coerción de Tipos):</w:t>
-                            </w:r>
-                            <w:r>
-                              <w:t xml:space="preserve"> Este es el concepto "oculto" más importante. JavaScript es un lenguaje de "tipado débil", lo que significa que intenta "ayudarte" convirtiendo tipos automáticamente. A veces es útil, pero a menudo es confuso.</w:t>
-                            </w:r>
-                          </w:p>
-                          <w:p>
-                            <w:pPr>
-                              <w:ind w:left="720"/>
-                            </w:pPr>
-                            <w:r>
-                              <w:t>'5' - 1 da 4 (JavaScript convierte el string '5' a un Number).</w:t>
-                            </w:r>
-                          </w:p>
-                          <w:p>
-                            <w:pPr>
-                              <w:ind w:left="720"/>
-                            </w:pPr>
-                            <w:r>
-                              <w:t>'5' + 1 da '51' (El operador + prefiere la concatenación de strings).</w:t>
-                            </w:r>
-                          </w:p>
-                          <w:p>
-                            <w:pPr>
-                              <w:ind w:left="720"/>
-                            </w:pPr>
-                            <w:r>
-                              <w:t>'5' * '2' da 10 (Convierte ambos a Number).</w:t>
-                            </w:r>
-                          </w:p>
-                          <w:p>
-                            <w:pPr>
-                              <w:ind w:left="720"/>
-                            </w:pPr>
-                            <w:r>
-                              <w:t xml:space="preserve">Este comportamiento es la razón por la que </w:t>
-                            </w:r>
+                              <w:t>Type</w:t>
+                            </w:r>
+                            <w:proofErr w:type="spellEnd"/>
                             <w:r>
                               <w:rPr>
                                 <w:b/>
                                 <w:bCs/>
                               </w:rPr>
-                              <w:t>siempre usamos ===</w:t>
-                            </w:r>
-                            <w:r>
-                              <w:t xml:space="preserve"> y evitamos ==, para no ser víctimas de la coerción.</w:t>
-                            </w:r>
-                          </w:p>
-                          <w:p/>
-                          <w:p>
+                              <w:t xml:space="preserve"> </w:t>
+                            </w:r>
+                            <w:proofErr w:type="spellStart"/>
                             <w:r>
                               <w:rPr>
                                 <w:b/>
                                 <w:bCs/>
                               </w:rPr>
-                              <w:t>Precedencia de Operadores:</w:t>
-                            </w:r>
-                            <w:r>
-                              <w:t xml:space="preserve"> Al igual que en matemáticas (PEMDAS), JavaScript tiene un orden estricto de operaciones. * y / se ejecutan antes que + y -. Los operadores lógicos también tienen un orden(! primero, luego &amp;&amp;, luego ||). Cuando tengas dudas, </w:t>
-                            </w:r>
+                              <w:t>Coercion</w:t>
+                            </w:r>
+                            <w:proofErr w:type="spellEnd"/>
                             <w:r>
                               <w:rPr>
                                 <w:b/>
                                 <w:bCs/>
                               </w:rPr>
-                              <w:t>usa paréntesis ()</w:t>
-                            </w:r>
-                            <w:r>
-                              <w:t xml:space="preserve"> para forzar el orden que deseas. El código claro siempre es mejor que el código "inteligente".</w:t>
-                            </w:r>
-                          </w:p>
-                          <w:p>
-                            <w:pPr>
-                              <w:pStyle w:val="Sinespaciado"/>
-                            </w:pPr>
-                          </w:p>
-                          <w:p>
+                              <w:t xml:space="preserve"> (Coerción de Tipos):</w:t>
+                            </w:r>
+                            <w:r>
+                              <w:t xml:space="preserve"> Este es el concepto "oculto" más importante. JavaScript es un lenguaje de "tipado débil", lo que significa que intenta "ayudarte" convirtiendo tipos automáticamente. A veces es útil, pero a menudo es confuso.</w:t>
+                            </w:r>
+                          </w:p>
+                          <w:p>
+                            <w:pPr>
+                              <w:ind w:left="720"/>
+                            </w:pPr>
+                            <w:r>
+                              <w:t xml:space="preserve">'5' - 1 da 4 (JavaScript convierte el </w:t>
+                            </w:r>
+                            <w:proofErr w:type="spellStart"/>
+                            <w:r>
+                              <w:t>string</w:t>
+                            </w:r>
+                            <w:proofErr w:type="spellEnd"/>
+                            <w:r>
+                              <w:t xml:space="preserve"> '5' a un Number).</w:t>
+                            </w:r>
+                          </w:p>
+                          <w:p>
+                            <w:pPr>
+                              <w:ind w:left="720"/>
+                            </w:pPr>
+                            <w:r>
+                              <w:t xml:space="preserve">'5' + 1 da '51' (El operador + prefiere la concatenación de </w:t>
+                            </w:r>
+                            <w:proofErr w:type="spellStart"/>
+                            <w:r>
+                              <w:t>strings</w:t>
+                            </w:r>
+                            <w:proofErr w:type="spellEnd"/>
+                            <w:r>
+                              <w:t>).</w:t>
+                            </w:r>
+                          </w:p>
+                          <w:p>
+                            <w:pPr>
+                              <w:ind w:left="720"/>
+                            </w:pPr>
+                            <w:r>
+                              <w:t>'5' * '2' da 10 (Convierte ambos a Number).</w:t>
+                            </w:r>
+                          </w:p>
+                          <w:p>
+                            <w:pPr>
+                              <w:ind w:left="720"/>
+                            </w:pPr>
+                            <w:r>
+                              <w:t xml:space="preserve">Este comportamiento es la razón por la que </w:t>
+                            </w:r>
                             <w:r>
                               <w:rPr>
                                 <w:b/>
                                 <w:bCs/>
                               </w:rPr>
-                              <w:t>Strict Mode ("use strict";):</w:t>
-                            </w:r>
-                            <w:r>
-                              <w:t xml:space="preserve"> Al inicio de sus archivos JavaScript, es una excelente práctica colocar el texto "use strict";. Esto fuerza al motor de JavaScript a ser mucho más severo con los errores silenciosos (por ejemplo, prohibirá usar una variable que no haya sido declarada previamente con let o const).</w:t>
+                              <w:t>siempre usamos ===</w:t>
+                            </w:r>
+                            <w:r>
+                              <w:t xml:space="preserve"> y evitamos ==, para no ser víctimas de la coerción.</w:t>
+                            </w:r>
+                          </w:p>
+                          <w:p/>
+                          <w:p>
+                            <w:r>
+                              <w:rPr>
+                                <w:b/>
+                                <w:bCs/>
+                              </w:rPr>
+                              <w:t>Precedencia de Operadores:</w:t>
+                            </w:r>
+                            <w:r>
+                              <w:t xml:space="preserve"> Al igual que en matemáticas (PEMDAS), JavaScript tiene un orden estricto de operaciones. * y / se ejecutan antes que + y -. Los operadores lógicos también tienen un </w:t>
+                            </w:r>
+                            <w:proofErr w:type="gramStart"/>
+                            <w:r>
+                              <w:t>orden(</w:t>
+                            </w:r>
+                            <w:proofErr w:type="gramEnd"/>
+                            <w:r>
+                              <w:t xml:space="preserve">! primero, luego &amp;&amp;, luego ||). Cuando tengas dudas, </w:t>
+                            </w:r>
+                            <w:r>
+                              <w:rPr>
+                                <w:b/>
+                                <w:bCs/>
+                              </w:rPr>
+                              <w:t>usa paréntesis ()</w:t>
+                            </w:r>
+                            <w:r>
+                              <w:t xml:space="preserve"> para forzar el orden que deseas. El código claro siempre es mejor que el código "inteligente".</w:t>
+                            </w:r>
+                          </w:p>
+                          <w:p>
+                            <w:pPr>
+                              <w:pStyle w:val="Sinespaciado"/>
+                            </w:pPr>
+                          </w:p>
+                          <w:p>
+                            <w:proofErr w:type="spellStart"/>
+                            <w:r>
+                              <w:rPr>
+                                <w:b/>
+                                <w:bCs/>
+                              </w:rPr>
+                              <w:t>Strict</w:t>
+                            </w:r>
+                            <w:proofErr w:type="spellEnd"/>
+                            <w:r>
+                              <w:rPr>
+                                <w:b/>
+                                <w:bCs/>
+                              </w:rPr>
+                              <w:t xml:space="preserve"> Mode ("use </w:t>
+                            </w:r>
+                            <w:proofErr w:type="spellStart"/>
+                            <w:r>
+                              <w:rPr>
+                                <w:b/>
+                                <w:bCs/>
+                              </w:rPr>
+                              <w:t>strict</w:t>
+                            </w:r>
+                            <w:proofErr w:type="spellEnd"/>
+                            <w:r>
+                              <w:rPr>
+                                <w:b/>
+                                <w:bCs/>
+                              </w:rPr>
+                              <w:t>";):</w:t>
+                            </w:r>
+                            <w:r>
+                              <w:t xml:space="preserve"> Al inicio de sus archivos JavaScript, es una excelente práctica colocar el texto "use </w:t>
+                            </w:r>
+                            <w:proofErr w:type="spellStart"/>
+                            <w:r>
+                              <w:t>strict</w:t>
+                            </w:r>
+                            <w:proofErr w:type="spellEnd"/>
+                            <w:proofErr w:type="gramStart"/>
+                            <w:r>
+                              <w:t>";.</w:t>
+                            </w:r>
+                            <w:proofErr w:type="gramEnd"/>
+                            <w:r>
+                              <w:t xml:space="preserve"> Esto fuerza al motor de JavaScript a ser mucho más severo con los errores silenciosos (por ejemplo, prohibirá usar una variable que no haya sido declarada previamente con </w:t>
+                            </w:r>
+                            <w:proofErr w:type="spellStart"/>
+                            <w:r>
+                              <w:t>let</w:t>
+                            </w:r>
+                            <w:proofErr w:type="spellEnd"/>
+                            <w:r>
+                              <w:t xml:space="preserve"> o </w:t>
+                            </w:r>
+                            <w:proofErr w:type="spellStart"/>
+                            <w:r>
+                              <w:t>const</w:t>
+                            </w:r>
+                            <w:proofErr w:type="spellEnd"/>
+                            <w:r>
+                              <w:t>).</w:t>
                             </w:r>
                           </w:p>
                           <w:p/>
@@ -7689,97 +11028,200 @@
                     </w:p>
                     <w:p/>
                     <w:p>
+                      <w:proofErr w:type="spellStart"/>
                       <w:r>
                         <w:rPr>
                           <w:b/>
                           <w:bCs/>
                         </w:rPr>
-                        <w:t>Type Coercion (Coerción de Tipos):</w:t>
-                      </w:r>
-                      <w:r>
-                        <w:t xml:space="preserve"> Este es el concepto "oculto" más importante. JavaScript es un lenguaje de "tipado débil", lo que significa que intenta "ayudarte" convirtiendo tipos automáticamente. A veces es útil, pero a menudo es confuso.</w:t>
-                      </w:r>
-                    </w:p>
-                    <w:p>
-                      <w:pPr>
-                        <w:ind w:left="720"/>
-                      </w:pPr>
-                      <w:r>
-                        <w:t>'5' - 1 da 4 (JavaScript convierte el string '5' a un Number).</w:t>
-                      </w:r>
-                    </w:p>
-                    <w:p>
-                      <w:pPr>
-                        <w:ind w:left="720"/>
-                      </w:pPr>
-                      <w:r>
-                        <w:t>'5' + 1 da '51' (El operador + prefiere la concatenación de strings).</w:t>
-                      </w:r>
-                    </w:p>
-                    <w:p>
-                      <w:pPr>
-                        <w:ind w:left="720"/>
-                      </w:pPr>
-                      <w:r>
-                        <w:t>'5' * '2' da 10 (Convierte ambos a Number).</w:t>
-                      </w:r>
-                    </w:p>
-                    <w:p>
-                      <w:pPr>
-                        <w:ind w:left="720"/>
-                      </w:pPr>
-                      <w:r>
-                        <w:t xml:space="preserve">Este comportamiento es la razón por la que </w:t>
-                      </w:r>
+                        <w:t>Type</w:t>
+                      </w:r>
+                      <w:proofErr w:type="spellEnd"/>
                       <w:r>
                         <w:rPr>
                           <w:b/>
                           <w:bCs/>
                         </w:rPr>
-                        <w:t>siempre usamos ===</w:t>
-                      </w:r>
-                      <w:r>
-                        <w:t xml:space="preserve"> y evitamos ==, para no ser víctimas de la coerción.</w:t>
-                      </w:r>
-                    </w:p>
-                    <w:p/>
-                    <w:p>
+                        <w:t xml:space="preserve"> </w:t>
+                      </w:r>
+                      <w:proofErr w:type="spellStart"/>
                       <w:r>
                         <w:rPr>
                           <w:b/>
                           <w:bCs/>
                         </w:rPr>
-                        <w:t>Precedencia de Operadores:</w:t>
-                      </w:r>
-                      <w:r>
-                        <w:t xml:space="preserve"> Al igual que en matemáticas (PEMDAS), JavaScript tiene un orden estricto de operaciones. * y / se ejecutan antes que + y -. Los operadores lógicos también tienen un orden(! primero, luego &amp;&amp;, luego ||). Cuando tengas dudas, </w:t>
-                      </w:r>
+                        <w:t>Coercion</w:t>
+                      </w:r>
+                      <w:proofErr w:type="spellEnd"/>
                       <w:r>
                         <w:rPr>
                           <w:b/>
                           <w:bCs/>
                         </w:rPr>
-                        <w:t>usa paréntesis ()</w:t>
-                      </w:r>
-                      <w:r>
-                        <w:t xml:space="preserve"> para forzar el orden que deseas. El código claro siempre es mejor que el código "inteligente".</w:t>
-                      </w:r>
-                    </w:p>
-                    <w:p>
-                      <w:pPr>
-                        <w:pStyle w:val="Sinespaciado"/>
-                      </w:pPr>
-                    </w:p>
-                    <w:p>
+                        <w:t xml:space="preserve"> (Coerción de Tipos):</w:t>
+                      </w:r>
+                      <w:r>
+                        <w:t xml:space="preserve"> Este es el concepto "oculto" más importante. JavaScript es un lenguaje de "tipado débil", lo que significa que intenta "ayudarte" convirtiendo tipos automáticamente. A veces es útil, pero a menudo es confuso.</w:t>
+                      </w:r>
+                    </w:p>
+                    <w:p>
+                      <w:pPr>
+                        <w:ind w:left="720"/>
+                      </w:pPr>
+                      <w:r>
+                        <w:t xml:space="preserve">'5' - 1 da 4 (JavaScript convierte el </w:t>
+                      </w:r>
+                      <w:proofErr w:type="spellStart"/>
+                      <w:r>
+                        <w:t>string</w:t>
+                      </w:r>
+                      <w:proofErr w:type="spellEnd"/>
+                      <w:r>
+                        <w:t xml:space="preserve"> '5' a un Number).</w:t>
+                      </w:r>
+                    </w:p>
+                    <w:p>
+                      <w:pPr>
+                        <w:ind w:left="720"/>
+                      </w:pPr>
+                      <w:r>
+                        <w:t xml:space="preserve">'5' + 1 da '51' (El operador + prefiere la concatenación de </w:t>
+                      </w:r>
+                      <w:proofErr w:type="spellStart"/>
+                      <w:r>
+                        <w:t>strings</w:t>
+                      </w:r>
+                      <w:proofErr w:type="spellEnd"/>
+                      <w:r>
+                        <w:t>).</w:t>
+                      </w:r>
+                    </w:p>
+                    <w:p>
+                      <w:pPr>
+                        <w:ind w:left="720"/>
+                      </w:pPr>
+                      <w:r>
+                        <w:t>'5' * '2' da 10 (Convierte ambos a Number).</w:t>
+                      </w:r>
+                    </w:p>
+                    <w:p>
+                      <w:pPr>
+                        <w:ind w:left="720"/>
+                      </w:pPr>
+                      <w:r>
+                        <w:t xml:space="preserve">Este comportamiento es la razón por la que </w:t>
+                      </w:r>
                       <w:r>
                         <w:rPr>
                           <w:b/>
                           <w:bCs/>
                         </w:rPr>
-                        <w:t>Strict Mode ("use strict";):</w:t>
-                      </w:r>
-                      <w:r>
-                        <w:t xml:space="preserve"> Al inicio de sus archivos JavaScript, es una excelente práctica colocar el texto "use strict";. Esto fuerza al motor de JavaScript a ser mucho más severo con los errores silenciosos (por ejemplo, prohibirá usar una variable que no haya sido declarada previamente con let o const).</w:t>
+                        <w:t>siempre usamos ===</w:t>
+                      </w:r>
+                      <w:r>
+                        <w:t xml:space="preserve"> y evitamos ==, para no ser víctimas de la coerción.</w:t>
+                      </w:r>
+                    </w:p>
+                    <w:p/>
+                    <w:p>
+                      <w:r>
+                        <w:rPr>
+                          <w:b/>
+                          <w:bCs/>
+                        </w:rPr>
+                        <w:t>Precedencia de Operadores:</w:t>
+                      </w:r>
+                      <w:r>
+                        <w:t xml:space="preserve"> Al igual que en matemáticas (PEMDAS), JavaScript tiene un orden estricto de operaciones. * y / se ejecutan antes que + y -. Los operadores lógicos también tienen un </w:t>
+                      </w:r>
+                      <w:proofErr w:type="gramStart"/>
+                      <w:r>
+                        <w:t>orden(</w:t>
+                      </w:r>
+                      <w:proofErr w:type="gramEnd"/>
+                      <w:r>
+                        <w:t xml:space="preserve">! primero, luego &amp;&amp;, luego ||). Cuando tengas dudas, </w:t>
+                      </w:r>
+                      <w:r>
+                        <w:rPr>
+                          <w:b/>
+                          <w:bCs/>
+                        </w:rPr>
+                        <w:t>usa paréntesis ()</w:t>
+                      </w:r>
+                      <w:r>
+                        <w:t xml:space="preserve"> para forzar el orden que deseas. El código claro siempre es mejor que el código "inteligente".</w:t>
+                      </w:r>
+                    </w:p>
+                    <w:p>
+                      <w:pPr>
+                        <w:pStyle w:val="Sinespaciado"/>
+                      </w:pPr>
+                    </w:p>
+                    <w:p>
+                      <w:proofErr w:type="spellStart"/>
+                      <w:r>
+                        <w:rPr>
+                          <w:b/>
+                          <w:bCs/>
+                        </w:rPr>
+                        <w:t>Strict</w:t>
+                      </w:r>
+                      <w:proofErr w:type="spellEnd"/>
+                      <w:r>
+                        <w:rPr>
+                          <w:b/>
+                          <w:bCs/>
+                        </w:rPr>
+                        <w:t xml:space="preserve"> Mode ("use </w:t>
+                      </w:r>
+                      <w:proofErr w:type="spellStart"/>
+                      <w:r>
+                        <w:rPr>
+                          <w:b/>
+                          <w:bCs/>
+                        </w:rPr>
+                        <w:t>strict</w:t>
+                      </w:r>
+                      <w:proofErr w:type="spellEnd"/>
+                      <w:r>
+                        <w:rPr>
+                          <w:b/>
+                          <w:bCs/>
+                        </w:rPr>
+                        <w:t>";):</w:t>
+                      </w:r>
+                      <w:r>
+                        <w:t xml:space="preserve"> Al inicio de sus archivos JavaScript, es una excelente práctica colocar el texto "use </w:t>
+                      </w:r>
+                      <w:proofErr w:type="spellStart"/>
+                      <w:r>
+                        <w:t>strict</w:t>
+                      </w:r>
+                      <w:proofErr w:type="spellEnd"/>
+                      <w:proofErr w:type="gramStart"/>
+                      <w:r>
+                        <w:t>";.</w:t>
+                      </w:r>
+                      <w:proofErr w:type="gramEnd"/>
+                      <w:r>
+                        <w:t xml:space="preserve"> Esto fuerza al motor de JavaScript a ser mucho más severo con los errores silenciosos (por ejemplo, prohibirá usar una variable que no haya sido declarada previamente con </w:t>
+                      </w:r>
+                      <w:proofErr w:type="spellStart"/>
+                      <w:r>
+                        <w:t>let</w:t>
+                      </w:r>
+                      <w:proofErr w:type="spellEnd"/>
+                      <w:r>
+                        <w:t xml:space="preserve"> o </w:t>
+                      </w:r>
+                      <w:proofErr w:type="spellStart"/>
+                      <w:r>
+                        <w:t>const</w:t>
+                      </w:r>
+                      <w:proofErr w:type="spellEnd"/>
+                      <w:r>
+                        <w:t>).</w:t>
                       </w:r>
                     </w:p>
                     <w:p/>
@@ -11998,7 +15440,6 @@
   <w:style w:type="character" w:default="1" w:styleId="Fuentedeprrafopredeter">
     <w:name w:val="Default Paragraph Font"/>
     <w:uiPriority w:val="1"/>
-    <w:semiHidden/>
     <w:unhideWhenUsed/>
   </w:style>
   <w:style w:type="table" w:default="1" w:styleId="Tablanormal">
